--- a/arb/docx/017.content.docx
+++ b/arb/docx/017.content.docx
@@ -50,7 +50,7 @@
         <w:rPr>
           <w:lang w:val="ar_AE" w:bidi="ar_AE"/>
         </w:rPr>
-        <w:t xml:space="preserve"> © 2023 SRV Partners Released under CC BY-SA 4.0 license. </w:t>
+        <w:t xml:space="preserve"> © 2025 Word Collective Released under CC BY-SA 4.0 license. </w:t>
       </w:r>
       <w:r>
         <w:rPr>
@@ -74,7 +74,7 @@
         <w:rPr>
           <w:lang w:val="ar_AE" w:bidi="ar_AE"/>
         </w:rPr>
-        <w:t xml:space="preserve"> © 2023 SRV Partners. Released under CC BY-SA 4.0 license by Mission Mutual</w:t>
+        <w:t xml:space="preserve"> © 2025 Word Collective. Released under CC BY-SA 4.0 license by Mission Mutual</w:t>
       </w:r>
       <w:r>
         <w:rPr>

--- a/arb/docx/017.content.docx
+++ b/arb/docx/017.content.docx
@@ -9,6 +9,8 @@
       </w:pPr>
       <w:r>
         <w:rPr>
+          <w:rtl/>
+          <w:cs/>
           <w:lang w:val="ar_AE" w:bidi="ar_AE"/>
         </w:rPr>
       </w:r>
@@ -20,69 +22,91 @@
       </w:pPr>
       <w:r>
         <w:rPr>
+          <w:rtl/>
+          <w:cs/>
           <w:lang w:val="ar_AE" w:bidi="ar_AE"/>
         </w:rPr>
         <w:t>Resource: Familiarization, Internalization, Articulation (Fia) Terms</w:t>
       </w:r>
       <w:r>
         <w:rPr>
-          <w:lang w:val="ar_AE" w:bidi="ar_AE"/>
-        </w:rPr>
-      </w:r>
-    </w:p>
-    <w:p>
-      <w:pPr>
-        <w:bidi/>
-      </w:pPr>
-      <w:r>
-        <w:rPr>
+          <w:rtl/>
+          <w:cs/>
+          <w:lang w:val="ar_AE" w:bidi="ar_AE"/>
+        </w:rPr>
+      </w:r>
+    </w:p>
+    <w:p>
+      <w:pPr>
+        <w:bidi/>
+      </w:pPr>
+      <w:r>
+        <w:rPr>
+          <w:rtl/>
+          <w:cs/>
           <w:lang w:val="ar_AE" w:bidi="ar_AE"/>
         </w:rPr>
       </w:r>
       <w:r>
         <w:rPr>
           <w:b/>
+          <w:rtl/>
+          <w:cs/>
           <w:lang w:val="ar_AE" w:bidi="ar_AE"/>
         </w:rPr>
         <w:t>Familiarization, Internalization, Articulation (FIA) Key Terms</w:t>
       </w:r>
       <w:r>
         <w:rPr>
+          <w:rtl/>
+          <w:cs/>
           <w:lang w:val="ar_AE" w:bidi="ar_AE"/>
         </w:rPr>
         <w:t xml:space="preserve"> © 2025 Word Collective Released under CC BY-SA 4.0 license. </w:t>
       </w:r>
       <w:r>
         <w:rPr>
+          <w:rtl/>
+          <w:cs/>
           <w:lang w:val="ar_AE" w:bidi="ar_AE"/>
         </w:rPr>
         <w:t>Familiarization, Internalization, Articulation (FIA) Key Terms</w:t>
       </w:r>
       <w:r>
         <w:rPr>
+          <w:rtl/>
+          <w:cs/>
           <w:lang w:val="ar_AE" w:bidi="ar_AE"/>
         </w:rPr>
         <w:t xml:space="preserve"> has been adapted in the following languages Tok Pisin, عربي, Français, हिंदी, Bahasa Indonesia, Português, Русский, Español, Kiswahili, 简体中文 from </w:t>
       </w:r>
       <w:r>
         <w:rPr>
+          <w:rtl/>
+          <w:cs/>
           <w:lang w:val="ar_AE" w:bidi="ar_AE"/>
         </w:rPr>
         <w:t>Familiarization, Internalization, Articulation (FIA)</w:t>
       </w:r>
       <w:r>
         <w:rPr>
+          <w:rtl/>
+          <w:cs/>
           <w:lang w:val="ar_AE" w:bidi="ar_AE"/>
         </w:rPr>
         <w:t xml:space="preserve"> © 2025 Word Collective. Released under CC BY-SA 4.0 license by Mission Mutual</w:t>
       </w:r>
       <w:r>
         <w:rPr>
-          <w:lang w:val="ar_AE" w:bidi="ar_AE"/>
-        </w:rPr>
-      </w:r>
-      <w:r>
-        <w:rPr>
+          <w:rtl/>
+          <w:cs/>
+          <w:lang w:val="ar_AE" w:bidi="ar_AE"/>
+        </w:rPr>
+      </w:r>
+      <w:r>
+        <w:rPr>
+          <w:rtl/>
+          <w:cs/>
           <w:lang w:val="ar_AE" w:bidi="ar_AE"/>
         </w:rPr>
       </w:r>
@@ -94,6 +118,8 @@
       </w:pPr>
       <w:r>
         <w:rPr>
+          <w:rtl/>
+          <w:cs/>
           <w:lang w:val="ar_AE" w:bidi="ar_AE"/>
         </w:rPr>
         <w:t>Familiarization, Internalization, Articulation (Fia) Terms</w:t>
@@ -123,6 +149,8 @@
       </w:pPr>
       <w:r>
         <w:rPr>
+          <w:rtl/>
+          <w:cs/>
           <w:lang w:val="ar_AE" w:bidi="ar_AE"/>
         </w:rPr>
       </w:r>
@@ -134,38 +162,50 @@
       </w:pPr>
       <w:r>
         <w:rPr>
+          <w:rtl/>
+          <w:cs/>
           <w:lang w:val="ar_AE" w:bidi="ar_AE"/>
         </w:rPr>
         <w:t>م</w:t>
       </w:r>
       <w:r>
         <w:rPr>
-          <w:lang w:val="ar_AE" w:bidi="ar_AE"/>
-        </w:rPr>
-      </w:r>
-    </w:p>
-    <w:p>
-      <w:pPr>
-        <w:bidi/>
-      </w:pPr>
-      <w:r>
-        <w:rPr>
-          <w:lang w:val="ar_AE" w:bidi="ar_AE"/>
-        </w:rPr>
-      </w:r>
-      <w:r>
-        <w:rPr>
+          <w:rtl/>
+          <w:cs/>
+          <w:lang w:val="ar_AE" w:bidi="ar_AE"/>
+        </w:rPr>
+      </w:r>
+    </w:p>
+    <w:p>
+      <w:pPr>
+        <w:bidi/>
+      </w:pPr>
+      <w:r>
+        <w:rPr>
+          <w:rtl/>
+          <w:cs/>
+          <w:lang w:val="ar_AE" w:bidi="ar_AE"/>
+        </w:rPr>
+      </w:r>
+      <w:r>
+        <w:rPr>
+          <w:rtl/>
+          <w:cs/>
           <w:lang w:val="ar_AE" w:bidi="ar_AE"/>
         </w:rPr>
         <w:t xml:space="preserve"> </w:t>
       </w:r>
       <w:r>
         <w:rPr>
-          <w:lang w:val="ar_AE" w:bidi="ar_AE"/>
-        </w:rPr>
-      </w:r>
-      <w:r>
-        <w:rPr>
+          <w:rtl/>
+          <w:cs/>
+          <w:lang w:val="ar_AE" w:bidi="ar_AE"/>
+        </w:rPr>
+      </w:r>
+      <w:r>
+        <w:rPr>
+          <w:rtl/>
+          <w:cs/>
           <w:lang w:val="ar_AE" w:bidi="ar_AE"/>
         </w:rPr>
       </w:r>
@@ -191,6 +231,8 @@
       </w:pPr>
       <w:r>
         <w:rPr>
+          <w:rtl/>
+          <w:cs/>
           <w:lang w:val="ar_AE" w:bidi="ar_AE"/>
         </w:rPr>
       </w:r>
@@ -202,34 +244,44 @@
       </w:pPr>
       <w:r>
         <w:rPr>
+          <w:rtl/>
+          <w:cs/>
           <w:lang w:val="ar_AE" w:bidi="ar_AE"/>
         </w:rPr>
         <w:t>المجمع اليهوديّ</w:t>
       </w:r>
       <w:r>
         <w:rPr>
-          <w:lang w:val="ar_AE" w:bidi="ar_AE"/>
-        </w:rPr>
-      </w:r>
-    </w:p>
-    <w:p>
-      <w:pPr>
-        <w:bidi/>
-      </w:pPr>
-      <w:r>
-        <w:rPr>
+          <w:rtl/>
+          <w:cs/>
+          <w:lang w:val="ar_AE" w:bidi="ar_AE"/>
+        </w:rPr>
+      </w:r>
+    </w:p>
+    <w:p>
+      <w:pPr>
+        <w:bidi/>
+      </w:pPr>
+      <w:r>
+        <w:rPr>
+          <w:rtl/>
+          <w:cs/>
           <w:lang w:val="ar_AE" w:bidi="ar_AE"/>
         </w:rPr>
       </w:r>
       <w:r>
         <w:rPr>
           <w:b/>
+          <w:rtl/>
+          <w:cs/>
           <w:lang w:val="ar_AE" w:bidi="ar_AE"/>
         </w:rPr>
         <w:t>المجمع</w:t>
       </w:r>
       <w:r>
         <w:rPr>
+          <w:rtl/>
+          <w:cs/>
           <w:lang w:val="ar_AE" w:bidi="ar_AE"/>
         </w:rPr>
         <w:t xml:space="preserve"> هو مكان يجتمع فيه </w:t>
@@ -237,12 +289,16 @@
       <w:r>
         <w:rPr>
           <w:b/>
+          <w:rtl/>
+          <w:cs/>
           <w:lang w:val="ar_AE" w:bidi="ar_AE"/>
         </w:rPr>
         <w:t>اليهود</w:t>
       </w:r>
       <w:r>
         <w:rPr>
+          <w:rtl/>
+          <w:cs/>
           <w:lang w:val="ar_AE" w:bidi="ar_AE"/>
         </w:rPr>
         <w:t xml:space="preserve"> </w:t>
@@ -250,12 +306,16 @@
       <w:r>
         <w:rPr>
           <w:b/>
+          <w:rtl/>
+          <w:cs/>
           <w:lang w:val="ar_AE" w:bidi="ar_AE"/>
         </w:rPr>
         <w:t>للصلاة</w:t>
       </w:r>
       <w:r>
         <w:rPr>
+          <w:rtl/>
+          <w:cs/>
           <w:lang w:val="ar_AE" w:bidi="ar_AE"/>
         </w:rPr>
         <w:t xml:space="preserve"> ولدراسة </w:t>
@@ -263,6 +323,8 @@
       <w:hyperlink r:id="rId13">
         <w:r>
           <w:rPr>
+            <w:rtl/>
+            <w:cs/>
             <w:lang w:val="ar_AE" w:bidi="ar_AE"/>
           </w:rPr>
           <w:rPr>
@@ -274,6 +336,8 @@
       </w:hyperlink>
       <w:r>
         <w:rPr>
+          <w:rtl/>
+          <w:cs/>
           <w:lang w:val="ar_AE" w:bidi="ar_AE"/>
         </w:rPr>
         <w:t xml:space="preserve">، ولأنواع أخرى من المناقشة والتعليم. </w:t>
@@ -285,11 +349,15 @@
       </w:pPr>
       <w:r>
         <w:rPr>
-          <w:lang w:val="ar_AE" w:bidi="ar_AE"/>
-        </w:rPr>
-      </w:r>
-      <w:r>
-        <w:rPr>
+          <w:rtl/>
+          <w:cs/>
+          <w:lang w:val="ar_AE" w:bidi="ar_AE"/>
+        </w:rPr>
+      </w:r>
+      <w:r>
+        <w:rPr>
+          <w:rtl/>
+          <w:cs/>
           <w:lang w:val="ar_AE" w:bidi="ar_AE"/>
         </w:rPr>
         <w:t xml:space="preserve">والمجمع يختلف عن </w:t>
@@ -297,6 +365,8 @@
       <w:hyperlink r:id="rId14">
         <w:r>
           <w:rPr>
+            <w:rtl/>
+            <w:cs/>
             <w:lang w:val="ar_AE" w:bidi="ar_AE"/>
           </w:rPr>
           <w:rPr>
@@ -308,6 +378,8 @@
       </w:hyperlink>
       <w:r>
         <w:rPr>
+          <w:rtl/>
+          <w:cs/>
           <w:lang w:val="ar_AE" w:bidi="ar_AE"/>
         </w:rPr>
         <w:t xml:space="preserve">، فالهيكل كان المكان الذي يُقدِّم فيه الناس </w:t>
@@ -315,12 +387,16 @@
       <w:r>
         <w:rPr>
           <w:b/>
+          <w:rtl/>
+          <w:cs/>
           <w:lang w:val="ar_AE" w:bidi="ar_AE"/>
         </w:rPr>
         <w:t>الذبائح</w:t>
       </w:r>
       <w:r>
         <w:rPr>
+          <w:rtl/>
+          <w:cs/>
           <w:lang w:val="ar_AE" w:bidi="ar_AE"/>
         </w:rPr>
         <w:t xml:space="preserve"> لله. لكن الشعب لم يكن يُقدم الذبائح في المجمع. وكان هناك هيكل واحد فقط لليهود، في </w:t>
@@ -328,6 +404,8 @@
       <w:hyperlink r:id="rId15">
         <w:r>
           <w:rPr>
+            <w:rtl/>
+            <w:cs/>
             <w:lang w:val="ar_AE" w:bidi="ar_AE"/>
           </w:rPr>
           <w:rPr>
@@ -339,6 +417,8 @@
       </w:hyperlink>
       <w:r>
         <w:rPr>
+          <w:rtl/>
+          <w:cs/>
           <w:lang w:val="ar_AE" w:bidi="ar_AE"/>
         </w:rPr>
         <w:t xml:space="preserve">، لكن كانت هناك العديد من المجامع. ونحن لا نسمع عن المجامع في العهد القديم، لكن في زمن العهد الجديد كان هناك العديد من المجامع في جميع أنحاء </w:t>
@@ -346,6 +426,8 @@
       <w:hyperlink r:id="rId16">
         <w:r>
           <w:rPr>
+            <w:rtl/>
+            <w:cs/>
             <w:lang w:val="ar_AE" w:bidi="ar_AE"/>
           </w:rPr>
           <w:rPr>
@@ -357,6 +439,8 @@
       </w:hyperlink>
       <w:r>
         <w:rPr>
+          <w:rtl/>
+          <w:cs/>
           <w:lang w:val="ar_AE" w:bidi="ar_AE"/>
         </w:rPr>
         <w:t>، وكذلك في العديد من البلدان الأخرى التي كان اليهود يسكنون فيها.</w:t>
@@ -368,11 +452,15 @@
       </w:pPr>
       <w:r>
         <w:rPr>
-          <w:lang w:val="ar_AE" w:bidi="ar_AE"/>
-        </w:rPr>
-      </w:r>
-      <w:r>
-        <w:rPr>
+          <w:rtl/>
+          <w:cs/>
+          <w:lang w:val="ar_AE" w:bidi="ar_AE"/>
+        </w:rPr>
+      </w:r>
+      <w:r>
+        <w:rPr>
+          <w:rtl/>
+          <w:cs/>
           <w:lang w:val="ar_AE" w:bidi="ar_AE"/>
         </w:rPr>
         <w:t xml:space="preserve">وكان اليهود يجتمعون في المجامع في يوم </w:t>
@@ -380,6 +468,8 @@
       <w:hyperlink r:id="rId17">
         <w:r>
           <w:rPr>
+            <w:rtl/>
+            <w:cs/>
             <w:lang w:val="ar_AE" w:bidi="ar_AE"/>
           </w:rPr>
           <w:rPr>
@@ -391,6 +481,8 @@
       </w:hyperlink>
       <w:r>
         <w:rPr>
+          <w:rtl/>
+          <w:cs/>
           <w:lang w:val="ar_AE" w:bidi="ar_AE"/>
         </w:rPr>
         <w:t xml:space="preserve"> – وهو يوم الراحة الأسبوعية – وفي أيام الأعياد الخاصة. وخلال اجتماعاتهم، كانوا يصلون معًا، ويقرأون من الكتب المُقَدَّسة، أي أسفار الكتاب المُقدَّس التي نسميها الآن العهد القديم، ويستمعون إلى تعليم عن الكتب المُقَدَّسة.</w:t>
@@ -402,11 +494,15 @@
       </w:pPr>
       <w:r>
         <w:rPr>
-          <w:lang w:val="ar_AE" w:bidi="ar_AE"/>
-        </w:rPr>
-      </w:r>
-      <w:r>
-        <w:rPr>
+          <w:rtl/>
+          <w:cs/>
+          <w:lang w:val="ar_AE" w:bidi="ar_AE"/>
+        </w:rPr>
+      </w:r>
+      <w:r>
+        <w:rPr>
+          <w:rtl/>
+          <w:cs/>
           <w:lang w:val="ar_AE" w:bidi="ar_AE"/>
         </w:rPr>
         <w:t>وكان في كل مجمع رئيس مسؤولًا عن المبنى وعن التأكد من أن كل شيء قد تم بشكل صحيح. وكان رئيس المجمع مسؤولًا عن دعوة الناس إلى الصلاة، وقراءة الكتب المُقدَّسة، أو التعليم.</w:t>
@@ -418,11 +514,15 @@
       </w:pPr>
       <w:r>
         <w:rPr>
-          <w:lang w:val="ar_AE" w:bidi="ar_AE"/>
-        </w:rPr>
-      </w:r>
-      <w:r>
-        <w:rPr>
+          <w:rtl/>
+          <w:cs/>
+          <w:lang w:val="ar_AE" w:bidi="ar_AE"/>
+        </w:rPr>
+      </w:r>
+      <w:r>
+        <w:rPr>
+          <w:rtl/>
+          <w:cs/>
           <w:lang w:val="ar_AE" w:bidi="ar_AE"/>
         </w:rPr>
         <w:t>وكانت الكتب المُقَدَّسة مكتوبة على مخطوطات، أي قطع طويلة من اللفائف المصنوعة من ألياف نباتات معينة أو من جلود الحيوانات. وكانت هذه المخطوطات تُحفظ في صناديق داخل المجمع. وقد كانت هذه المخطوطات ثمينة جدًا. وكان هناك شخص محدد مسؤول عن إخراج السفر من الصندوق وإعطائه للشخص الذي كان سيقرأه.</w:t>
@@ -434,11 +534,15 @@
       </w:pPr>
       <w:r>
         <w:rPr>
-          <w:lang w:val="ar_AE" w:bidi="ar_AE"/>
-        </w:rPr>
-      </w:r>
-      <w:r>
-        <w:rPr>
+          <w:rtl/>
+          <w:cs/>
+          <w:lang w:val="ar_AE" w:bidi="ar_AE"/>
+        </w:rPr>
+      </w:r>
+      <w:r>
+        <w:rPr>
+          <w:rtl/>
+          <w:cs/>
           <w:lang w:val="ar_AE" w:bidi="ar_AE"/>
         </w:rPr>
         <w:t>كما كان المجمع يُستخدم كمدرسة للأطفال، ومكان اجتماع للناس لمناقشة القضايا داخل مجتمعهم.</w:t>
@@ -450,12 +554,16 @@
       </w:pPr>
       <w:r>
         <w:rPr>
+          <w:rtl/>
+          <w:cs/>
           <w:lang w:val="ar_AE" w:bidi="ar_AE"/>
         </w:rPr>
       </w:r>
       <w:r>
         <w:rPr>
           <w:b/>
+          <w:rtl/>
+          <w:cs/>
           <w:lang w:val="ar_AE" w:bidi="ar_AE"/>
         </w:rPr>
         <w:t>عندما تقوم بترجمة كلمة "مجمع"، كن حذرًا بشأن الأمور التالية:</w:t>
@@ -467,11 +575,15 @@
       </w:pPr>
       <w:r>
         <w:rPr>
-          <w:lang w:val="ar_AE" w:bidi="ar_AE"/>
-        </w:rPr>
-      </w:r>
-      <w:r>
-        <w:rPr>
+          <w:rtl/>
+          <w:cs/>
+          <w:lang w:val="ar_AE" w:bidi="ar_AE"/>
+        </w:rPr>
+      </w:r>
+      <w:r>
+        <w:rPr>
+          <w:rtl/>
+          <w:cs/>
           <w:lang w:val="ar_AE" w:bidi="ar_AE"/>
         </w:rPr>
         <w:t xml:space="preserve">يَجِبُ ألاّ تستخدم الكلمة ذاتها التي استخدمتها للإشارة إلى </w:t>
@@ -479,6 +591,8 @@
       <w:hyperlink r:id="rId14">
         <w:r>
           <w:rPr>
+            <w:rtl/>
+            <w:cs/>
             <w:lang w:val="ar_AE" w:bidi="ar_AE"/>
           </w:rPr>
           <w:rPr>
@@ -490,6 +604,8 @@
       </w:hyperlink>
       <w:r>
         <w:rPr>
+          <w:rtl/>
+          <w:cs/>
           <w:lang w:val="ar_AE" w:bidi="ar_AE"/>
         </w:rPr>
         <w:t xml:space="preserve">. كما لا ينبغي أن تستخدم الكلمة ذاتها التي تستخدمها للإشارة إلى مبنى </w:t>
@@ -497,6 +613,8 @@
       <w:hyperlink r:id="rId18">
         <w:r>
           <w:rPr>
+            <w:rtl/>
+            <w:cs/>
             <w:lang w:val="ar_AE" w:bidi="ar_AE"/>
           </w:rPr>
           <w:rPr>
@@ -508,27 +626,35 @@
       </w:hyperlink>
       <w:r>
         <w:rPr>
+          <w:rtl/>
+          <w:cs/>
           <w:lang w:val="ar_AE" w:bidi="ar_AE"/>
         </w:rPr>
         <w:t>. يمكنك أن تستخدم عبارة مثل "بيت الاجتماع اليهودي"، أو "بيت للصلاة".</w:t>
       </w:r>
       <w:r>
         <w:rPr>
-          <w:lang w:val="ar_AE" w:bidi="ar_AE"/>
-        </w:rPr>
-      </w:r>
-      <w:r>
-        <w:rPr>
-          <w:lang w:val="ar_AE" w:bidi="ar_AE"/>
-        </w:rPr>
-      </w:r>
-    </w:p>
-    <w:p>
-      <w:pPr>
-        <w:bidi/>
-      </w:pPr>
-      <w:r>
-        <w:rPr>
+          <w:rtl/>
+          <w:cs/>
+          <w:lang w:val="ar_AE" w:bidi="ar_AE"/>
+        </w:rPr>
+      </w:r>
+      <w:r>
+        <w:rPr>
+          <w:rtl/>
+          <w:cs/>
+          <w:lang w:val="ar_AE" w:bidi="ar_AE"/>
+        </w:rPr>
+      </w:r>
+    </w:p>
+    <w:p>
+      <w:pPr>
+        <w:bidi/>
+      </w:pPr>
+      <w:r>
+        <w:rPr>
+          <w:rtl/>
+          <w:cs/>
           <w:lang w:val="ar_AE" w:bidi="ar_AE"/>
         </w:rPr>
       </w:r>
@@ -540,27 +666,35 @@
       </w:pPr>
       <w:r>
         <w:rPr>
+          <w:rtl/>
+          <w:cs/>
           <w:lang w:val="ar_AE" w:bidi="ar_AE"/>
         </w:rPr>
         <w:t>المُدن العشرة (ديكابوليس)</w:t>
       </w:r>
       <w:r>
         <w:rPr>
-          <w:lang w:val="ar_AE" w:bidi="ar_AE"/>
-        </w:rPr>
-      </w:r>
-    </w:p>
-    <w:p>
-      <w:pPr>
-        <w:bidi/>
-      </w:pPr>
-      <w:r>
-        <w:rPr>
-          <w:lang w:val="ar_AE" w:bidi="ar_AE"/>
-        </w:rPr>
-      </w:r>
-      <w:r>
-        <w:rPr>
+          <w:rtl/>
+          <w:cs/>
+          <w:lang w:val="ar_AE" w:bidi="ar_AE"/>
+        </w:rPr>
+      </w:r>
+    </w:p>
+    <w:p>
+      <w:pPr>
+        <w:bidi/>
+      </w:pPr>
+      <w:r>
+        <w:rPr>
+          <w:rtl/>
+          <w:cs/>
+          <w:lang w:val="ar_AE" w:bidi="ar_AE"/>
+        </w:rPr>
+      </w:r>
+      <w:r>
+        <w:rPr>
+          <w:rtl/>
+          <w:cs/>
           <w:lang w:val="ar_AE" w:bidi="ar_AE"/>
         </w:rPr>
         <w:t>و</w:t>
@@ -568,12 +702,16 @@
       <w:r>
         <w:rPr>
           <w:b/>
+          <w:rtl/>
+          <w:cs/>
           <w:lang w:val="ar_AE" w:bidi="ar_AE"/>
         </w:rPr>
         <w:t>ديكابوليس</w:t>
       </w:r>
       <w:r>
         <w:rPr>
+          <w:rtl/>
+          <w:cs/>
           <w:lang w:val="ar_AE" w:bidi="ar_AE"/>
         </w:rPr>
         <w:t xml:space="preserve"> تعني حرفيًا "عشر مدن". وتشير الكلمة إلى منطقة تقع شرق </w:t>
@@ -581,6 +719,8 @@
       <w:hyperlink r:id="rId19">
         <w:r>
           <w:rPr>
+            <w:rtl/>
+            <w:cs/>
             <w:lang w:val="ar_AE" w:bidi="ar_AE"/>
           </w:rPr>
           <w:rPr>
@@ -592,6 +732,8 @@
       </w:hyperlink>
       <w:r>
         <w:rPr>
+          <w:rtl/>
+          <w:cs/>
           <w:lang w:val="ar_AE" w:bidi="ar_AE"/>
         </w:rPr>
         <w:t xml:space="preserve"> </w:t>
@@ -599,6 +741,8 @@
       <w:hyperlink r:id="rId20">
         <w:r>
           <w:rPr>
+            <w:rtl/>
+            <w:cs/>
             <w:lang w:val="ar_AE" w:bidi="ar_AE"/>
           </w:rPr>
           <w:rPr>
@@ -610,6 +754,8 @@
       </w:hyperlink>
       <w:r>
         <w:rPr>
+          <w:rtl/>
+          <w:cs/>
           <w:lang w:val="ar_AE" w:bidi="ar_AE"/>
         </w:rPr>
         <w:t xml:space="preserve">. ومعظم الناس الذين عاشوا هناك لم يكونوا </w:t>
@@ -617,33 +763,43 @@
       <w:r>
         <w:rPr>
           <w:b/>
+          <w:rtl/>
+          <w:cs/>
           <w:lang w:val="ar_AE" w:bidi="ar_AE"/>
         </w:rPr>
         <w:t>يهودًا</w:t>
       </w:r>
       <w:r>
         <w:rPr>
+          <w:rtl/>
+          <w:cs/>
           <w:lang w:val="ar_AE" w:bidi="ar_AE"/>
         </w:rPr>
         <w:t>.</w:t>
       </w:r>
       <w:r>
         <w:rPr>
-          <w:lang w:val="ar_AE" w:bidi="ar_AE"/>
-        </w:rPr>
-      </w:r>
-      <w:r>
-        <w:rPr>
-          <w:lang w:val="ar_AE" w:bidi="ar_AE"/>
-        </w:rPr>
-      </w:r>
-    </w:p>
-    <w:p>
-      <w:pPr>
-        <w:bidi/>
-      </w:pPr>
-      <w:r>
-        <w:rPr>
+          <w:rtl/>
+          <w:cs/>
+          <w:lang w:val="ar_AE" w:bidi="ar_AE"/>
+        </w:rPr>
+      </w:r>
+      <w:r>
+        <w:rPr>
+          <w:rtl/>
+          <w:cs/>
+          <w:lang w:val="ar_AE" w:bidi="ar_AE"/>
+        </w:rPr>
+      </w:r>
+    </w:p>
+    <w:p>
+      <w:pPr>
+        <w:bidi/>
+      </w:pPr>
+      <w:r>
+        <w:rPr>
+          <w:rtl/>
+          <w:cs/>
           <w:lang w:val="ar_AE" w:bidi="ar_AE"/>
         </w:rPr>
       </w:r>
@@ -655,27 +811,35 @@
       </w:pPr>
       <w:r>
         <w:rPr>
+          <w:rtl/>
+          <w:cs/>
           <w:lang w:val="ar_AE" w:bidi="ar_AE"/>
         </w:rPr>
         <w:t>المَسكَن</w:t>
       </w:r>
       <w:r>
         <w:rPr>
-          <w:lang w:val="ar_AE" w:bidi="ar_AE"/>
-        </w:rPr>
-      </w:r>
-    </w:p>
-    <w:p>
-      <w:pPr>
-        <w:bidi/>
-      </w:pPr>
-      <w:r>
-        <w:rPr>
-          <w:lang w:val="ar_AE" w:bidi="ar_AE"/>
-        </w:rPr>
-      </w:r>
-      <w:r>
-        <w:rPr>
+          <w:rtl/>
+          <w:cs/>
+          <w:lang w:val="ar_AE" w:bidi="ar_AE"/>
+        </w:rPr>
+      </w:r>
+    </w:p>
+    <w:p>
+      <w:pPr>
+        <w:bidi/>
+      </w:pPr>
+      <w:r>
+        <w:rPr>
+          <w:rtl/>
+          <w:cs/>
+          <w:lang w:val="ar_AE" w:bidi="ar_AE"/>
+        </w:rPr>
+      </w:r>
+      <w:r>
+        <w:rPr>
+          <w:rtl/>
+          <w:cs/>
           <w:lang w:val="ar_AE" w:bidi="ar_AE"/>
         </w:rPr>
         <w:t xml:space="preserve">كلمة المسكَن تعني مكان </w:t>
@@ -683,6 +847,8 @@
       <w:hyperlink r:id="rId21">
         <w:r>
           <w:rPr>
+            <w:rtl/>
+            <w:cs/>
             <w:lang w:val="ar_AE" w:bidi="ar_AE"/>
           </w:rPr>
           <w:rPr>
@@ -694,6 +860,8 @@
       </w:hyperlink>
       <w:r>
         <w:rPr>
+          <w:rtl/>
+          <w:cs/>
           <w:lang w:val="ar_AE" w:bidi="ar_AE"/>
         </w:rPr>
         <w:t xml:space="preserve"> – مكان مُخصّص </w:t>
@@ -701,6 +869,8 @@
       <w:hyperlink r:id="rId22">
         <w:r>
           <w:rPr>
+            <w:rtl/>
+            <w:cs/>
             <w:lang w:val="ar_AE" w:bidi="ar_AE"/>
           </w:rPr>
           <w:rPr>
@@ -712,6 +882,8 @@
       </w:hyperlink>
       <w:r>
         <w:rPr>
+          <w:rtl/>
+          <w:cs/>
           <w:lang w:val="ar_AE" w:bidi="ar_AE"/>
         </w:rPr>
         <w:t xml:space="preserve"> الله. وتستخدم كلمة "مَسكَن" أحيانًا ككلمة أخرى لوصف </w:t>
@@ -719,6 +891,8 @@
       <w:hyperlink r:id="rId14">
         <w:r>
           <w:rPr>
+            <w:rtl/>
+            <w:cs/>
             <w:lang w:val="ar_AE" w:bidi="ar_AE"/>
           </w:rPr>
           <w:rPr>
@@ -730,6 +904,8 @@
       </w:hyperlink>
       <w:r>
         <w:rPr>
+          <w:rtl/>
+          <w:cs/>
           <w:lang w:val="ar_AE" w:bidi="ar_AE"/>
         </w:rPr>
         <w:t xml:space="preserve"> الله. ثم صارت تعني بشكل خاص الجزء المركزي من الهيكل. وكلمة هيكل يمكن أن تُستخدم للإشارة إلى البناء وكذلك إلى الساحات المحيطة به، لكن كلمة "المَسكَن" تُستخدم فقط للإشارة إلى البناء. كما يمكن أن تشير كلمة "المسكن" إلى </w:t>
@@ -737,6 +913,8 @@
       <w:hyperlink r:id="rId23">
         <w:r>
           <w:rPr>
+            <w:rtl/>
+            <w:cs/>
             <w:lang w:val="ar_AE" w:bidi="ar_AE"/>
           </w:rPr>
           <w:rPr>
@@ -748,6 +926,8 @@
       </w:hyperlink>
       <w:r>
         <w:rPr>
+          <w:rtl/>
+          <w:cs/>
           <w:lang w:val="ar_AE" w:bidi="ar_AE"/>
         </w:rPr>
         <w:t xml:space="preserve">، وهي الخيمة المحمولة التي كان </w:t>
@@ -755,12 +935,16 @@
       <w:r>
         <w:rPr>
           <w:b/>
+          <w:rtl/>
+          <w:cs/>
           <w:lang w:val="ar_AE" w:bidi="ar_AE"/>
         </w:rPr>
         <w:t>بنو إسرائيل</w:t>
       </w:r>
       <w:r>
         <w:rPr>
+          <w:rtl/>
+          <w:cs/>
           <w:lang w:val="ar_AE" w:bidi="ar_AE"/>
         </w:rPr>
         <w:t xml:space="preserve"> يستخدمونها كمكان للعبادة قبل أن يبنوا الهيكل</w:t>
@@ -772,11 +956,15 @@
       </w:pPr>
       <w:r>
         <w:rPr>
-          <w:lang w:val="ar_AE" w:bidi="ar_AE"/>
-        </w:rPr>
-      </w:r>
-      <w:r>
-        <w:rPr>
+          <w:rtl/>
+          <w:cs/>
+          <w:lang w:val="ar_AE" w:bidi="ar_AE"/>
+        </w:rPr>
+      </w:r>
+      <w:r>
+        <w:rPr>
+          <w:rtl/>
+          <w:cs/>
           <w:lang w:val="ar_AE" w:bidi="ar_AE"/>
         </w:rPr>
         <w:t xml:space="preserve">ولأن </w:t>
@@ -784,6 +972,8 @@
       <w:hyperlink r:id="rId24">
         <w:r>
           <w:rPr>
+            <w:rtl/>
+            <w:cs/>
             <w:lang w:val="ar_AE" w:bidi="ar_AE"/>
           </w:rPr>
           <w:rPr>
@@ -795,6 +985,8 @@
       </w:hyperlink>
       <w:r>
         <w:rPr>
+          <w:rtl/>
+          <w:cs/>
           <w:lang w:val="ar_AE" w:bidi="ar_AE"/>
         </w:rPr>
         <w:t xml:space="preserve"> يسكن داخل </w:t>
@@ -802,33 +994,43 @@
       <w:r>
         <w:rPr>
           <w:b/>
+          <w:rtl/>
+          <w:cs/>
           <w:lang w:val="ar_AE" w:bidi="ar_AE"/>
         </w:rPr>
         <w:t>المؤمنين</w:t>
       </w:r>
       <w:r>
         <w:rPr>
+          <w:rtl/>
+          <w:cs/>
           <w:lang w:val="ar_AE" w:bidi="ar_AE"/>
         </w:rPr>
         <w:t xml:space="preserve"> بيسوع، فإن بولس قال للمؤمنين إن أجسادهم هي أيضًا مسكن لله. وهكذا فإنه حتى أجسادنا مخصصة لعبادة الله!</w:t>
       </w:r>
       <w:r>
         <w:rPr>
-          <w:lang w:val="ar_AE" w:bidi="ar_AE"/>
-        </w:rPr>
-      </w:r>
-      <w:r>
-        <w:rPr>
-          <w:lang w:val="ar_AE" w:bidi="ar_AE"/>
-        </w:rPr>
-      </w:r>
-    </w:p>
-    <w:p>
-      <w:pPr>
-        <w:bidi/>
-      </w:pPr>
-      <w:r>
-        <w:rPr>
+          <w:rtl/>
+          <w:cs/>
+          <w:lang w:val="ar_AE" w:bidi="ar_AE"/>
+        </w:rPr>
+      </w:r>
+      <w:r>
+        <w:rPr>
+          <w:rtl/>
+          <w:cs/>
+          <w:lang w:val="ar_AE" w:bidi="ar_AE"/>
+        </w:rPr>
+      </w:r>
+    </w:p>
+    <w:p>
+      <w:pPr>
+        <w:bidi/>
+      </w:pPr>
+      <w:r>
+        <w:rPr>
+          <w:rtl/>
+          <w:cs/>
           <w:lang w:val="ar_AE" w:bidi="ar_AE"/>
         </w:rPr>
       </w:r>
@@ -840,27 +1042,35 @@
       </w:pPr>
       <w:r>
         <w:rPr>
+          <w:rtl/>
+          <w:cs/>
           <w:lang w:val="ar_AE" w:bidi="ar_AE"/>
         </w:rPr>
         <w:t>المسيَّا</w:t>
       </w:r>
       <w:r>
         <w:rPr>
-          <w:lang w:val="ar_AE" w:bidi="ar_AE"/>
-        </w:rPr>
-      </w:r>
-    </w:p>
-    <w:p>
-      <w:pPr>
-        <w:bidi/>
-      </w:pPr>
-      <w:r>
-        <w:rPr>
-          <w:lang w:val="ar_AE" w:bidi="ar_AE"/>
-        </w:rPr>
-      </w:r>
-      <w:r>
-        <w:rPr>
+          <w:rtl/>
+          <w:cs/>
+          <w:lang w:val="ar_AE" w:bidi="ar_AE"/>
+        </w:rPr>
+      </w:r>
+    </w:p>
+    <w:p>
+      <w:pPr>
+        <w:bidi/>
+      </w:pPr>
+      <w:r>
+        <w:rPr>
+          <w:rtl/>
+          <w:cs/>
+          <w:lang w:val="ar_AE" w:bidi="ar_AE"/>
+        </w:rPr>
+      </w:r>
+      <w:r>
+        <w:rPr>
+          <w:rtl/>
+          <w:cs/>
           <w:lang w:val="ar_AE" w:bidi="ar_AE"/>
         </w:rPr>
         <w:t>كلمة "</w:t>
@@ -868,6 +1078,8 @@
       <w:hyperlink r:id="rId25">
         <w:r>
           <w:rPr>
+            <w:rtl/>
+            <w:cs/>
             <w:lang w:val="ar_AE" w:bidi="ar_AE"/>
           </w:rPr>
           <w:rPr>
@@ -879,6 +1091,8 @@
       </w:hyperlink>
       <w:r>
         <w:rPr>
+          <w:rtl/>
+          <w:cs/>
           <w:lang w:val="ar_AE" w:bidi="ar_AE"/>
         </w:rPr>
         <w:t xml:space="preserve">" هي نفسها كلمة </w:t>
@@ -886,12 +1100,16 @@
       <w:r>
         <w:rPr>
           <w:b/>
+          <w:rtl/>
+          <w:cs/>
           <w:lang w:val="ar_AE" w:bidi="ar_AE"/>
         </w:rPr>
         <w:t>المسيَّا</w:t>
       </w:r>
       <w:r>
         <w:rPr>
+          <w:rtl/>
+          <w:cs/>
           <w:lang w:val="ar_AE" w:bidi="ar_AE"/>
         </w:rPr>
         <w:t xml:space="preserve">. فكلمة المسيح (كريستوس) هي الكلمة </w:t>
@@ -899,12 +1117,16 @@
       <w:r>
         <w:rPr>
           <w:b/>
+          <w:rtl/>
+          <w:cs/>
           <w:lang w:val="ar_AE" w:bidi="ar_AE"/>
         </w:rPr>
         <w:t>اليونانية</w:t>
       </w:r>
       <w:r>
         <w:rPr>
+          <w:rtl/>
+          <w:cs/>
           <w:lang w:val="ar_AE" w:bidi="ar_AE"/>
         </w:rPr>
         <w:t xml:space="preserve">، أما كلمة المسيَّا فهي نفس الكلمة في </w:t>
@@ -912,6 +1134,8 @@
       <w:hyperlink r:id="rId26">
         <w:r>
           <w:rPr>
+            <w:rtl/>
+            <w:cs/>
             <w:lang w:val="ar_AE" w:bidi="ar_AE"/>
           </w:rPr>
           <w:rPr>
@@ -923,6 +1147,8 @@
       </w:hyperlink>
       <w:r>
         <w:rPr>
+          <w:rtl/>
+          <w:cs/>
           <w:lang w:val="ar_AE" w:bidi="ar_AE"/>
         </w:rPr>
         <w:t xml:space="preserve">. واليونانية هي لغة العهد الجديد، بينما العبرية هي لغة العهد القديم. وتشير كلمة المسيَّا إلى </w:t>
@@ -930,6 +1156,8 @@
       <w:hyperlink r:id="rId27">
         <w:r>
           <w:rPr>
+            <w:rtl/>
+            <w:cs/>
             <w:lang w:val="ar_AE" w:bidi="ar_AE"/>
           </w:rPr>
           <w:rPr>
@@ -941,6 +1169,8 @@
       </w:hyperlink>
       <w:r>
         <w:rPr>
+          <w:rtl/>
+          <w:cs/>
           <w:lang w:val="ar_AE" w:bidi="ar_AE"/>
         </w:rPr>
         <w:t xml:space="preserve"> و</w:t>
@@ -948,6 +1178,8 @@
       <w:hyperlink r:id="rId28">
         <w:r>
           <w:rPr>
+            <w:rtl/>
+            <w:cs/>
             <w:lang w:val="ar_AE" w:bidi="ar_AE"/>
           </w:rPr>
           <w:rPr>
@@ -959,6 +1191,8 @@
       </w:hyperlink>
       <w:r>
         <w:rPr>
+          <w:rtl/>
+          <w:cs/>
           <w:lang w:val="ar_AE" w:bidi="ar_AE"/>
         </w:rPr>
         <w:t xml:space="preserve"> خاص قد وعد الله أن يرسله.</w:t>
@@ -970,11 +1204,15 @@
       </w:pPr>
       <w:r>
         <w:rPr>
-          <w:lang w:val="ar_AE" w:bidi="ar_AE"/>
-        </w:rPr>
-      </w:r>
-      <w:r>
-        <w:rPr>
+          <w:rtl/>
+          <w:cs/>
+          <w:lang w:val="ar_AE" w:bidi="ar_AE"/>
+        </w:rPr>
+      </w:r>
+      <w:r>
+        <w:rPr>
+          <w:rtl/>
+          <w:cs/>
           <w:lang w:val="ar_AE" w:bidi="ar_AE"/>
         </w:rPr>
         <w:t xml:space="preserve">وكلمة المسيَّا تعني حرفيًا شخصًا قد </w:t>
@@ -982,12 +1220,16 @@
       <w:r>
         <w:rPr>
           <w:b/>
+          <w:rtl/>
+          <w:cs/>
           <w:lang w:val="ar_AE" w:bidi="ar_AE"/>
         </w:rPr>
         <w:t>مُسَح</w:t>
       </w:r>
       <w:r>
         <w:rPr>
+          <w:rtl/>
+          <w:cs/>
           <w:lang w:val="ar_AE" w:bidi="ar_AE"/>
         </w:rPr>
         <w:t xml:space="preserve">. وهذا يعني أن شخصًا آخرًا قد سكب زيتًا (دهن المسحة) عليه. وهذه كانت علامة على أن الله قد أعطى هذا الشخص مهمة خاصة. على سبيل المثال، في العهد القديم، أمر الله </w:t>
@@ -995,6 +1237,8 @@
       <w:hyperlink r:id="rId29">
         <w:r>
           <w:rPr>
+            <w:rtl/>
+            <w:cs/>
             <w:lang w:val="ar_AE" w:bidi="ar_AE"/>
           </w:rPr>
           <w:rPr>
@@ -1006,6 +1250,8 @@
       </w:hyperlink>
       <w:r>
         <w:rPr>
+          <w:rtl/>
+          <w:cs/>
           <w:lang w:val="ar_AE" w:bidi="ar_AE"/>
         </w:rPr>
         <w:t xml:space="preserve"> صموئيل أن يضع دهن المسحة على </w:t>
@@ -1013,6 +1259,8 @@
       <w:hyperlink r:id="rId30">
         <w:r>
           <w:rPr>
+            <w:rtl/>
+            <w:cs/>
             <w:lang w:val="ar_AE" w:bidi="ar_AE"/>
           </w:rPr>
           <w:rPr>
@@ -1024,6 +1272,8 @@
       </w:hyperlink>
       <w:r>
         <w:rPr>
+          <w:rtl/>
+          <w:cs/>
           <w:lang w:val="ar_AE" w:bidi="ar_AE"/>
         </w:rPr>
         <w:t xml:space="preserve">. وهذه كانت علامة على أن الله قد اختار داود ليصبح الملك التالي على </w:t>
@@ -1031,6 +1281,8 @@
       <w:hyperlink r:id="rId16">
         <w:r>
           <w:rPr>
+            <w:rtl/>
+            <w:cs/>
             <w:lang w:val="ar_AE" w:bidi="ar_AE"/>
           </w:rPr>
           <w:rPr>
@@ -1042,6 +1294,8 @@
       </w:hyperlink>
       <w:r>
         <w:rPr>
+          <w:rtl/>
+          <w:cs/>
           <w:lang w:val="ar_AE" w:bidi="ar_AE"/>
         </w:rPr>
         <w:t>.</w:t>
@@ -1053,11 +1307,15 @@
       </w:pPr>
       <w:r>
         <w:rPr>
-          <w:lang w:val="ar_AE" w:bidi="ar_AE"/>
-        </w:rPr>
-      </w:r>
-      <w:r>
-        <w:rPr>
+          <w:rtl/>
+          <w:cs/>
+          <w:lang w:val="ar_AE" w:bidi="ar_AE"/>
+        </w:rPr>
+      </w:r>
+      <w:r>
+        <w:rPr>
+          <w:rtl/>
+          <w:cs/>
           <w:lang w:val="ar_AE" w:bidi="ar_AE"/>
         </w:rPr>
         <w:t xml:space="preserve">ولاحقًا، كان الناس يدعون شخصًا ما ممسوحًا إذا كان الله قد عيَّن هذا الشخص لمهمة خاصة، حتى وإن لم يكن أحد قد سكب زيتًا على رأسه. </w:t>
@@ -1069,11 +1327,15 @@
       </w:pPr>
       <w:r>
         <w:rPr>
-          <w:lang w:val="ar_AE" w:bidi="ar_AE"/>
-        </w:rPr>
-      </w:r>
-      <w:r>
-        <w:rPr>
+          <w:rtl/>
+          <w:cs/>
+          <w:lang w:val="ar_AE" w:bidi="ar_AE"/>
+        </w:rPr>
+      </w:r>
+      <w:r>
+        <w:rPr>
+          <w:rtl/>
+          <w:cs/>
           <w:lang w:val="ar_AE" w:bidi="ar_AE"/>
         </w:rPr>
         <w:t xml:space="preserve">وقد صار داود أكثر الملوك المحبوبين في إسرائيل. لكن بعد داود، حكم آخرون على إسرائيل، والكثير منهم لم يكونوا ملوكًا صالحين. فقد كان هؤلاء الملوك يقودون الناس بعيدًا عن الله، لذلك كان على الله أن يعاقبهم. وقد دُمرت أرض إسرائيل، وصارت خاضعة لسيطرة </w:t>
@@ -1081,12 +1343,16 @@
       <w:r>
         <w:rPr>
           <w:b/>
+          <w:rtl/>
+          <w:cs/>
           <w:lang w:val="ar_AE" w:bidi="ar_AE"/>
         </w:rPr>
         <w:t>الأمم</w:t>
       </w:r>
       <w:r>
         <w:rPr>
+          <w:rtl/>
+          <w:cs/>
           <w:lang w:val="ar_AE" w:bidi="ar_AE"/>
         </w:rPr>
         <w:t xml:space="preserve"> الأخرى. لكن مع ذلك، فإن الله كان قد وعد شعب إسرائيل بأنه سيرسل لهم ملكًا جديدًا. وهذا الملك سوف يُخلّص الشعب من أزمتهم. وأن هذا الملك سيكون من نسل داود.</w:t>
@@ -1098,11 +1364,15 @@
       </w:pPr>
       <w:r>
         <w:rPr>
-          <w:lang w:val="ar_AE" w:bidi="ar_AE"/>
-        </w:rPr>
-      </w:r>
-      <w:r>
-        <w:rPr>
+          <w:rtl/>
+          <w:cs/>
+          <w:lang w:val="ar_AE" w:bidi="ar_AE"/>
+        </w:rPr>
+      </w:r>
+      <w:r>
+        <w:rPr>
+          <w:rtl/>
+          <w:cs/>
           <w:lang w:val="ar_AE" w:bidi="ar_AE"/>
         </w:rPr>
         <w:t xml:space="preserve">وقد بدأ </w:t>
@@ -1110,12 +1380,16 @@
       <w:r>
         <w:rPr>
           <w:b/>
+          <w:rtl/>
+          <w:cs/>
           <w:lang w:val="ar_AE" w:bidi="ar_AE"/>
         </w:rPr>
         <w:t>بنو إسرائيل</w:t>
       </w:r>
       <w:r>
         <w:rPr>
+          <w:rtl/>
+          <w:cs/>
           <w:lang w:val="ar_AE" w:bidi="ar_AE"/>
         </w:rPr>
         <w:t xml:space="preserve"> بالإشارة إلى هذا الملك الذي وعد الله بإرساله بتعبير "المسيَّا" – أى الشخص الممسوح.</w:t>
@@ -1127,11 +1401,15 @@
       </w:pPr>
       <w:r>
         <w:rPr>
-          <w:lang w:val="ar_AE" w:bidi="ar_AE"/>
-        </w:rPr>
-      </w:r>
-      <w:r>
-        <w:rPr>
+          <w:rtl/>
+          <w:cs/>
+          <w:lang w:val="ar_AE" w:bidi="ar_AE"/>
+        </w:rPr>
+      </w:r>
+      <w:r>
+        <w:rPr>
+          <w:rtl/>
+          <w:cs/>
           <w:lang w:val="ar_AE" w:bidi="ar_AE"/>
         </w:rPr>
         <w:t xml:space="preserve">وعندما جاء يسوع، أظهر للناس أنه </w:t>
@@ -1139,12 +1417,16 @@
       <w:r>
         <w:rPr>
           <w:b/>
+          <w:rtl/>
+          <w:cs/>
           <w:lang w:val="ar_AE" w:bidi="ar_AE"/>
         </w:rPr>
         <w:t>هو</w:t>
       </w:r>
       <w:r>
         <w:rPr>
+          <w:rtl/>
+          <w:cs/>
           <w:lang w:val="ar_AE" w:bidi="ar_AE"/>
         </w:rPr>
         <w:t xml:space="preserve"> المسيَّا الذي كان الله قد وعد بإرساله. ويسوع كان من </w:t>
@@ -1152,6 +1434,8 @@
       <w:hyperlink r:id="rId31">
         <w:r>
           <w:rPr>
+            <w:rtl/>
+            <w:cs/>
             <w:lang w:val="ar_AE" w:bidi="ar_AE"/>
           </w:rPr>
           <w:rPr>
@@ -1163,6 +1447,8 @@
       </w:hyperlink>
       <w:r>
         <w:rPr>
+          <w:rtl/>
+          <w:cs/>
           <w:lang w:val="ar_AE" w:bidi="ar_AE"/>
         </w:rPr>
         <w:t xml:space="preserve"> داود، وقد برهن يسوع أن الله قد عيَّنه (مسحه) وذلك من خلال قدرته الفائقة و</w:t>
@@ -1170,6 +1456,8 @@
       <w:hyperlink r:id="rId32">
         <w:r>
           <w:rPr>
+            <w:rtl/>
+            <w:cs/>
             <w:lang w:val="ar_AE" w:bidi="ar_AE"/>
           </w:rPr>
           <w:rPr>
@@ -1181,6 +1469,8 @@
       </w:hyperlink>
       <w:r>
         <w:rPr>
+          <w:rtl/>
+          <w:cs/>
           <w:lang w:val="ar_AE" w:bidi="ar_AE"/>
         </w:rPr>
         <w:t xml:space="preserve"> الذي كان لديه. </w:t>
@@ -1192,11 +1482,15 @@
       </w:pPr>
       <w:r>
         <w:rPr>
-          <w:lang w:val="ar_AE" w:bidi="ar_AE"/>
-        </w:rPr>
-      </w:r>
-      <w:r>
-        <w:rPr>
+          <w:rtl/>
+          <w:cs/>
+          <w:lang w:val="ar_AE" w:bidi="ar_AE"/>
+        </w:rPr>
+      </w:r>
+      <w:r>
+        <w:rPr>
+          <w:rtl/>
+          <w:cs/>
           <w:lang w:val="ar_AE" w:bidi="ar_AE"/>
         </w:rPr>
         <w:t xml:space="preserve">لم يقل يسوع أبدًا للشعب مباشرة: "أنا هو المسيَّا!" وهذا لأن الناس لم يكونوا يعرفون بعد ما الذي يعنيه حقًا أن يسوع يكون المسيَّا. فقد كانت لديهم فكرة خاطئة بأن المسيَّا سيُعيد </w:t>
@@ -1204,6 +1498,8 @@
       <w:hyperlink r:id="rId33">
         <w:r>
           <w:rPr>
+            <w:rtl/>
+            <w:cs/>
             <w:lang w:val="ar_AE" w:bidi="ar_AE"/>
           </w:rPr>
           <w:rPr>
@@ -1215,6 +1511,8 @@
       </w:hyperlink>
       <w:r>
         <w:rPr>
+          <w:rtl/>
+          <w:cs/>
           <w:lang w:val="ar_AE" w:bidi="ar_AE"/>
         </w:rPr>
         <w:t xml:space="preserve"> إسرائيل ويرجع لهم سلطتهم السياسية. لكن يسوع، بدلًا من ذلك، دعا نفسه </w:t>
@@ -1222,6 +1520,8 @@
       <w:hyperlink r:id="rId34">
         <w:r>
           <w:rPr>
+            <w:rtl/>
+            <w:cs/>
             <w:lang w:val="ar_AE" w:bidi="ar_AE"/>
           </w:rPr>
           <w:rPr>
@@ -1233,6 +1533,8 @@
       </w:hyperlink>
       <w:r>
         <w:rPr>
+          <w:rtl/>
+          <w:cs/>
           <w:lang w:val="ar_AE" w:bidi="ar_AE"/>
         </w:rPr>
         <w:t>، وهي طريقة غير مباشرة كي يقول إنه هو المسيَّا.</w:t>
@@ -1244,11 +1546,15 @@
       </w:pPr>
       <w:r>
         <w:rPr>
-          <w:lang w:val="ar_AE" w:bidi="ar_AE"/>
-        </w:rPr>
-      </w:r>
-      <w:r>
-        <w:rPr>
+          <w:rtl/>
+          <w:cs/>
+          <w:lang w:val="ar_AE" w:bidi="ar_AE"/>
+        </w:rPr>
+      </w:r>
+      <w:r>
+        <w:rPr>
+          <w:rtl/>
+          <w:cs/>
           <w:lang w:val="ar_AE" w:bidi="ar_AE"/>
         </w:rPr>
         <w:t xml:space="preserve">ثم بعد أن قام يسوع من بين الأموات، عرف </w:t>
@@ -1256,12 +1562,16 @@
       <w:r>
         <w:rPr>
           <w:b/>
+          <w:rtl/>
+          <w:cs/>
           <w:lang w:val="ar_AE" w:bidi="ar_AE"/>
         </w:rPr>
         <w:t>تلاميذه</w:t>
       </w:r>
       <w:r>
         <w:rPr>
+          <w:rtl/>
+          <w:cs/>
           <w:lang w:val="ar_AE" w:bidi="ar_AE"/>
         </w:rPr>
         <w:t xml:space="preserve"> بيقين كبير أنه هو بالفعل المسيَّا، وبدأوا في مشاركة هذه </w:t>
@@ -1269,6 +1579,8 @@
       <w:hyperlink r:id="rId35">
         <w:r>
           <w:rPr>
+            <w:rtl/>
+            <w:cs/>
             <w:lang w:val="ar_AE" w:bidi="ar_AE"/>
           </w:rPr>
           <w:rPr>
@@ -1280,6 +1592,8 @@
       </w:hyperlink>
       <w:r>
         <w:rPr>
+          <w:rtl/>
+          <w:cs/>
           <w:lang w:val="ar_AE" w:bidi="ar_AE"/>
         </w:rPr>
         <w:t xml:space="preserve"> مع الآخرين. فقد أرسل الله </w:t>
@@ -1287,6 +1601,8 @@
       <w:hyperlink r:id="rId28">
         <w:r>
           <w:rPr>
+            <w:rtl/>
+            <w:cs/>
             <w:lang w:val="ar_AE" w:bidi="ar_AE"/>
           </w:rPr>
           <w:rPr>
@@ -1298,6 +1614,8 @@
       </w:hyperlink>
       <w:r>
         <w:rPr>
+          <w:rtl/>
+          <w:cs/>
           <w:lang w:val="ar_AE" w:bidi="ar_AE"/>
         </w:rPr>
         <w:t xml:space="preserve"> الذي كان قد وعد به! لكن يسوع لم يكن مُخلّصًا يحرر الناس من سلطة أو حكومة أرضية. لكنه كان مُخلّصًا قد فعل أكثر من ذلك بكثير، فقد حرر يسوع الناس من </w:t>
@@ -1305,6 +1623,8 @@
       <w:hyperlink r:id="rId36">
         <w:r>
           <w:rPr>
+            <w:rtl/>
+            <w:cs/>
             <w:lang w:val="ar_AE" w:bidi="ar_AE"/>
           </w:rPr>
           <w:rPr>
@@ -1316,6 +1636,8 @@
       </w:hyperlink>
       <w:r>
         <w:rPr>
+          <w:rtl/>
+          <w:cs/>
           <w:lang w:val="ar_AE" w:bidi="ar_AE"/>
         </w:rPr>
         <w:t xml:space="preserve"> والموت.</w:t>
@@ -1327,33 +1649,43 @@
       </w:pPr>
       <w:r>
         <w:rPr>
+          <w:rtl/>
+          <w:cs/>
           <w:lang w:val="ar_AE" w:bidi="ar_AE"/>
         </w:rPr>
       </w:r>
       <w:r>
         <w:rPr>
           <w:b/>
+          <w:rtl/>
+          <w:cs/>
           <w:lang w:val="ar_AE" w:bidi="ar_AE"/>
         </w:rPr>
         <w:t>عندما تُترجِم تعبير "المسيَّا"، أو "المسيح"، كن حذرًا بشأن الأمور التالية:</w:t>
       </w:r>
       <w:r>
         <w:rPr>
-          <w:lang w:val="ar_AE" w:bidi="ar_AE"/>
-        </w:rPr>
-      </w:r>
-      <w:r>
-        <w:rPr>
-          <w:lang w:val="ar_AE" w:bidi="ar_AE"/>
-        </w:rPr>
-      </w:r>
-    </w:p>
-    <w:p>
-      <w:pPr>
-        <w:bidi/>
-      </w:pPr>
-      <w:r>
-        <w:rPr>
+          <w:rtl/>
+          <w:cs/>
+          <w:lang w:val="ar_AE" w:bidi="ar_AE"/>
+        </w:rPr>
+      </w:r>
+      <w:r>
+        <w:rPr>
+          <w:rtl/>
+          <w:cs/>
+          <w:lang w:val="ar_AE" w:bidi="ar_AE"/>
+        </w:rPr>
+      </w:r>
+    </w:p>
+    <w:p>
+      <w:pPr>
+        <w:bidi/>
+      </w:pPr>
+      <w:r>
+        <w:rPr>
+          <w:rtl/>
+          <w:cs/>
           <w:lang w:val="ar_AE" w:bidi="ar_AE"/>
         </w:rPr>
       </w:r>
@@ -1365,27 +1697,35 @@
       </w:pPr>
       <w:r>
         <w:rPr>
+          <w:rtl/>
+          <w:cs/>
           <w:lang w:val="ar_AE" w:bidi="ar_AE"/>
         </w:rPr>
         <w:t>المسيح</w:t>
       </w:r>
       <w:r>
         <w:rPr>
-          <w:lang w:val="ar_AE" w:bidi="ar_AE"/>
-        </w:rPr>
-      </w:r>
-    </w:p>
-    <w:p>
-      <w:pPr>
-        <w:bidi/>
-      </w:pPr>
-      <w:r>
-        <w:rPr>
-          <w:lang w:val="ar_AE" w:bidi="ar_AE"/>
-        </w:rPr>
-      </w:r>
-      <w:r>
-        <w:rPr>
+          <w:rtl/>
+          <w:cs/>
+          <w:lang w:val="ar_AE" w:bidi="ar_AE"/>
+        </w:rPr>
+      </w:r>
+    </w:p>
+    <w:p>
+      <w:pPr>
+        <w:bidi/>
+      </w:pPr>
+      <w:r>
+        <w:rPr>
+          <w:rtl/>
+          <w:cs/>
+          <w:lang w:val="ar_AE" w:bidi="ar_AE"/>
+        </w:rPr>
+      </w:r>
+      <w:r>
+        <w:rPr>
+          <w:rtl/>
+          <w:cs/>
           <w:lang w:val="ar_AE" w:bidi="ar_AE"/>
         </w:rPr>
         <w:t xml:space="preserve">كلمة </w:t>
@@ -1393,12 +1733,16 @@
       <w:r>
         <w:rPr>
           <w:b/>
+          <w:rtl/>
+          <w:cs/>
           <w:lang w:val="ar_AE" w:bidi="ar_AE"/>
         </w:rPr>
         <w:t>"المسيح"</w:t>
       </w:r>
       <w:r>
         <w:rPr>
+          <w:rtl/>
+          <w:cs/>
           <w:lang w:val="ar_AE" w:bidi="ar_AE"/>
         </w:rPr>
         <w:t xml:space="preserve"> هي نفسها كلمة </w:t>
@@ -1406,6 +1750,8 @@
       <w:hyperlink r:id="rId37">
         <w:r>
           <w:rPr>
+            <w:rtl/>
+            <w:cs/>
             <w:lang w:val="ar_AE" w:bidi="ar_AE"/>
           </w:rPr>
           <w:rPr>
@@ -1417,6 +1763,8 @@
       </w:hyperlink>
       <w:r>
         <w:rPr>
+          <w:rtl/>
+          <w:cs/>
           <w:lang w:val="ar_AE" w:bidi="ar_AE"/>
         </w:rPr>
         <w:t xml:space="preserve">. فكلمة المسيح هي الكلمة </w:t>
@@ -1424,12 +1772,16 @@
       <w:r>
         <w:rPr>
           <w:b/>
+          <w:rtl/>
+          <w:cs/>
           <w:lang w:val="ar_AE" w:bidi="ar_AE"/>
         </w:rPr>
         <w:t>اليونانية</w:t>
       </w:r>
       <w:r>
         <w:rPr>
+          <w:rtl/>
+          <w:cs/>
           <w:lang w:val="ar_AE" w:bidi="ar_AE"/>
         </w:rPr>
         <w:t xml:space="preserve">، أما كلمة المسيَّا فهي نفس الكلمة في </w:t>
@@ -1437,6 +1789,8 @@
       <w:hyperlink r:id="rId26">
         <w:r>
           <w:rPr>
+            <w:rtl/>
+            <w:cs/>
             <w:lang w:val="ar_AE" w:bidi="ar_AE"/>
           </w:rPr>
           <w:rPr>
@@ -1448,6 +1802,8 @@
       </w:hyperlink>
       <w:r>
         <w:rPr>
+          <w:rtl/>
+          <w:cs/>
           <w:lang w:val="ar_AE" w:bidi="ar_AE"/>
         </w:rPr>
         <w:t xml:space="preserve">. واليونانية هي لغة العهد الجديد، بينما العبرية هي لغة العهد القديم. </w:t>
@@ -1459,11 +1815,15 @@
       </w:pPr>
       <w:r>
         <w:rPr>
-          <w:lang w:val="ar_AE" w:bidi="ar_AE"/>
-        </w:rPr>
-      </w:r>
-      <w:r>
-        <w:rPr>
+          <w:rtl/>
+          <w:cs/>
+          <w:lang w:val="ar_AE" w:bidi="ar_AE"/>
+        </w:rPr>
+      </w:r>
+      <w:r>
+        <w:rPr>
+          <w:rtl/>
+          <w:cs/>
           <w:lang w:val="ar_AE" w:bidi="ar_AE"/>
         </w:rPr>
         <w:t xml:space="preserve">وتشير كلمة المسيَّا إلى </w:t>
@@ -1471,6 +1831,8 @@
       <w:hyperlink r:id="rId27">
         <w:r>
           <w:rPr>
+            <w:rtl/>
+            <w:cs/>
             <w:lang w:val="ar_AE" w:bidi="ar_AE"/>
           </w:rPr>
           <w:rPr>
@@ -1482,6 +1844,8 @@
       </w:hyperlink>
       <w:r>
         <w:rPr>
+          <w:rtl/>
+          <w:cs/>
           <w:lang w:val="ar_AE" w:bidi="ar_AE"/>
         </w:rPr>
         <w:t xml:space="preserve"> </w:t>
@@ -1489,6 +1853,8 @@
       <w:hyperlink r:id="rId28">
         <w:r>
           <w:rPr>
+            <w:rtl/>
+            <w:cs/>
             <w:lang w:val="ar_AE" w:bidi="ar_AE"/>
           </w:rPr>
           <w:rPr>
@@ -1500,6 +1866,8 @@
       </w:hyperlink>
       <w:r>
         <w:rPr>
+          <w:rtl/>
+          <w:cs/>
           <w:lang w:val="ar_AE" w:bidi="ar_AE"/>
         </w:rPr>
         <w:t xml:space="preserve"> خاص قد وعد الله أن يرسله.</w:t>
@@ -1511,11 +1879,15 @@
       </w:pPr>
       <w:r>
         <w:rPr>
-          <w:lang w:val="ar_AE" w:bidi="ar_AE"/>
-        </w:rPr>
-      </w:r>
-      <w:r>
-        <w:rPr>
+          <w:rtl/>
+          <w:cs/>
+          <w:lang w:val="ar_AE" w:bidi="ar_AE"/>
+        </w:rPr>
+      </w:r>
+      <w:r>
+        <w:rPr>
+          <w:rtl/>
+          <w:cs/>
           <w:lang w:val="ar_AE" w:bidi="ar_AE"/>
         </w:rPr>
         <w:t xml:space="preserve">وكلمة المسيَّا تعني حرفيًا شخصًا قد </w:t>
@@ -1523,12 +1895,16 @@
       <w:r>
         <w:rPr>
           <w:b/>
+          <w:rtl/>
+          <w:cs/>
           <w:lang w:val="ar_AE" w:bidi="ar_AE"/>
         </w:rPr>
         <w:t>مُسَح</w:t>
       </w:r>
       <w:r>
         <w:rPr>
+          <w:rtl/>
+          <w:cs/>
           <w:lang w:val="ar_AE" w:bidi="ar_AE"/>
         </w:rPr>
         <w:t xml:space="preserve">. وهذا يعني أن شخصًا آخرًا قد سكب زيتًا (دهن المسحة) عليه. وهذه كانت علامة على أن الله قد أعطى هذا الشخص مهمة خاصة. على سبيل المثال، في العهد القديم، أمر الله </w:t>
@@ -1536,6 +1912,8 @@
       <w:hyperlink r:id="rId29">
         <w:r>
           <w:rPr>
+            <w:rtl/>
+            <w:cs/>
             <w:lang w:val="ar_AE" w:bidi="ar_AE"/>
           </w:rPr>
           <w:rPr>
@@ -1547,6 +1925,8 @@
       </w:hyperlink>
       <w:r>
         <w:rPr>
+          <w:rtl/>
+          <w:cs/>
           <w:lang w:val="ar_AE" w:bidi="ar_AE"/>
         </w:rPr>
         <w:t xml:space="preserve"> صموئيل أن يضع دهن المسحة على </w:t>
@@ -1554,6 +1934,8 @@
       <w:hyperlink r:id="rId30">
         <w:r>
           <w:rPr>
+            <w:rtl/>
+            <w:cs/>
             <w:lang w:val="ar_AE" w:bidi="ar_AE"/>
           </w:rPr>
           <w:rPr>
@@ -1565,6 +1947,8 @@
       </w:hyperlink>
       <w:r>
         <w:rPr>
+          <w:rtl/>
+          <w:cs/>
           <w:lang w:val="ar_AE" w:bidi="ar_AE"/>
         </w:rPr>
         <w:t xml:space="preserve">. وهذه كانت علامة على أن الله قد اختار داود ليصبح الملك التالي على </w:t>
@@ -1572,6 +1956,8 @@
       <w:hyperlink r:id="rId16">
         <w:r>
           <w:rPr>
+            <w:rtl/>
+            <w:cs/>
             <w:lang w:val="ar_AE" w:bidi="ar_AE"/>
           </w:rPr>
           <w:rPr>
@@ -1583,6 +1969,8 @@
       </w:hyperlink>
       <w:r>
         <w:rPr>
+          <w:rtl/>
+          <w:cs/>
           <w:lang w:val="ar_AE" w:bidi="ar_AE"/>
         </w:rPr>
         <w:t>.</w:t>
@@ -1594,11 +1982,15 @@
       </w:pPr>
       <w:r>
         <w:rPr>
-          <w:lang w:val="ar_AE" w:bidi="ar_AE"/>
-        </w:rPr>
-      </w:r>
-      <w:r>
-        <w:rPr>
+          <w:rtl/>
+          <w:cs/>
+          <w:lang w:val="ar_AE" w:bidi="ar_AE"/>
+        </w:rPr>
+      </w:r>
+      <w:r>
+        <w:rPr>
+          <w:rtl/>
+          <w:cs/>
           <w:lang w:val="ar_AE" w:bidi="ar_AE"/>
         </w:rPr>
         <w:t xml:space="preserve">ولاحقًا، كان الناس يدعون شخصًا ما ممسوحًا إذا كان الله قد عيَّن هذا الشخص لمهمة خاصة، حتى وإن لم يكن أحد قد سكب زيتًا على رأسه. </w:t>
@@ -1610,11 +2002,15 @@
       </w:pPr>
       <w:r>
         <w:rPr>
-          <w:lang w:val="ar_AE" w:bidi="ar_AE"/>
-        </w:rPr>
-      </w:r>
-      <w:r>
-        <w:rPr>
+          <w:rtl/>
+          <w:cs/>
+          <w:lang w:val="ar_AE" w:bidi="ar_AE"/>
+        </w:rPr>
+      </w:r>
+      <w:r>
+        <w:rPr>
+          <w:rtl/>
+          <w:cs/>
           <w:lang w:val="ar_AE" w:bidi="ar_AE"/>
         </w:rPr>
         <w:t xml:space="preserve">وقد صار داود أكثر الملوك المحبوبين في إسرائيل. لكن بعد داود، حكم آخرون على إسرائيل، والكثير منهم لم يكونوا ملوكًا صالحين. فقد كان هؤلاء الملوك يقودون الناس بعيدًا عن الله، لذلك كان على الله أن يعاقبهم. وقد دُمرت أرض إسرائيل، وصارت خاضعة لسيطرة </w:t>
@@ -1622,12 +2018,16 @@
       <w:r>
         <w:rPr>
           <w:b/>
+          <w:rtl/>
+          <w:cs/>
           <w:lang w:val="ar_AE" w:bidi="ar_AE"/>
         </w:rPr>
         <w:t>الأمم</w:t>
       </w:r>
       <w:r>
         <w:rPr>
+          <w:rtl/>
+          <w:cs/>
           <w:lang w:val="ar_AE" w:bidi="ar_AE"/>
         </w:rPr>
         <w:t xml:space="preserve"> الأخرى. لكن مع ذلك، فإن الله كان قد وعد شعب إسرائيل بأنه سيرسل لهم ملكًا جديدًا. وهذا الملك سوف يُخلّص الشعب من أزمتهم. وأن هذا الملك سيكون من نسل داود.</w:t>
@@ -1639,11 +2039,15 @@
       </w:pPr>
       <w:r>
         <w:rPr>
-          <w:lang w:val="ar_AE" w:bidi="ar_AE"/>
-        </w:rPr>
-      </w:r>
-      <w:r>
-        <w:rPr>
+          <w:rtl/>
+          <w:cs/>
+          <w:lang w:val="ar_AE" w:bidi="ar_AE"/>
+        </w:rPr>
+      </w:r>
+      <w:r>
+        <w:rPr>
+          <w:rtl/>
+          <w:cs/>
           <w:lang w:val="ar_AE" w:bidi="ar_AE"/>
         </w:rPr>
         <w:t xml:space="preserve">وقد بدأ </w:t>
@@ -1651,12 +2055,16 @@
       <w:r>
         <w:rPr>
           <w:b/>
+          <w:rtl/>
+          <w:cs/>
           <w:lang w:val="ar_AE" w:bidi="ar_AE"/>
         </w:rPr>
         <w:t>بنو إسرائيل</w:t>
       </w:r>
       <w:r>
         <w:rPr>
+          <w:rtl/>
+          <w:cs/>
           <w:lang w:val="ar_AE" w:bidi="ar_AE"/>
         </w:rPr>
         <w:t xml:space="preserve"> بالإشارة إلى هذا الملك الذي وعد الله بإرساله بتعبير "المسيَّا" – أى الشخص الممسوح.</w:t>
@@ -1668,11 +2076,15 @@
       </w:pPr>
       <w:r>
         <w:rPr>
-          <w:lang w:val="ar_AE" w:bidi="ar_AE"/>
-        </w:rPr>
-      </w:r>
-      <w:r>
-        <w:rPr>
+          <w:rtl/>
+          <w:cs/>
+          <w:lang w:val="ar_AE" w:bidi="ar_AE"/>
+        </w:rPr>
+      </w:r>
+      <w:r>
+        <w:rPr>
+          <w:rtl/>
+          <w:cs/>
           <w:lang w:val="ar_AE" w:bidi="ar_AE"/>
         </w:rPr>
         <w:t xml:space="preserve">وعندما جاء يسوع، أظهر للناس أنه </w:t>
@@ -1680,12 +2092,16 @@
       <w:r>
         <w:rPr>
           <w:b/>
+          <w:rtl/>
+          <w:cs/>
           <w:lang w:val="ar_AE" w:bidi="ar_AE"/>
         </w:rPr>
         <w:t>هو</w:t>
       </w:r>
       <w:r>
         <w:rPr>
+          <w:rtl/>
+          <w:cs/>
           <w:lang w:val="ar_AE" w:bidi="ar_AE"/>
         </w:rPr>
         <w:t xml:space="preserve"> المسيَّا الذي كان الله قد وعد بإرساله. وكان يسوع من نسل داود، وقد برهن يسوع أن الله قد عيَّنه (مسحه) وذلك من خلال قدرته الفائقة و</w:t>
@@ -1693,6 +2109,8 @@
       <w:hyperlink r:id="rId32">
         <w:r>
           <w:rPr>
+            <w:rtl/>
+            <w:cs/>
             <w:lang w:val="ar_AE" w:bidi="ar_AE"/>
           </w:rPr>
           <w:rPr>
@@ -1704,6 +2122,8 @@
       </w:hyperlink>
       <w:r>
         <w:rPr>
+          <w:rtl/>
+          <w:cs/>
           <w:lang w:val="ar_AE" w:bidi="ar_AE"/>
         </w:rPr>
         <w:t xml:space="preserve"> الذي كان لديه. </w:t>
@@ -1715,11 +2135,15 @@
       </w:pPr>
       <w:r>
         <w:rPr>
-          <w:lang w:val="ar_AE" w:bidi="ar_AE"/>
-        </w:rPr>
-      </w:r>
-      <w:r>
-        <w:rPr>
+          <w:rtl/>
+          <w:cs/>
+          <w:lang w:val="ar_AE" w:bidi="ar_AE"/>
+        </w:rPr>
+      </w:r>
+      <w:r>
+        <w:rPr>
+          <w:rtl/>
+          <w:cs/>
           <w:lang w:val="ar_AE" w:bidi="ar_AE"/>
         </w:rPr>
         <w:t xml:space="preserve">لم يقل يسوع أبدًا للشعب مباشرة: "أنا هو المسيَّا!" وهذا لأن الناس لم يكونوا يعرفون بعد ما الذي يعنيه حقًا أن يسوع يكون المسيَّا. فقد كانوا </w:t>
@@ -1727,12 +2151,16 @@
       <w:r>
         <w:rPr>
           <w:b/>
+          <w:rtl/>
+          <w:cs/>
           <w:lang w:val="ar_AE" w:bidi="ar_AE"/>
         </w:rPr>
         <w:t>يعتقدون</w:t>
       </w:r>
       <w:r>
         <w:rPr>
+          <w:rtl/>
+          <w:cs/>
           <w:lang w:val="ar_AE" w:bidi="ar_AE"/>
         </w:rPr>
         <w:t xml:space="preserve"> بالخطأ أن المسيَّا سيُعيد مملكة إسرائيل ويرجع لهم سلطتهم السياسية. لكن يسوع، بدلًا من ذلك، دعا نفسه </w:t>
@@ -1740,6 +2168,8 @@
       <w:hyperlink r:id="rId34">
         <w:r>
           <w:rPr>
+            <w:rtl/>
+            <w:cs/>
             <w:lang w:val="ar_AE" w:bidi="ar_AE"/>
           </w:rPr>
           <w:rPr>
@@ -1751,6 +2181,8 @@
       </w:hyperlink>
       <w:r>
         <w:rPr>
+          <w:rtl/>
+          <w:cs/>
           <w:lang w:val="ar_AE" w:bidi="ar_AE"/>
         </w:rPr>
         <w:t>، وهي طريقة غير مباشرة كي يقول إنه هو المسيَّا.</w:t>
@@ -1762,11 +2194,15 @@
       </w:pPr>
       <w:r>
         <w:rPr>
-          <w:lang w:val="ar_AE" w:bidi="ar_AE"/>
-        </w:rPr>
-      </w:r>
-      <w:r>
-        <w:rPr>
+          <w:rtl/>
+          <w:cs/>
+          <w:lang w:val="ar_AE" w:bidi="ar_AE"/>
+        </w:rPr>
+      </w:r>
+      <w:r>
+        <w:rPr>
+          <w:rtl/>
+          <w:cs/>
           <w:lang w:val="ar_AE" w:bidi="ar_AE"/>
         </w:rPr>
         <w:t xml:space="preserve">ثم بعد أن قام يسوع من بين الأموات، عرف </w:t>
@@ -1774,12 +2210,16 @@
       <w:r>
         <w:rPr>
           <w:b/>
+          <w:rtl/>
+          <w:cs/>
           <w:lang w:val="ar_AE" w:bidi="ar_AE"/>
         </w:rPr>
         <w:t>تلاميذه</w:t>
       </w:r>
       <w:r>
         <w:rPr>
+          <w:rtl/>
+          <w:cs/>
           <w:lang w:val="ar_AE" w:bidi="ar_AE"/>
         </w:rPr>
         <w:t xml:space="preserve"> بيقين كبير أنه هو بالفعل المسيَّا، وبدأوا في مشاركة هذه الأخبار السارة مع الآخرين. فقد أرسل الله المُخلّص الذي كان قد وعد به! لكن يسوع لم يكن مُخلّصًا يحرر الناس من سلطة أو حكومة أرضية. لكنه كان مُخلّصًا قد فعل أكثر من ذلك بكثير، فقد حرر يسوع الناس من </w:t>
@@ -1787,6 +2227,8 @@
       <w:hyperlink r:id="rId36">
         <w:r>
           <w:rPr>
+            <w:rtl/>
+            <w:cs/>
             <w:lang w:val="ar_AE" w:bidi="ar_AE"/>
           </w:rPr>
           <w:rPr>
@@ -1798,6 +2240,8 @@
       </w:hyperlink>
       <w:r>
         <w:rPr>
+          <w:rtl/>
+          <w:cs/>
           <w:lang w:val="ar_AE" w:bidi="ar_AE"/>
         </w:rPr>
         <w:t xml:space="preserve"> والموت.</w:t>
@@ -1809,33 +2253,43 @@
       </w:pPr>
       <w:r>
         <w:rPr>
+          <w:rtl/>
+          <w:cs/>
           <w:lang w:val="ar_AE" w:bidi="ar_AE"/>
         </w:rPr>
       </w:r>
       <w:r>
         <w:rPr>
           <w:b/>
+          <w:rtl/>
+          <w:cs/>
           <w:lang w:val="ar_AE" w:bidi="ar_AE"/>
         </w:rPr>
         <w:t>عندما تُترجِم تعبير "المسيَّا"، أو "المسيح"، كن حذرًا بشأن الأمور التالية:</w:t>
       </w:r>
       <w:r>
         <w:rPr>
-          <w:lang w:val="ar_AE" w:bidi="ar_AE"/>
-        </w:rPr>
-      </w:r>
-      <w:r>
-        <w:rPr>
-          <w:lang w:val="ar_AE" w:bidi="ar_AE"/>
-        </w:rPr>
-      </w:r>
-    </w:p>
-    <w:p>
-      <w:pPr>
-        <w:bidi/>
-      </w:pPr>
-      <w:r>
-        <w:rPr>
+          <w:rtl/>
+          <w:cs/>
+          <w:lang w:val="ar_AE" w:bidi="ar_AE"/>
+        </w:rPr>
+      </w:r>
+      <w:r>
+        <w:rPr>
+          <w:rtl/>
+          <w:cs/>
+          <w:lang w:val="ar_AE" w:bidi="ar_AE"/>
+        </w:rPr>
+      </w:r>
+    </w:p>
+    <w:p>
+      <w:pPr>
+        <w:bidi/>
+      </w:pPr>
+      <w:r>
+        <w:rPr>
+          <w:rtl/>
+          <w:cs/>
           <w:lang w:val="ar_AE" w:bidi="ar_AE"/>
         </w:rPr>
       </w:r>
@@ -1847,34 +2301,44 @@
       </w:pPr>
       <w:r>
         <w:rPr>
+          <w:rtl/>
+          <w:cs/>
           <w:lang w:val="ar_AE" w:bidi="ar_AE"/>
         </w:rPr>
         <w:t>المعجزات</w:t>
       </w:r>
       <w:r>
         <w:rPr>
-          <w:lang w:val="ar_AE" w:bidi="ar_AE"/>
-        </w:rPr>
-      </w:r>
-    </w:p>
-    <w:p>
-      <w:pPr>
-        <w:bidi/>
-      </w:pPr>
-      <w:r>
-        <w:rPr>
+          <w:rtl/>
+          <w:cs/>
+          <w:lang w:val="ar_AE" w:bidi="ar_AE"/>
+        </w:rPr>
+      </w:r>
+    </w:p>
+    <w:p>
+      <w:pPr>
+        <w:bidi/>
+      </w:pPr>
+      <w:r>
+        <w:rPr>
+          <w:rtl/>
+          <w:cs/>
           <w:lang w:val="ar_AE" w:bidi="ar_AE"/>
         </w:rPr>
       </w:r>
       <w:r>
         <w:rPr>
           <w:b/>
+          <w:rtl/>
+          <w:cs/>
           <w:lang w:val="ar_AE" w:bidi="ar_AE"/>
         </w:rPr>
         <w:t>المعجزة</w:t>
       </w:r>
       <w:r>
         <w:rPr>
+          <w:rtl/>
+          <w:cs/>
           <w:lang w:val="ar_AE" w:bidi="ar_AE"/>
         </w:rPr>
         <w:t xml:space="preserve">، والتي تسمى أحيانًا </w:t>
@@ -1882,12 +2346,16 @@
       <w:r>
         <w:rPr>
           <w:b/>
+          <w:rtl/>
+          <w:cs/>
           <w:lang w:val="ar_AE" w:bidi="ar_AE"/>
         </w:rPr>
         <w:t>آية</w:t>
       </w:r>
       <w:r>
         <w:rPr>
+          <w:rtl/>
+          <w:cs/>
           <w:lang w:val="ar_AE" w:bidi="ar_AE"/>
         </w:rPr>
         <w:t xml:space="preserve">، هي شيء يحدث وهو غير عادي ومدهش للغاية ويبدو مستحيلًا. والشخص الذي يصنع معجزة يفعل شيئًا غير عادي ويبدو مستحيلًا. وفي العهد القديم، كان الله يصنع المعجزات عادة عندما </w:t>
@@ -1895,12 +2363,16 @@
       <w:r>
         <w:rPr>
           <w:b/>
+          <w:rtl/>
+          <w:cs/>
           <w:lang w:val="ar_AE" w:bidi="ar_AE"/>
         </w:rPr>
         <w:t>يصلّى</w:t>
       </w:r>
       <w:r>
         <w:rPr>
+          <w:rtl/>
+          <w:cs/>
           <w:lang w:val="ar_AE" w:bidi="ar_AE"/>
         </w:rPr>
         <w:t xml:space="preserve"> الناس طالبين المساعدة. وأحيانًا كان الله يصنع المعجزات لمعاقبة الناس. وفي أحيان أخرى، كان </w:t>
@@ -1908,12 +2380,16 @@
       <w:r>
         <w:rPr>
           <w:b/>
+          <w:rtl/>
+          <w:cs/>
           <w:lang w:val="ar_AE" w:bidi="ar_AE"/>
         </w:rPr>
         <w:t>الأنبياء</w:t>
       </w:r>
       <w:r>
         <w:rPr>
+          <w:rtl/>
+          <w:cs/>
           <w:lang w:val="ar_AE" w:bidi="ar_AE"/>
         </w:rPr>
         <w:t>– الأشخاص الذين نقلوا رسائل من الله إلى الشعب - يصنعون المعجزات بواسطة قوة الله. وفي العهد الجديد، كان يسوع وأتباعه من بعده يصنعون المعجزات.</w:t>
@@ -1925,11 +2401,15 @@
       </w:pPr>
       <w:r>
         <w:rPr>
-          <w:lang w:val="ar_AE" w:bidi="ar_AE"/>
-        </w:rPr>
-      </w:r>
-      <w:r>
-        <w:rPr>
+          <w:rtl/>
+          <w:cs/>
+          <w:lang w:val="ar_AE" w:bidi="ar_AE"/>
+        </w:rPr>
+      </w:r>
+      <w:r>
+        <w:rPr>
+          <w:rtl/>
+          <w:cs/>
           <w:lang w:val="ar_AE" w:bidi="ar_AE"/>
         </w:rPr>
         <w:t xml:space="preserve">وفي الكتاب المُقدَّس، لا تحدث المعجزة أبدًا لمجرد صُنع بعض الإثارة، بل تحدث دائمًا لتعليم الناس شيئًا. فإن الله يصنع المعجزات ليُظهر للناس أنه قوي وأنهم يستطيعون الثقة به. وعندما يصنع شخص ما معجزة، فإن هذا يُظهر للناس أن الله قد أعطى هذا الشخص </w:t>
@@ -1937,6 +2417,8 @@
       <w:hyperlink r:id="rId32">
         <w:r>
           <w:rPr>
+            <w:rtl/>
+            <w:cs/>
             <w:lang w:val="ar_AE" w:bidi="ar_AE"/>
           </w:rPr>
           <w:rPr>
@@ -1948,6 +2430,8 @@
       </w:hyperlink>
       <w:r>
         <w:rPr>
+          <w:rtl/>
+          <w:cs/>
           <w:lang w:val="ar_AE" w:bidi="ar_AE"/>
         </w:rPr>
         <w:t xml:space="preserve">، وأنه ينبغي للناس أن ينتبهوا لما يقوله هذا الشخص عن الله. تُظهر المعجزة أيضًا أن الله يعمل. ولهذا السبب، فإن المعجزات تسمى أيضًا </w:t>
@@ -1955,12 +2439,16 @@
       <w:r>
         <w:rPr>
           <w:b/>
+          <w:rtl/>
+          <w:cs/>
           <w:lang w:val="ar_AE" w:bidi="ar_AE"/>
         </w:rPr>
         <w:t>آيات</w:t>
       </w:r>
       <w:r>
         <w:rPr>
+          <w:rtl/>
+          <w:cs/>
           <w:lang w:val="ar_AE" w:bidi="ar_AE"/>
         </w:rPr>
         <w:t xml:space="preserve"> ونحن نسمع غالبًا الكلمتين </w:t>
@@ -1968,12 +2456,16 @@
       <w:r>
         <w:rPr>
           <w:b/>
+          <w:rtl/>
+          <w:cs/>
           <w:lang w:val="ar_AE" w:bidi="ar_AE"/>
         </w:rPr>
         <w:t>آيات وعجائب</w:t>
       </w:r>
       <w:r>
         <w:rPr>
+          <w:rtl/>
+          <w:cs/>
           <w:lang w:val="ar_AE" w:bidi="ar_AE"/>
         </w:rPr>
         <w:t xml:space="preserve"> معًا. وهذه الكلمات تعني أشياءً متشابهة.</w:t>
@@ -1985,11 +2477,15 @@
       </w:pPr>
       <w:r>
         <w:rPr>
-          <w:lang w:val="ar_AE" w:bidi="ar_AE"/>
-        </w:rPr>
-      </w:r>
-      <w:r>
-        <w:rPr>
+          <w:rtl/>
+          <w:cs/>
+          <w:lang w:val="ar_AE" w:bidi="ar_AE"/>
+        </w:rPr>
+      </w:r>
+      <w:r>
+        <w:rPr>
+          <w:rtl/>
+          <w:cs/>
           <w:lang w:val="ar_AE" w:bidi="ar_AE"/>
         </w:rPr>
         <w:t xml:space="preserve">لكن يسوع كان قد حذَّر الناس كي يكونوا حريصين وأن لا يتحمسون أو ينفعلون من كل معجزة يرونها أو من أي شيء يحدث كان يبدو مستحيلًا، لأن الناس أحيانًا يصنعون المعجزات ليس بقوة الله، بل بقوة </w:t>
@@ -1997,6 +2493,8 @@
       <w:hyperlink r:id="rId38">
         <w:r>
           <w:rPr>
+            <w:rtl/>
+            <w:cs/>
             <w:lang w:val="ar_AE" w:bidi="ar_AE"/>
           </w:rPr>
           <w:rPr>
@@ -2008,6 +2506,8 @@
       </w:hyperlink>
       <w:r>
         <w:rPr>
+          <w:rtl/>
+          <w:cs/>
           <w:lang w:val="ar_AE" w:bidi="ar_AE"/>
         </w:rPr>
         <w:t xml:space="preserve">. فإن الشيطان يستطيع أن يخدع الناس بعمل المعجزات أيضًا. وعلى الناس أن يكونوا حريصين على التمييز بين المعجزة التي تأتي من الله، والمعجزة التي تتم لصرف الناس بعيدًا عن الله، أو لجعل الناس </w:t>
@@ -2015,33 +2515,43 @@
       <w:r>
         <w:rPr>
           <w:b/>
+          <w:rtl/>
+          <w:cs/>
           <w:lang w:val="ar_AE" w:bidi="ar_AE"/>
         </w:rPr>
         <w:t>يصدقون</w:t>
       </w:r>
       <w:r>
         <w:rPr>
+          <w:rtl/>
+          <w:cs/>
           <w:lang w:val="ar_AE" w:bidi="ar_AE"/>
         </w:rPr>
         <w:t xml:space="preserve"> تعليمًا زائفًا.</w:t>
       </w:r>
       <w:r>
         <w:rPr>
-          <w:lang w:val="ar_AE" w:bidi="ar_AE"/>
-        </w:rPr>
-      </w:r>
-      <w:r>
-        <w:rPr>
-          <w:lang w:val="ar_AE" w:bidi="ar_AE"/>
-        </w:rPr>
-      </w:r>
-    </w:p>
-    <w:p>
-      <w:pPr>
-        <w:bidi/>
-      </w:pPr>
-      <w:r>
-        <w:rPr>
+          <w:rtl/>
+          <w:cs/>
+          <w:lang w:val="ar_AE" w:bidi="ar_AE"/>
+        </w:rPr>
+      </w:r>
+      <w:r>
+        <w:rPr>
+          <w:rtl/>
+          <w:cs/>
+          <w:lang w:val="ar_AE" w:bidi="ar_AE"/>
+        </w:rPr>
+      </w:r>
+    </w:p>
+    <w:p>
+      <w:pPr>
+        <w:bidi/>
+      </w:pPr>
+      <w:r>
+        <w:rPr>
+          <w:rtl/>
+          <w:cs/>
           <w:lang w:val="ar_AE" w:bidi="ar_AE"/>
         </w:rPr>
       </w:r>
@@ -2053,27 +2563,35 @@
       </w:pPr>
       <w:r>
         <w:rPr>
+          <w:rtl/>
+          <w:cs/>
           <w:lang w:val="ar_AE" w:bidi="ar_AE"/>
         </w:rPr>
         <w:t>مؤمن</w:t>
       </w:r>
       <w:r>
         <w:rPr>
-          <w:lang w:val="ar_AE" w:bidi="ar_AE"/>
-        </w:rPr>
-      </w:r>
-    </w:p>
-    <w:p>
-      <w:pPr>
-        <w:bidi/>
-      </w:pPr>
-      <w:r>
-        <w:rPr>
-          <w:lang w:val="ar_AE" w:bidi="ar_AE"/>
-        </w:rPr>
-      </w:r>
-      <w:r>
-        <w:rPr>
+          <w:rtl/>
+          <w:cs/>
+          <w:lang w:val="ar_AE" w:bidi="ar_AE"/>
+        </w:rPr>
+      </w:r>
+    </w:p>
+    <w:p>
+      <w:pPr>
+        <w:bidi/>
+      </w:pPr>
+      <w:r>
+        <w:rPr>
+          <w:rtl/>
+          <w:cs/>
+          <w:lang w:val="ar_AE" w:bidi="ar_AE"/>
+        </w:rPr>
+      </w:r>
+      <w:r>
+        <w:rPr>
+          <w:rtl/>
+          <w:cs/>
           <w:lang w:val="ar_AE" w:bidi="ar_AE"/>
         </w:rPr>
         <w:t xml:space="preserve">بعد يوم الخمسين، كان الناس الذين تبعوا يسوع يُدعون أيضًا </w:t>
@@ -2081,12 +2599,16 @@
       <w:r>
         <w:rPr>
           <w:b/>
+          <w:rtl/>
+          <w:cs/>
           <w:lang w:val="ar_AE" w:bidi="ar_AE"/>
         </w:rPr>
         <w:t>مؤمنين</w:t>
       </w:r>
       <w:r>
         <w:rPr>
+          <w:rtl/>
+          <w:cs/>
           <w:lang w:val="ar_AE" w:bidi="ar_AE"/>
         </w:rPr>
         <w:t xml:space="preserve">. والمؤمن هو شخص اختار أن يؤمن </w:t>
@@ -2094,6 +2616,8 @@
       <w:hyperlink r:id="rId35">
         <w:r>
           <w:rPr>
+            <w:rtl/>
+            <w:cs/>
             <w:lang w:val="ar_AE" w:bidi="ar_AE"/>
           </w:rPr>
           <w:rPr>
@@ -2105,6 +2629,8 @@
       </w:hyperlink>
       <w:r>
         <w:rPr>
+          <w:rtl/>
+          <w:cs/>
           <w:lang w:val="ar_AE" w:bidi="ar_AE"/>
         </w:rPr>
         <w:t xml:space="preserve"> عن يسوع ويثقَ فيه ويتبعه بصفته </w:t>
@@ -2112,6 +2638,8 @@
       <w:hyperlink r:id="rId39">
         <w:r>
           <w:rPr>
+            <w:rtl/>
+            <w:cs/>
             <w:lang w:val="ar_AE" w:bidi="ar_AE"/>
           </w:rPr>
           <w:rPr>
@@ -2123,27 +2651,35 @@
       </w:hyperlink>
       <w:r>
         <w:rPr>
+          <w:rtl/>
+          <w:cs/>
           <w:lang w:val="ar_AE" w:bidi="ar_AE"/>
         </w:rPr>
         <w:t xml:space="preserve"> له أو سيدًا. وفي سفر أعمال الرسل، كان الناس غالبًا ما يدعون هذه المجموعة من الناس "إخوة" أو "إخوة وأخوات"، لأن المؤمنين يشبهون أعضاء في نفس العائلة مع الله باعتباره أبيهم. بعض ترجمات الكتاب المُقدَّس تُترجِم "الإخوة" إلى "المؤمنين".</w:t>
       </w:r>
       <w:r>
         <w:rPr>
-          <w:lang w:val="ar_AE" w:bidi="ar_AE"/>
-        </w:rPr>
-      </w:r>
-      <w:r>
-        <w:rPr>
-          <w:lang w:val="ar_AE" w:bidi="ar_AE"/>
-        </w:rPr>
-      </w:r>
-    </w:p>
-    <w:p>
-      <w:pPr>
-        <w:bidi/>
-      </w:pPr>
-      <w:r>
-        <w:rPr>
+          <w:rtl/>
+          <w:cs/>
+          <w:lang w:val="ar_AE" w:bidi="ar_AE"/>
+        </w:rPr>
+      </w:r>
+      <w:r>
+        <w:rPr>
+          <w:rtl/>
+          <w:cs/>
+          <w:lang w:val="ar_AE" w:bidi="ar_AE"/>
+        </w:rPr>
+      </w:r>
+    </w:p>
+    <w:p>
+      <w:pPr>
+        <w:bidi/>
+      </w:pPr>
+      <w:r>
+        <w:rPr>
+          <w:rtl/>
+          <w:cs/>
           <w:lang w:val="ar_AE" w:bidi="ar_AE"/>
         </w:rPr>
       </w:r>
@@ -2155,34 +2691,44 @@
       </w:pPr>
       <w:r>
         <w:rPr>
+          <w:rtl/>
+          <w:cs/>
           <w:lang w:val="ar_AE" w:bidi="ar_AE"/>
         </w:rPr>
         <w:t>مَثَل</w:t>
       </w:r>
       <w:r>
         <w:rPr>
-          <w:lang w:val="ar_AE" w:bidi="ar_AE"/>
-        </w:rPr>
-      </w:r>
-    </w:p>
-    <w:p>
-      <w:pPr>
-        <w:bidi/>
-      </w:pPr>
-      <w:r>
-        <w:rPr>
+          <w:rtl/>
+          <w:cs/>
+          <w:lang w:val="ar_AE" w:bidi="ar_AE"/>
+        </w:rPr>
+      </w:r>
+    </w:p>
+    <w:p>
+      <w:pPr>
+        <w:bidi/>
+      </w:pPr>
+      <w:r>
+        <w:rPr>
+          <w:rtl/>
+          <w:cs/>
           <w:lang w:val="ar_AE" w:bidi="ar_AE"/>
         </w:rPr>
       </w:r>
       <w:r>
         <w:rPr>
           <w:b/>
+          <w:rtl/>
+          <w:cs/>
           <w:lang w:val="ar_AE" w:bidi="ar_AE"/>
         </w:rPr>
         <w:t>المثل</w:t>
       </w:r>
       <w:r>
         <w:rPr>
+          <w:rtl/>
+          <w:cs/>
           <w:lang w:val="ar_AE" w:bidi="ar_AE"/>
         </w:rPr>
         <w:t xml:space="preserve"> هو قصة لها معنى أعمق. ولقد قال يسوع العديد من الأمثال. في هذه القصص، استخدم يسوع شخصيات ومواقف كانت مألوفة جدًا للناس من حوله. وهذه القصص كان لها في الأغلب نهاية مفاجئة تمامًا لمستمعي يسوع، وأحيانًا تكون صادمة. ومن خلال القصص، كان يسوع يخبر الناس أمورًا عن الله، وعن الطريقة التي تكون عليها الأمور في </w:t>
@@ -2190,6 +2736,8 @@
       <w:hyperlink r:id="rId40">
         <w:r>
           <w:rPr>
+            <w:rtl/>
+            <w:cs/>
             <w:lang w:val="ar_AE" w:bidi="ar_AE"/>
           </w:rPr>
           <w:rPr>
@@ -2201,6 +2749,8 @@
       </w:hyperlink>
       <w:r>
         <w:rPr>
+          <w:rtl/>
+          <w:cs/>
           <w:lang w:val="ar_AE" w:bidi="ar_AE"/>
         </w:rPr>
         <w:t xml:space="preserve">. أيضًا من خلال حكي هذه القصص، كان يسوع يريد من الناس أن يغيروا تفكيرهم وسلوكهم. وكان على الناس أن يستمعوا بعناية شديدة إلى الأمثال لكي يفهموها. وفقط الأشخاص الذين كانوا يثقون في يسوع، هم من كانوا يستطيعون فهم هذه الأمثال حقًا. أما بالنسبة للآخرين، كانت الأمثال مجرد قصص لا تعني أي شيء. وأحيانًا كان يسوع يشرح معنى المثل </w:t>
@@ -2208,12 +2758,16 @@
       <w:r>
         <w:rPr>
           <w:b/>
+          <w:rtl/>
+          <w:cs/>
           <w:lang w:val="ar_AE" w:bidi="ar_AE"/>
         </w:rPr>
         <w:t>لتلاميذه</w:t>
       </w:r>
       <w:r>
         <w:rPr>
+          <w:rtl/>
+          <w:cs/>
           <w:lang w:val="ar_AE" w:bidi="ar_AE"/>
         </w:rPr>
         <w:t xml:space="preserve"> على انفراد.</w:t>
@@ -2225,11 +2779,15 @@
       </w:pPr>
       <w:r>
         <w:rPr>
-          <w:lang w:val="ar_AE" w:bidi="ar_AE"/>
-        </w:rPr>
-      </w:r>
-      <w:r>
-        <w:rPr>
+          <w:rtl/>
+          <w:cs/>
+          <w:lang w:val="ar_AE" w:bidi="ar_AE"/>
+        </w:rPr>
+      </w:r>
+      <w:r>
+        <w:rPr>
+          <w:rtl/>
+          <w:cs/>
           <w:lang w:val="ar_AE" w:bidi="ar_AE"/>
         </w:rPr>
         <w:t xml:space="preserve">وفي العهد القديم، كان </w:t>
@@ -2237,33 +2795,43 @@
       <w:r>
         <w:rPr>
           <w:b/>
+          <w:rtl/>
+          <w:cs/>
           <w:lang w:val="ar_AE" w:bidi="ar_AE"/>
         </w:rPr>
         <w:t>الأنبياء</w:t>
       </w:r>
       <w:r>
         <w:rPr>
+          <w:rtl/>
+          <w:cs/>
           <w:lang w:val="ar_AE" w:bidi="ar_AE"/>
         </w:rPr>
         <w:t xml:space="preserve"> – الأشخاص الذين نقلوا رسائل من الله إلى الناس – يقولون أيضًا في بعض الأحيان الأمثال ليعلِّموا الناس شيئًا عن الله.</w:t>
       </w:r>
       <w:r>
         <w:rPr>
-          <w:lang w:val="ar_AE" w:bidi="ar_AE"/>
-        </w:rPr>
-      </w:r>
-      <w:r>
-        <w:rPr>
-          <w:lang w:val="ar_AE" w:bidi="ar_AE"/>
-        </w:rPr>
-      </w:r>
-    </w:p>
-    <w:p>
-      <w:pPr>
-        <w:bidi/>
-      </w:pPr>
-      <w:r>
-        <w:rPr>
+          <w:rtl/>
+          <w:cs/>
+          <w:lang w:val="ar_AE" w:bidi="ar_AE"/>
+        </w:rPr>
+      </w:r>
+      <w:r>
+        <w:rPr>
+          <w:rtl/>
+          <w:cs/>
+          <w:lang w:val="ar_AE" w:bidi="ar_AE"/>
+        </w:rPr>
+      </w:r>
+    </w:p>
+    <w:p>
+      <w:pPr>
+        <w:bidi/>
+      </w:pPr>
+      <w:r>
+        <w:rPr>
+          <w:rtl/>
+          <w:cs/>
           <w:lang w:val="ar_AE" w:bidi="ar_AE"/>
         </w:rPr>
       </w:r>
@@ -2275,34 +2843,44 @@
       </w:pPr>
       <w:r>
         <w:rPr>
+          <w:rtl/>
+          <w:cs/>
           <w:lang w:val="ar_AE" w:bidi="ar_AE"/>
         </w:rPr>
         <w:t>مجد</w:t>
       </w:r>
       <w:r>
         <w:rPr>
-          <w:lang w:val="ar_AE" w:bidi="ar_AE"/>
-        </w:rPr>
-      </w:r>
-    </w:p>
-    <w:p>
-      <w:pPr>
-        <w:bidi/>
-      </w:pPr>
-      <w:r>
-        <w:rPr>
+          <w:rtl/>
+          <w:cs/>
+          <w:lang w:val="ar_AE" w:bidi="ar_AE"/>
+        </w:rPr>
+      </w:r>
+    </w:p>
+    <w:p>
+      <w:pPr>
+        <w:bidi/>
+      </w:pPr>
+      <w:r>
+        <w:rPr>
+          <w:rtl/>
+          <w:cs/>
           <w:lang w:val="ar_AE" w:bidi="ar_AE"/>
         </w:rPr>
       </w:r>
       <w:r>
         <w:rPr>
           <w:b/>
+          <w:rtl/>
+          <w:cs/>
           <w:lang w:val="ar_AE" w:bidi="ar_AE"/>
         </w:rPr>
         <w:t>المجد</w:t>
       </w:r>
       <w:r>
         <w:rPr>
+          <w:rtl/>
+          <w:cs/>
           <w:lang w:val="ar_AE" w:bidi="ar_AE"/>
         </w:rPr>
         <w:t xml:space="preserve"> هو الشهرة والإعجاب اللذين تحصل عليهما من خلال القيام بشيء مُبهر. </w:t>
@@ -2314,11 +2892,15 @@
       </w:pPr>
       <w:r>
         <w:rPr>
-          <w:lang w:val="ar_AE" w:bidi="ar_AE"/>
-        </w:rPr>
-      </w:r>
-      <w:r>
-        <w:rPr>
+          <w:rtl/>
+          <w:cs/>
+          <w:lang w:val="ar_AE" w:bidi="ar_AE"/>
+        </w:rPr>
+      </w:r>
+      <w:r>
+        <w:rPr>
+          <w:rtl/>
+          <w:cs/>
           <w:lang w:val="ar_AE" w:bidi="ar_AE"/>
         </w:rPr>
         <w:t xml:space="preserve">وعندما </w:t>
@@ -2326,12 +2908,16 @@
       <w:r>
         <w:rPr>
           <w:b/>
+          <w:rtl/>
+          <w:cs/>
           <w:lang w:val="ar_AE" w:bidi="ar_AE"/>
         </w:rPr>
         <w:t>يُقدِّم</w:t>
       </w:r>
       <w:r>
         <w:rPr>
+          <w:rtl/>
+          <w:cs/>
           <w:lang w:val="ar_AE" w:bidi="ar_AE"/>
         </w:rPr>
         <w:t xml:space="preserve"> الناس المجد لله، فإنهم يسبحون الله، ويعجبون به، ويقولون أشياء جيدة عنه.</w:t>
@@ -2343,11 +2929,15 @@
       </w:pPr>
       <w:r>
         <w:rPr>
-          <w:lang w:val="ar_AE" w:bidi="ar_AE"/>
-        </w:rPr>
-      </w:r>
-      <w:r>
-        <w:rPr>
+          <w:rtl/>
+          <w:cs/>
+          <w:lang w:val="ar_AE" w:bidi="ar_AE"/>
+        </w:rPr>
+      </w:r>
+      <w:r>
+        <w:rPr>
+          <w:rtl/>
+          <w:cs/>
           <w:lang w:val="ar_AE" w:bidi="ar_AE"/>
         </w:rPr>
         <w:t xml:space="preserve">وعندما </w:t>
@@ -2355,12 +2945,16 @@
       <w:r>
         <w:rPr>
           <w:b/>
+          <w:rtl/>
+          <w:cs/>
           <w:lang w:val="ar_AE" w:bidi="ar_AE"/>
         </w:rPr>
         <w:t>يُظهِر</w:t>
       </w:r>
       <w:r>
         <w:rPr>
+          <w:rtl/>
+          <w:cs/>
           <w:lang w:val="ar_AE" w:bidi="ar_AE"/>
         </w:rPr>
         <w:t xml:space="preserve"> الله مجده، يمكن للناس أن يروا مدى جمال الله وقوته وجلاله. لم يتح لكثير من الناس في الكتاب المُقدَّس فرصة رؤية مجد الله، لذلك عندما يحدث ذلك، تكون هذه لحظة خاصة جدًا ومثيرة للانبهار. وهذا الأمر يكون مبهرًا جدًا لدرجة أن الناس عادة ما يصبحون خائفين جدًا عندما يرون مجد الله. أحيانًا يرى الناس نورًا ساطعًا جدًا في نفس الوقت، لكن هذا لا يكون دائمًا.</w:t>
@@ -2372,32 +2966,42 @@
       </w:pPr>
       <w:r>
         <w:rPr>
-          <w:lang w:val="ar_AE" w:bidi="ar_AE"/>
-        </w:rPr>
-      </w:r>
-      <w:r>
-        <w:rPr>
+          <w:rtl/>
+          <w:cs/>
+          <w:lang w:val="ar_AE" w:bidi="ar_AE"/>
+        </w:rPr>
+      </w:r>
+      <w:r>
+        <w:rPr>
+          <w:rtl/>
+          <w:cs/>
           <w:lang w:val="ar_AE" w:bidi="ar_AE"/>
         </w:rPr>
         <w:t>وقد يكون من الصعب ترجمة كلمة مجد. في بعض الحالات، يمكنك أن تقول: "قوة الله وجلاله". وعندما تُمجِّد الله، فإنك تُظهر قوته وجلاله.</w:t>
       </w:r>
       <w:r>
         <w:rPr>
-          <w:lang w:val="ar_AE" w:bidi="ar_AE"/>
-        </w:rPr>
-      </w:r>
-      <w:r>
-        <w:rPr>
-          <w:lang w:val="ar_AE" w:bidi="ar_AE"/>
-        </w:rPr>
-      </w:r>
-    </w:p>
-    <w:p>
-      <w:pPr>
-        <w:bidi/>
-      </w:pPr>
-      <w:r>
-        <w:rPr>
+          <w:rtl/>
+          <w:cs/>
+          <w:lang w:val="ar_AE" w:bidi="ar_AE"/>
+        </w:rPr>
+      </w:r>
+      <w:r>
+        <w:rPr>
+          <w:rtl/>
+          <w:cs/>
+          <w:lang w:val="ar_AE" w:bidi="ar_AE"/>
+        </w:rPr>
+      </w:r>
+    </w:p>
+    <w:p>
+      <w:pPr>
+        <w:bidi/>
+      </w:pPr>
+      <w:r>
+        <w:rPr>
+          <w:rtl/>
+          <w:cs/>
           <w:lang w:val="ar_AE" w:bidi="ar_AE"/>
         </w:rPr>
       </w:r>
@@ -2409,34 +3013,44 @@
       </w:pPr>
       <w:r>
         <w:rPr>
+          <w:rtl/>
+          <w:cs/>
           <w:lang w:val="ar_AE" w:bidi="ar_AE"/>
         </w:rPr>
         <w:t>مجمع السنهدريم</w:t>
       </w:r>
       <w:r>
         <w:rPr>
-          <w:lang w:val="ar_AE" w:bidi="ar_AE"/>
-        </w:rPr>
-      </w:r>
-    </w:p>
-    <w:p>
-      <w:pPr>
-        <w:bidi/>
-      </w:pPr>
-      <w:r>
-        <w:rPr>
+          <w:rtl/>
+          <w:cs/>
+          <w:lang w:val="ar_AE" w:bidi="ar_AE"/>
+        </w:rPr>
+      </w:r>
+    </w:p>
+    <w:p>
+      <w:pPr>
+        <w:bidi/>
+      </w:pPr>
+      <w:r>
+        <w:rPr>
+          <w:rtl/>
+          <w:cs/>
           <w:lang w:val="ar_AE" w:bidi="ar_AE"/>
         </w:rPr>
       </w:r>
       <w:r>
         <w:rPr>
           <w:b/>
+          <w:rtl/>
+          <w:cs/>
           <w:lang w:val="ar_AE" w:bidi="ar_AE"/>
         </w:rPr>
         <w:t>السنهدريم</w:t>
       </w:r>
       <w:r>
         <w:rPr>
+          <w:rtl/>
+          <w:cs/>
           <w:lang w:val="ar_AE" w:bidi="ar_AE"/>
         </w:rPr>
         <w:t xml:space="preserve"> هو اسم مجموعة من القادة </w:t>
@@ -2444,12 +3058,16 @@
       <w:r>
         <w:rPr>
           <w:b/>
+          <w:rtl/>
+          <w:cs/>
           <w:lang w:val="ar_AE" w:bidi="ar_AE"/>
         </w:rPr>
         <w:t>اليهود</w:t>
       </w:r>
       <w:r>
         <w:rPr>
+          <w:rtl/>
+          <w:cs/>
           <w:lang w:val="ar_AE" w:bidi="ar_AE"/>
         </w:rPr>
         <w:t xml:space="preserve"> الذين كانوا يعيّنون لاتخاذ القرارات نيابة عن الشعب، وخاصة فيما يتعلق بالأمور الدينية. وفي زمن العهد الجديد، كانت </w:t>
@@ -2457,6 +3075,8 @@
       <w:hyperlink r:id="rId16">
         <w:r>
           <w:rPr>
+            <w:rtl/>
+            <w:cs/>
             <w:lang w:val="ar_AE" w:bidi="ar_AE"/>
           </w:rPr>
           <w:rPr>
@@ -2468,6 +3088,8 @@
       </w:hyperlink>
       <w:r>
         <w:rPr>
+          <w:rtl/>
+          <w:cs/>
           <w:lang w:val="ar_AE" w:bidi="ar_AE"/>
         </w:rPr>
         <w:t xml:space="preserve"> تحت حُكم الشعب الروماني، لكن اليهود كانوا يستطيعون أن يقرروا بعض الأمور لأنفسهم. وكانت هذه القرارات تُتخذ في مجمع السنهدريم. وكان أعضاء السنهدريم يستمعون إلى القضايا ويصدرون الأحكام بحسب الشريعة. وعندما يجتمعون من أجل محاكمة، فإنهم كانوا عادة يجلسون في نصف دائرة حتى يستطيعوا جميعهم أن يروا بعضهم البعض. وكان المتهم يجلس في منتصف الدائرة.</w:t>
@@ -2479,11 +3101,15 @@
       </w:pPr>
       <w:r>
         <w:rPr>
-          <w:lang w:val="ar_AE" w:bidi="ar_AE"/>
-        </w:rPr>
-      </w:r>
-      <w:r>
-        <w:rPr>
+          <w:rtl/>
+          <w:cs/>
+          <w:lang w:val="ar_AE" w:bidi="ar_AE"/>
+        </w:rPr>
+      </w:r>
+      <w:r>
+        <w:rPr>
+          <w:rtl/>
+          <w:cs/>
           <w:lang w:val="ar_AE" w:bidi="ar_AE"/>
         </w:rPr>
         <w:t xml:space="preserve">اسم آخر للسنهدريم هو </w:t>
@@ -2491,12 +3117,16 @@
       <w:r>
         <w:rPr>
           <w:b/>
+          <w:rtl/>
+          <w:cs/>
           <w:lang w:val="ar_AE" w:bidi="ar_AE"/>
         </w:rPr>
         <w:t>المحكمة اليهودية</w:t>
       </w:r>
       <w:r>
         <w:rPr>
+          <w:rtl/>
+          <w:cs/>
           <w:lang w:val="ar_AE" w:bidi="ar_AE"/>
         </w:rPr>
         <w:t xml:space="preserve">، أو </w:t>
@@ -2504,12 +3134,16 @@
       <w:r>
         <w:rPr>
           <w:b/>
+          <w:rtl/>
+          <w:cs/>
           <w:lang w:val="ar_AE" w:bidi="ar_AE"/>
         </w:rPr>
         <w:t>المجلس اليهودي</w:t>
       </w:r>
       <w:r>
         <w:rPr>
+          <w:rtl/>
+          <w:cs/>
           <w:lang w:val="ar_AE" w:bidi="ar_AE"/>
         </w:rPr>
         <w:t>.</w:t>
@@ -2521,11 +3155,15 @@
       </w:pPr>
       <w:r>
         <w:rPr>
-          <w:lang w:val="ar_AE" w:bidi="ar_AE"/>
-        </w:rPr>
-      </w:r>
-      <w:r>
-        <w:rPr>
+          <w:rtl/>
+          <w:cs/>
+          <w:lang w:val="ar_AE" w:bidi="ar_AE"/>
+        </w:rPr>
+      </w:r>
+      <w:r>
+        <w:rPr>
+          <w:rtl/>
+          <w:cs/>
           <w:lang w:val="ar_AE" w:bidi="ar_AE"/>
         </w:rPr>
         <w:t xml:space="preserve">ونحن لا نعرف الكثير عن مجمع السنهدريم. لكن يبدو أن القادة الدينيين مثل </w:t>
@@ -2533,12 +3171,16 @@
       <w:r>
         <w:rPr>
           <w:b/>
+          <w:rtl/>
+          <w:cs/>
           <w:lang w:val="ar_AE" w:bidi="ar_AE"/>
         </w:rPr>
         <w:t>الكهنة</w:t>
       </w:r>
       <w:r>
         <w:rPr>
+          <w:rtl/>
+          <w:cs/>
           <w:lang w:val="ar_AE" w:bidi="ar_AE"/>
         </w:rPr>
         <w:t xml:space="preserve"> </w:t>
@@ -2546,12 +3188,16 @@
       <w:r>
         <w:rPr>
           <w:b/>
+          <w:rtl/>
+          <w:cs/>
           <w:lang w:val="ar_AE" w:bidi="ar_AE"/>
         </w:rPr>
         <w:t>والصدوقيين</w:t>
       </w:r>
       <w:r>
         <w:rPr>
+          <w:rtl/>
+          <w:cs/>
           <w:lang w:val="ar_AE" w:bidi="ar_AE"/>
         </w:rPr>
         <w:t xml:space="preserve"> </w:t>
@@ -2559,12 +3205,16 @@
       <w:r>
         <w:rPr>
           <w:b/>
+          <w:rtl/>
+          <w:cs/>
           <w:lang w:val="ar_AE" w:bidi="ar_AE"/>
         </w:rPr>
         <w:t>والفريسيين</w:t>
       </w:r>
       <w:r>
         <w:rPr>
+          <w:rtl/>
+          <w:cs/>
           <w:lang w:val="ar_AE" w:bidi="ar_AE"/>
         </w:rPr>
         <w:t xml:space="preserve"> كانوا جزءًا من هذه المجموعة. وربما كان بعض الأثرياء الذين لم يكونوا قادة دينيين، كانوا أيضًا جزءًا من مجمع السنهدريم. وكان الكاهن الأكثر أهمية، </w:t>
@@ -2572,6 +3222,8 @@
       <w:hyperlink r:id="rId41">
         <w:r>
           <w:rPr>
+            <w:rtl/>
+            <w:cs/>
             <w:lang w:val="ar_AE" w:bidi="ar_AE"/>
           </w:rPr>
           <w:rPr>
@@ -2583,6 +3235,8 @@
       </w:hyperlink>
       <w:r>
         <w:rPr>
+          <w:rtl/>
+          <w:cs/>
           <w:lang w:val="ar_AE" w:bidi="ar_AE"/>
         </w:rPr>
         <w:t xml:space="preserve">، على الأرجح هو رئيس مجمع السنهدريم. </w:t>
@@ -2594,11 +3248,15 @@
       </w:pPr>
       <w:r>
         <w:rPr>
-          <w:lang w:val="ar_AE" w:bidi="ar_AE"/>
-        </w:rPr>
-      </w:r>
-      <w:r>
-        <w:rPr>
+          <w:rtl/>
+          <w:cs/>
+          <w:lang w:val="ar_AE" w:bidi="ar_AE"/>
+        </w:rPr>
+      </w:r>
+      <w:r>
+        <w:rPr>
+          <w:rtl/>
+          <w:cs/>
           <w:lang w:val="ar_AE" w:bidi="ar_AE"/>
         </w:rPr>
         <w:t>وإذا كنت عضوًا في مجمع السنهدريم، فأنت شخص مهم.</w:t>
@@ -2610,11 +3268,15 @@
       </w:pPr>
       <w:r>
         <w:rPr>
-          <w:lang w:val="ar_AE" w:bidi="ar_AE"/>
-        </w:rPr>
-      </w:r>
-      <w:r>
-        <w:rPr>
+          <w:rtl/>
+          <w:cs/>
+          <w:lang w:val="ar_AE" w:bidi="ar_AE"/>
+        </w:rPr>
+      </w:r>
+      <w:r>
+        <w:rPr>
+          <w:rtl/>
+          <w:cs/>
           <w:lang w:val="ar_AE" w:bidi="ar_AE"/>
         </w:rPr>
         <w:t xml:space="preserve">وغالبًا ما كان الناس الذين يشكلون مجمع السنهدريم ضد يسوع. وكانوا مسؤولين عن تسليمه إلى السلطة الرومانية، والمطالبة بموته. وبعد موت يسوع </w:t>
@@ -2622,6 +3284,8 @@
       <w:hyperlink r:id="rId42">
         <w:r>
           <w:rPr>
+            <w:rtl/>
+            <w:cs/>
             <w:lang w:val="ar_AE" w:bidi="ar_AE"/>
           </w:rPr>
           <w:rPr>
@@ -2633,6 +3297,8 @@
       </w:hyperlink>
       <w:r>
         <w:rPr>
+          <w:rtl/>
+          <w:cs/>
           <w:lang w:val="ar_AE" w:bidi="ar_AE"/>
         </w:rPr>
         <w:t xml:space="preserve">، ألقى مجمع السنهدريم القبض على العديد من </w:t>
@@ -2640,33 +3306,43 @@
       <w:r>
         <w:rPr>
           <w:b/>
+          <w:rtl/>
+          <w:cs/>
           <w:lang w:val="ar_AE" w:bidi="ar_AE"/>
         </w:rPr>
         <w:t>تلاميذ</w:t>
       </w:r>
       <w:r>
         <w:rPr>
+          <w:rtl/>
+          <w:cs/>
           <w:lang w:val="ar_AE" w:bidi="ar_AE"/>
         </w:rPr>
         <w:t xml:space="preserve"> يسوع.</w:t>
       </w:r>
       <w:r>
         <w:rPr>
-          <w:lang w:val="ar_AE" w:bidi="ar_AE"/>
-        </w:rPr>
-      </w:r>
-      <w:r>
-        <w:rPr>
-          <w:lang w:val="ar_AE" w:bidi="ar_AE"/>
-        </w:rPr>
-      </w:r>
-    </w:p>
-    <w:p>
-      <w:pPr>
-        <w:bidi/>
-      </w:pPr>
-      <w:r>
-        <w:rPr>
+          <w:rtl/>
+          <w:cs/>
+          <w:lang w:val="ar_AE" w:bidi="ar_AE"/>
+        </w:rPr>
+      </w:r>
+      <w:r>
+        <w:rPr>
+          <w:rtl/>
+          <w:cs/>
+          <w:lang w:val="ar_AE" w:bidi="ar_AE"/>
+        </w:rPr>
+      </w:r>
+    </w:p>
+    <w:p>
+      <w:pPr>
+        <w:bidi/>
+      </w:pPr>
+      <w:r>
+        <w:rPr>
+          <w:rtl/>
+          <w:cs/>
           <w:lang w:val="ar_AE" w:bidi="ar_AE"/>
         </w:rPr>
       </w:r>
@@ -2678,27 +3354,35 @@
       </w:pPr>
       <w:r>
         <w:rPr>
+          <w:rtl/>
+          <w:cs/>
           <w:lang w:val="ar_AE" w:bidi="ar_AE"/>
         </w:rPr>
         <w:t>مخافة الله (خوف الرب)</w:t>
       </w:r>
       <w:r>
         <w:rPr>
-          <w:lang w:val="ar_AE" w:bidi="ar_AE"/>
-        </w:rPr>
-      </w:r>
-    </w:p>
-    <w:p>
-      <w:pPr>
-        <w:bidi/>
-      </w:pPr>
-      <w:r>
-        <w:rPr>
-          <w:lang w:val="ar_AE" w:bidi="ar_AE"/>
-        </w:rPr>
-      </w:r>
-      <w:r>
-        <w:rPr>
+          <w:rtl/>
+          <w:cs/>
+          <w:lang w:val="ar_AE" w:bidi="ar_AE"/>
+        </w:rPr>
+      </w:r>
+    </w:p>
+    <w:p>
+      <w:pPr>
+        <w:bidi/>
+      </w:pPr>
+      <w:r>
+        <w:rPr>
+          <w:rtl/>
+          <w:cs/>
+          <w:lang w:val="ar_AE" w:bidi="ar_AE"/>
+        </w:rPr>
+      </w:r>
+      <w:r>
+        <w:rPr>
+          <w:rtl/>
+          <w:cs/>
           <w:lang w:val="ar_AE" w:bidi="ar_AE"/>
         </w:rPr>
         <w:t xml:space="preserve">عندما </w:t>
@@ -2706,12 +3390,16 @@
       <w:r>
         <w:rPr>
           <w:b/>
+          <w:rtl/>
+          <w:cs/>
           <w:lang w:val="ar_AE" w:bidi="ar_AE"/>
         </w:rPr>
         <w:t>يخاف شخص ما الله</w:t>
       </w:r>
       <w:r>
         <w:rPr>
+          <w:rtl/>
+          <w:cs/>
           <w:lang w:val="ar_AE" w:bidi="ar_AE"/>
         </w:rPr>
         <w:t xml:space="preserve">، فإنه يكون لديه مهابة عظيمة وإكرام واحترام لله. فهم </w:t>
@@ -2719,12 +3407,16 @@
       <w:r>
         <w:rPr>
           <w:b/>
+          <w:rtl/>
+          <w:cs/>
           <w:lang w:val="ar_AE" w:bidi="ar_AE"/>
         </w:rPr>
         <w:t>يؤمنون</w:t>
       </w:r>
       <w:r>
         <w:rPr>
+          <w:rtl/>
+          <w:cs/>
           <w:lang w:val="ar_AE" w:bidi="ar_AE"/>
         </w:rPr>
         <w:t xml:space="preserve"> بأن كل ما قاله الله هو حق. ونتيجة لذلك، هم يطيعون الله، لأنهم يعرفون أن وصايا الله صالحة، وأن الله سيعاقبهم إذا عصوه. والناس الذين يخشون الله يكرهون كل ما يخالف وصاياه. ومن الضروري أن يخاف الناس الله، لأن الله أكبر بكثير وأكثر قوة </w:t>
@@ -2732,6 +3424,8 @@
       <w:hyperlink r:id="rId21">
         <w:r>
           <w:rPr>
+            <w:rtl/>
+            <w:cs/>
             <w:lang w:val="ar_AE" w:bidi="ar_AE"/>
           </w:rPr>
           <w:rPr>
@@ -2743,6 +3437,8 @@
       </w:hyperlink>
       <w:r>
         <w:rPr>
+          <w:rtl/>
+          <w:cs/>
           <w:lang w:val="ar_AE" w:bidi="ar_AE"/>
         </w:rPr>
         <w:t xml:space="preserve"> منا!</w:t>
@@ -2754,11 +3450,15 @@
       </w:pPr>
       <w:r>
         <w:rPr>
-          <w:lang w:val="ar_AE" w:bidi="ar_AE"/>
-        </w:rPr>
-      </w:r>
-      <w:r>
-        <w:rPr>
+          <w:rtl/>
+          <w:cs/>
+          <w:lang w:val="ar_AE" w:bidi="ar_AE"/>
+        </w:rPr>
+      </w:r>
+      <w:r>
+        <w:rPr>
+          <w:rtl/>
+          <w:cs/>
           <w:lang w:val="ar_AE" w:bidi="ar_AE"/>
         </w:rPr>
         <w:t>وفقط عندما يخشى الناس الله، يمكنهم عندها أن يصيروا حكماء وذوي فهم.</w:t>
@@ -2770,11 +3470,15 @@
       </w:pPr>
       <w:r>
         <w:rPr>
-          <w:lang w:val="ar_AE" w:bidi="ar_AE"/>
-        </w:rPr>
-      </w:r>
-      <w:r>
-        <w:rPr>
+          <w:rtl/>
+          <w:cs/>
+          <w:lang w:val="ar_AE" w:bidi="ar_AE"/>
+        </w:rPr>
+      </w:r>
+      <w:r>
+        <w:rPr>
+          <w:rtl/>
+          <w:cs/>
           <w:lang w:val="ar_AE" w:bidi="ar_AE"/>
         </w:rPr>
         <w:t xml:space="preserve">ولأن يسوع قد مات من أجل </w:t>
@@ -2782,6 +3486,8 @@
       <w:hyperlink r:id="rId36">
         <w:r>
           <w:rPr>
+            <w:rtl/>
+            <w:cs/>
             <w:lang w:val="ar_AE" w:bidi="ar_AE"/>
           </w:rPr>
           <w:rPr>
@@ -2793,27 +3499,35 @@
       </w:hyperlink>
       <w:r>
         <w:rPr>
+          <w:rtl/>
+          <w:cs/>
           <w:lang w:val="ar_AE" w:bidi="ar_AE"/>
         </w:rPr>
         <w:t xml:space="preserve"> الناس، فقد أصبح من الممكن الآن للناس أن يأتوا إلى الله دون أن يخافوا منه. ولكن لا يزال يتعين علينا أن نحترم الله كثيرًا وندرك أنه قوي جدًا. فعندما نخاف الله ونحترمه، فإن ذلك يساعدنا على فعل الصالحات بدلًا من الأمور الشريرة، لأننا نعلم أنه لا يزال قادرًا على معاقبتنا.</w:t>
       </w:r>
       <w:r>
         <w:rPr>
-          <w:lang w:val="ar_AE" w:bidi="ar_AE"/>
-        </w:rPr>
-      </w:r>
-      <w:r>
-        <w:rPr>
-          <w:lang w:val="ar_AE" w:bidi="ar_AE"/>
-        </w:rPr>
-      </w:r>
-    </w:p>
-    <w:p>
-      <w:pPr>
-        <w:bidi/>
-      </w:pPr>
-      <w:r>
-        <w:rPr>
+          <w:rtl/>
+          <w:cs/>
+          <w:lang w:val="ar_AE" w:bidi="ar_AE"/>
+        </w:rPr>
+      </w:r>
+      <w:r>
+        <w:rPr>
+          <w:rtl/>
+          <w:cs/>
+          <w:lang w:val="ar_AE" w:bidi="ar_AE"/>
+        </w:rPr>
+      </w:r>
+    </w:p>
+    <w:p>
+      <w:pPr>
+        <w:bidi/>
+      </w:pPr>
+      <w:r>
+        <w:rPr>
+          <w:rtl/>
+          <w:cs/>
           <w:lang w:val="ar_AE" w:bidi="ar_AE"/>
         </w:rPr>
       </w:r>
@@ -2825,55 +3539,71 @@
       </w:pPr>
       <w:r>
         <w:rPr>
+          <w:rtl/>
+          <w:cs/>
           <w:lang w:val="ar_AE" w:bidi="ar_AE"/>
         </w:rPr>
         <w:t>مُخلِّص</w:t>
       </w:r>
       <w:r>
         <w:rPr>
-          <w:lang w:val="ar_AE" w:bidi="ar_AE"/>
-        </w:rPr>
-      </w:r>
-    </w:p>
-    <w:p>
-      <w:pPr>
-        <w:bidi/>
-      </w:pPr>
-      <w:r>
-        <w:rPr>
+          <w:rtl/>
+          <w:cs/>
+          <w:lang w:val="ar_AE" w:bidi="ar_AE"/>
+        </w:rPr>
+      </w:r>
+    </w:p>
+    <w:p>
+      <w:pPr>
+        <w:bidi/>
+      </w:pPr>
+      <w:r>
+        <w:rPr>
+          <w:rtl/>
+          <w:cs/>
           <w:lang w:val="ar_AE" w:bidi="ar_AE"/>
         </w:rPr>
       </w:r>
       <w:r>
         <w:rPr>
           <w:b/>
+          <w:rtl/>
+          <w:cs/>
           <w:lang w:val="ar_AE" w:bidi="ar_AE"/>
         </w:rPr>
         <w:t>المخلّص</w:t>
       </w:r>
       <w:r>
         <w:rPr>
+          <w:rtl/>
+          <w:cs/>
           <w:lang w:val="ar_AE" w:bidi="ar_AE"/>
         </w:rPr>
         <w:t xml:space="preserve"> هو شخص يُنقذ الناس من موقف صعب أو خطير. وجميع الناس هم في وضع يائس، ويحتاجون إلى الله كي يُخَلِّصهم. وقد خلّصنا الله بإرسال ابنه يسوع إلى العالم. وكل من يضع ثقته في يسوع سيَخلُص. لذلك يقول الكتاب المُقدَّس إن يسوع هو مُخلّصنا. </w:t>
       </w:r>
       <w:r>
         <w:rPr>
-          <w:lang w:val="ar_AE" w:bidi="ar_AE"/>
-        </w:rPr>
-      </w:r>
-      <w:r>
-        <w:rPr>
-          <w:lang w:val="ar_AE" w:bidi="ar_AE"/>
-        </w:rPr>
-      </w:r>
-    </w:p>
-    <w:p>
-      <w:pPr>
-        <w:bidi/>
-      </w:pPr>
-      <w:r>
-        <w:rPr>
+          <w:rtl/>
+          <w:cs/>
+          <w:lang w:val="ar_AE" w:bidi="ar_AE"/>
+        </w:rPr>
+      </w:r>
+      <w:r>
+        <w:rPr>
+          <w:rtl/>
+          <w:cs/>
+          <w:lang w:val="ar_AE" w:bidi="ar_AE"/>
+        </w:rPr>
+      </w:r>
+    </w:p>
+    <w:p>
+      <w:pPr>
+        <w:bidi/>
+      </w:pPr>
+      <w:r>
+        <w:rPr>
+          <w:rtl/>
+          <w:cs/>
           <w:lang w:val="ar_AE" w:bidi="ar_AE"/>
         </w:rPr>
       </w:r>
@@ -2885,34 +3615,44 @@
       </w:pPr>
       <w:r>
         <w:rPr>
+          <w:rtl/>
+          <w:cs/>
           <w:lang w:val="ar_AE" w:bidi="ar_AE"/>
         </w:rPr>
         <w:t>مُدافع (محامي)</w:t>
       </w:r>
       <w:r>
         <w:rPr>
-          <w:lang w:val="ar_AE" w:bidi="ar_AE"/>
-        </w:rPr>
-      </w:r>
-    </w:p>
-    <w:p>
-      <w:pPr>
-        <w:bidi/>
-      </w:pPr>
-      <w:r>
-        <w:rPr>
+          <w:rtl/>
+          <w:cs/>
+          <w:lang w:val="ar_AE" w:bidi="ar_AE"/>
+        </w:rPr>
+      </w:r>
+    </w:p>
+    <w:p>
+      <w:pPr>
+        <w:bidi/>
+      </w:pPr>
+      <w:r>
+        <w:rPr>
+          <w:rtl/>
+          <w:cs/>
           <w:lang w:val="ar_AE" w:bidi="ar_AE"/>
         </w:rPr>
       </w:r>
       <w:r>
         <w:rPr>
           <w:b/>
+          <w:rtl/>
+          <w:cs/>
           <w:lang w:val="ar_AE" w:bidi="ar_AE"/>
         </w:rPr>
         <w:t>والمحامي</w:t>
       </w:r>
       <w:r>
         <w:rPr>
+          <w:rtl/>
+          <w:cs/>
           <w:lang w:val="ar_AE" w:bidi="ar_AE"/>
         </w:rPr>
         <w:t xml:space="preserve"> (المدافع) هو شخص يتكلم نيابة عن شخص آخر. فالمحامي يريد من الناس أن يساعدوا شخصًا أو مجموعة من الناس في مشكلة وأن يعاملوا ذلك الشخص أو تلك المجموعة بشكل لائق. على سبيل المثال، إذا كان شخص ما يتحدث إلى حكومة البلد ويسأل عما إذا كان باستطاعة الحكومة أن تفعل المزيد لمساعدة الفقراء، فإنه يكون مدافعًا عن الفقراء.</w:t>
@@ -2924,32 +3664,42 @@
       </w:pPr>
       <w:r>
         <w:rPr>
-          <w:lang w:val="ar_AE" w:bidi="ar_AE"/>
-        </w:rPr>
-      </w:r>
-      <w:r>
-        <w:rPr>
+          <w:rtl/>
+          <w:cs/>
+          <w:lang w:val="ar_AE" w:bidi="ar_AE"/>
+        </w:rPr>
+      </w:r>
+      <w:r>
+        <w:rPr>
+          <w:rtl/>
+          <w:cs/>
           <w:lang w:val="ar_AE" w:bidi="ar_AE"/>
         </w:rPr>
         <w:t>وفي قضية بالمحكمة، يدافع محام عن الشخص الذي يتهمه الناس بارتكاب جريمة. قد يقول المحامي للقاضي إن الشخص برئ ولا يستحق العقاب، أو قد يقول المحامي للمحكمة إن الشخص يشعر بالأسف حقًا لما فعله، أو أنه لم يكن يقصد ذلك. ويحاول المحامي أن يجعل القاضي يعطي فقط عقابًا مُخففًا للغاية، أو أن لا يعاقب على الإطلاق.</w:t>
       </w:r>
       <w:r>
         <w:rPr>
-          <w:lang w:val="ar_AE" w:bidi="ar_AE"/>
-        </w:rPr>
-      </w:r>
-      <w:r>
-        <w:rPr>
-          <w:lang w:val="ar_AE" w:bidi="ar_AE"/>
-        </w:rPr>
-      </w:r>
-    </w:p>
-    <w:p>
-      <w:pPr>
-        <w:bidi/>
-      </w:pPr>
-      <w:r>
-        <w:rPr>
+          <w:rtl/>
+          <w:cs/>
+          <w:lang w:val="ar_AE" w:bidi="ar_AE"/>
+        </w:rPr>
+      </w:r>
+      <w:r>
+        <w:rPr>
+          <w:rtl/>
+          <w:cs/>
+          <w:lang w:val="ar_AE" w:bidi="ar_AE"/>
+        </w:rPr>
+      </w:r>
+    </w:p>
+    <w:p>
+      <w:pPr>
+        <w:bidi/>
+      </w:pPr>
+      <w:r>
+        <w:rPr>
+          <w:rtl/>
+          <w:cs/>
           <w:lang w:val="ar_AE" w:bidi="ar_AE"/>
         </w:rPr>
       </w:r>
@@ -2961,34 +3711,44 @@
       </w:pPr>
       <w:r>
         <w:rPr>
+          <w:rtl/>
+          <w:cs/>
           <w:lang w:val="ar_AE" w:bidi="ar_AE"/>
         </w:rPr>
         <w:t>مذبح</w:t>
       </w:r>
       <w:r>
         <w:rPr>
-          <w:lang w:val="ar_AE" w:bidi="ar_AE"/>
-        </w:rPr>
-      </w:r>
-    </w:p>
-    <w:p>
-      <w:pPr>
-        <w:bidi/>
-      </w:pPr>
-      <w:r>
-        <w:rPr>
+          <w:rtl/>
+          <w:cs/>
+          <w:lang w:val="ar_AE" w:bidi="ar_AE"/>
+        </w:rPr>
+      </w:r>
+    </w:p>
+    <w:p>
+      <w:pPr>
+        <w:bidi/>
+      </w:pPr>
+      <w:r>
+        <w:rPr>
+          <w:rtl/>
+          <w:cs/>
           <w:lang w:val="ar_AE" w:bidi="ar_AE"/>
         </w:rPr>
       </w:r>
       <w:r>
         <w:rPr>
           <w:b/>
+          <w:rtl/>
+          <w:cs/>
           <w:lang w:val="ar_AE" w:bidi="ar_AE"/>
         </w:rPr>
         <w:t>المذبح</w:t>
       </w:r>
       <w:r>
         <w:rPr>
+          <w:rtl/>
+          <w:cs/>
           <w:lang w:val="ar_AE" w:bidi="ar_AE"/>
         </w:rPr>
         <w:t xml:space="preserve"> هو مكان يقدم فيه الناس </w:t>
@@ -2996,12 +3756,16 @@
       <w:r>
         <w:rPr>
           <w:b/>
+          <w:rtl/>
+          <w:cs/>
           <w:lang w:val="ar_AE" w:bidi="ar_AE"/>
         </w:rPr>
         <w:t>التقدمات</w:t>
       </w:r>
       <w:r>
         <w:rPr>
+          <w:rtl/>
+          <w:cs/>
           <w:lang w:val="ar_AE" w:bidi="ar_AE"/>
         </w:rPr>
         <w:t xml:space="preserve"> أو </w:t>
@@ -3009,12 +3773,16 @@
       <w:r>
         <w:rPr>
           <w:b/>
+          <w:rtl/>
+          <w:cs/>
           <w:lang w:val="ar_AE" w:bidi="ar_AE"/>
         </w:rPr>
         <w:t>الذبائح</w:t>
       </w:r>
       <w:r>
         <w:rPr>
+          <w:rtl/>
+          <w:cs/>
           <w:lang w:val="ar_AE" w:bidi="ar_AE"/>
         </w:rPr>
         <w:t xml:space="preserve"> لله. وهو يشبه المائدة أو المصطبة التي يصنعها الناس من التراب أو الأحجار الكبيرة. وكان الناس يضعون عطاياهم لله على هذه المائدة. وفي كثير من الأحيان، كان هذا يعني أن الناس كانوا تاليًا سيحرقون هذه التقدمة. وقد تكون هذه التقدمة حيوانًا، أو قد تكون من الأطعمة، أو رائحة بخور عطرة. </w:t>
@@ -3026,11 +3794,15 @@
       </w:pPr>
       <w:r>
         <w:rPr>
-          <w:lang w:val="ar_AE" w:bidi="ar_AE"/>
-        </w:rPr>
-      </w:r>
-      <w:r>
-        <w:rPr>
+          <w:rtl/>
+          <w:cs/>
+          <w:lang w:val="ar_AE" w:bidi="ar_AE"/>
+        </w:rPr>
+      </w:r>
+      <w:r>
+        <w:rPr>
+          <w:rtl/>
+          <w:cs/>
           <w:lang w:val="ar_AE" w:bidi="ar_AE"/>
         </w:rPr>
         <w:t xml:space="preserve">وقبل أن يبني </w:t>
@@ -3038,12 +3810,16 @@
       <w:r>
         <w:rPr>
           <w:b/>
+          <w:rtl/>
+          <w:cs/>
           <w:lang w:val="ar_AE" w:bidi="ar_AE"/>
         </w:rPr>
         <w:t>بنو إسرائيل</w:t>
       </w:r>
       <w:r>
         <w:rPr>
+          <w:rtl/>
+          <w:cs/>
           <w:lang w:val="ar_AE" w:bidi="ar_AE"/>
         </w:rPr>
         <w:t xml:space="preserve"> </w:t>
@@ -3051,6 +3827,8 @@
       <w:hyperlink r:id="rId23">
         <w:r>
           <w:rPr>
+            <w:rtl/>
+            <w:cs/>
             <w:lang w:val="ar_AE" w:bidi="ar_AE"/>
           </w:rPr>
           <w:rPr>
@@ -3062,6 +3840,8 @@
       </w:hyperlink>
       <w:r>
         <w:rPr>
+          <w:rtl/>
+          <w:cs/>
           <w:lang w:val="ar_AE" w:bidi="ar_AE"/>
         </w:rPr>
         <w:t xml:space="preserve"> و</w:t>
@@ -3069,6 +3849,8 @@
       <w:hyperlink r:id="rId14">
         <w:r>
           <w:rPr>
+            <w:rtl/>
+            <w:cs/>
             <w:lang w:val="ar_AE" w:bidi="ar_AE"/>
           </w:rPr>
           <w:rPr>
@@ -3080,6 +3862,8 @@
       </w:hyperlink>
       <w:r>
         <w:rPr>
+          <w:rtl/>
+          <w:cs/>
           <w:lang w:val="ar_AE" w:bidi="ar_AE"/>
         </w:rPr>
         <w:t>، كان بنو إسرائيل يبنون مذابح في أماكن مختلفة. وبعد أن أمرهم الله ببناء خيمة الاجتماع، كان من المفترض أن يبني بنو إسرائيل المذابح فقط في خيمة الاجتماع، ثم لاحقًا في الهيكل.</w:t>
@@ -3091,32 +3875,42 @@
       </w:pPr>
       <w:r>
         <w:rPr>
-          <w:lang w:val="ar_AE" w:bidi="ar_AE"/>
-        </w:rPr>
-      </w:r>
-      <w:r>
-        <w:rPr>
+          <w:rtl/>
+          <w:cs/>
+          <w:lang w:val="ar_AE" w:bidi="ar_AE"/>
+        </w:rPr>
+      </w:r>
+      <w:r>
+        <w:rPr>
+          <w:rtl/>
+          <w:cs/>
           <w:lang w:val="ar_AE" w:bidi="ar_AE"/>
         </w:rPr>
         <w:t>كما أن المجموعات البشرية والشعوب الأخرى بجانب إسرائيل، كانت تبني أيضًا مذابح من أجل تقديم الذبائح والتقدمات لآلهتهم الخاصة.</w:t>
       </w:r>
       <w:r>
         <w:rPr>
-          <w:lang w:val="ar_AE" w:bidi="ar_AE"/>
-        </w:rPr>
-      </w:r>
-      <w:r>
-        <w:rPr>
-          <w:lang w:val="ar_AE" w:bidi="ar_AE"/>
-        </w:rPr>
-      </w:r>
-    </w:p>
-    <w:p>
-      <w:pPr>
-        <w:bidi/>
-      </w:pPr>
-      <w:r>
-        <w:rPr>
+          <w:rtl/>
+          <w:cs/>
+          <w:lang w:val="ar_AE" w:bidi="ar_AE"/>
+        </w:rPr>
+      </w:r>
+      <w:r>
+        <w:rPr>
+          <w:rtl/>
+          <w:cs/>
+          <w:lang w:val="ar_AE" w:bidi="ar_AE"/>
+        </w:rPr>
+      </w:r>
+    </w:p>
+    <w:p>
+      <w:pPr>
+        <w:bidi/>
+      </w:pPr>
+      <w:r>
+        <w:rPr>
+          <w:rtl/>
+          <w:cs/>
           <w:lang w:val="ar_AE" w:bidi="ar_AE"/>
         </w:rPr>
       </w:r>
@@ -3128,27 +3922,35 @@
       </w:pPr>
       <w:r>
         <w:rPr>
+          <w:rtl/>
+          <w:cs/>
           <w:lang w:val="ar_AE" w:bidi="ar_AE"/>
         </w:rPr>
         <w:t>مريم</w:t>
       </w:r>
       <w:r>
         <w:rPr>
-          <w:lang w:val="ar_AE" w:bidi="ar_AE"/>
-        </w:rPr>
-      </w:r>
-    </w:p>
-    <w:p>
-      <w:pPr>
-        <w:bidi/>
-      </w:pPr>
-      <w:r>
-        <w:rPr>
-          <w:lang w:val="ar_AE" w:bidi="ar_AE"/>
-        </w:rPr>
-      </w:r>
-      <w:r>
-        <w:rPr>
+          <w:rtl/>
+          <w:cs/>
+          <w:lang w:val="ar_AE" w:bidi="ar_AE"/>
+        </w:rPr>
+      </w:r>
+    </w:p>
+    <w:p>
+      <w:pPr>
+        <w:bidi/>
+      </w:pPr>
+      <w:r>
+        <w:rPr>
+          <w:rtl/>
+          <w:cs/>
+          <w:lang w:val="ar_AE" w:bidi="ar_AE"/>
+        </w:rPr>
+      </w:r>
+      <w:r>
+        <w:rPr>
+          <w:rtl/>
+          <w:cs/>
           <w:lang w:val="ar_AE" w:bidi="ar_AE"/>
         </w:rPr>
         <w:t xml:space="preserve">كانت مريم امرأة </w:t>
@@ -3156,12 +3958,16 @@
       <w:r>
         <w:rPr>
           <w:b/>
+          <w:rtl/>
+          <w:cs/>
           <w:lang w:val="ar_AE" w:bidi="ar_AE"/>
         </w:rPr>
         <w:t>يهودية</w:t>
       </w:r>
       <w:r>
         <w:rPr>
+          <w:rtl/>
+          <w:cs/>
           <w:lang w:val="ar_AE" w:bidi="ar_AE"/>
         </w:rPr>
         <w:t xml:space="preserve"> شابة، تعيش في </w:t>
@@ -3169,6 +3975,8 @@
       <w:hyperlink r:id="rId43">
         <w:r>
           <w:rPr>
+            <w:rtl/>
+            <w:cs/>
             <w:lang w:val="ar_AE" w:bidi="ar_AE"/>
           </w:rPr>
           <w:rPr>
@@ -3180,6 +3988,8 @@
       </w:hyperlink>
       <w:r>
         <w:rPr>
+          <w:rtl/>
+          <w:cs/>
           <w:lang w:val="ar_AE" w:bidi="ar_AE"/>
         </w:rPr>
         <w:t>، والتي أصبحت فيما بعد أم الرب يسوع.</w:t>
@@ -3191,11 +4001,15 @@
       </w:pPr>
       <w:r>
         <w:rPr>
-          <w:lang w:val="ar_AE" w:bidi="ar_AE"/>
-        </w:rPr>
-      </w:r>
-      <w:r>
-        <w:rPr>
+          <w:rtl/>
+          <w:cs/>
+          <w:lang w:val="ar_AE" w:bidi="ar_AE"/>
+        </w:rPr>
+      </w:r>
+      <w:r>
+        <w:rPr>
+          <w:rtl/>
+          <w:cs/>
           <w:lang w:val="ar_AE" w:bidi="ar_AE"/>
         </w:rPr>
         <w:t xml:space="preserve">كانت مريم مخطوبة لرجل اسمه يوسف، مما يعني أنها كانت ستتزوجه. ولأن الفتيات كن يتزوجن في سن صغيرة، فإن مريم ربما كانت في الخامسة عشرة أو السادسة عشرة فقط من عمرها في ذلك الوقت. وكانت عائلتي الفتاة والصبي هما من ترتبان الزواج في </w:t>
@@ -3203,6 +4017,8 @@
       <w:hyperlink r:id="rId16">
         <w:r>
           <w:rPr>
+            <w:rtl/>
+            <w:cs/>
             <w:lang w:val="ar_AE" w:bidi="ar_AE"/>
           </w:rPr>
           <w:rPr>
@@ -3214,6 +4030,8 @@
       </w:hyperlink>
       <w:r>
         <w:rPr>
+          <w:rtl/>
+          <w:cs/>
           <w:lang w:val="ar_AE" w:bidi="ar_AE"/>
         </w:rPr>
         <w:t>.</w:t>
@@ -3225,11 +4043,15 @@
       </w:pPr>
       <w:r>
         <w:rPr>
-          <w:lang w:val="ar_AE" w:bidi="ar_AE"/>
-        </w:rPr>
-      </w:r>
-      <w:r>
-        <w:rPr>
+          <w:rtl/>
+          <w:cs/>
+          <w:lang w:val="ar_AE" w:bidi="ar_AE"/>
+        </w:rPr>
+      </w:r>
+      <w:r>
+        <w:rPr>
+          <w:rtl/>
+          <w:cs/>
           <w:lang w:val="ar_AE" w:bidi="ar_AE"/>
         </w:rPr>
         <w:t xml:space="preserve">لكن قبل أن تتزوج مريم ويوسف، ظهر لها </w:t>
@@ -3237,6 +4059,8 @@
       <w:hyperlink r:id="rId44">
         <w:r>
           <w:rPr>
+            <w:rtl/>
+            <w:cs/>
             <w:lang w:val="ar_AE" w:bidi="ar_AE"/>
           </w:rPr>
           <w:rPr>
@@ -3248,6 +4072,8 @@
       </w:hyperlink>
       <w:r>
         <w:rPr>
+          <w:rtl/>
+          <w:cs/>
           <w:lang w:val="ar_AE" w:bidi="ar_AE"/>
         </w:rPr>
         <w:t xml:space="preserve"> الله وكان اسمه </w:t>
@@ -3255,6 +4081,8 @@
       <w:hyperlink r:id="rId45">
         <w:r>
           <w:rPr>
+            <w:rtl/>
+            <w:cs/>
             <w:lang w:val="ar_AE" w:bidi="ar_AE"/>
           </w:rPr>
           <w:rPr>
@@ -3266,6 +4094,8 @@
       </w:hyperlink>
       <w:r>
         <w:rPr>
+          <w:rtl/>
+          <w:cs/>
           <w:lang w:val="ar_AE" w:bidi="ar_AE"/>
         </w:rPr>
         <w:t xml:space="preserve">، وقد أخبَرها أنها ستحبل بقوة الله. وأن ابنها كان سيُدعى </w:t>
@@ -3273,6 +4103,8 @@
       <w:hyperlink r:id="rId46">
         <w:r>
           <w:rPr>
+            <w:rtl/>
+            <w:cs/>
             <w:lang w:val="ar_AE" w:bidi="ar_AE"/>
           </w:rPr>
           <w:rPr>
@@ -3284,6 +4116,8 @@
       </w:hyperlink>
       <w:r>
         <w:rPr>
+          <w:rtl/>
+          <w:cs/>
           <w:lang w:val="ar_AE" w:bidi="ar_AE"/>
         </w:rPr>
         <w:t>، وهو سيكون ملكًا لن تنتهي مملكته أبدًا. وقد حبلت مريم حقًا، دون أن تكون قد أقامت علاقة جنسية مع رجل. وعندما سمع زوجها المستقبلي يوسف هذا، أراد فسخ الخطبة، لأنه لابد أنه كان قد افترض أن مريم كانت على علاقة جنسية برجل آخر. لكن ملاك الله أخبره في حلم أن روح الله قد جعل مريم حبلى، وأنه ينبغي أن يتزوجها. وقد أطاع يوسف هذه التعليمات من الله.</w:t>
@@ -3295,11 +4129,15 @@
       </w:pPr>
       <w:r>
         <w:rPr>
-          <w:lang w:val="ar_AE" w:bidi="ar_AE"/>
-        </w:rPr>
-      </w:r>
-      <w:r>
-        <w:rPr>
+          <w:rtl/>
+          <w:cs/>
+          <w:lang w:val="ar_AE" w:bidi="ar_AE"/>
+        </w:rPr>
+      </w:r>
+      <w:r>
+        <w:rPr>
+          <w:rtl/>
+          <w:cs/>
           <w:lang w:val="ar_AE" w:bidi="ar_AE"/>
         </w:rPr>
         <w:t xml:space="preserve">وقد عاش يوسف ومريم أولًا في الناصرة، التي كانت تقع في مقاطعة </w:t>
@@ -3307,6 +4145,8 @@
       <w:hyperlink r:id="rId47">
         <w:r>
           <w:rPr>
+            <w:rtl/>
+            <w:cs/>
             <w:lang w:val="ar_AE" w:bidi="ar_AE"/>
           </w:rPr>
           <w:rPr>
@@ -3318,6 +4158,8 @@
       </w:hyperlink>
       <w:r>
         <w:rPr>
+          <w:rtl/>
+          <w:cs/>
           <w:lang w:val="ar_AE" w:bidi="ar_AE"/>
         </w:rPr>
         <w:t xml:space="preserve">، في شمال إسرائيل. وبينما كانت مريم حبلى، أصدرت السلطات الرومانية أمرًا يفيد بأن جميع الشعب في كل أنحاء الأرض كان عليهم الذهاب إلى مدينة أجدادهم من أجل أن يكتتبوا (يسجلوا أسمائهم). وكان يوسف، وعلى الأرجح مريم أيضًا، من نسل الملك </w:t>
@@ -3325,6 +4167,8 @@
       <w:hyperlink r:id="rId30">
         <w:r>
           <w:rPr>
+            <w:rtl/>
+            <w:cs/>
             <w:lang w:val="ar_AE" w:bidi="ar_AE"/>
           </w:rPr>
           <w:rPr>
@@ -3336,6 +4180,8 @@
       </w:hyperlink>
       <w:r>
         <w:rPr>
+          <w:rtl/>
+          <w:cs/>
           <w:lang w:val="ar_AE" w:bidi="ar_AE"/>
         </w:rPr>
         <w:t xml:space="preserve">. لذلك فإن مدينتهم كانت </w:t>
@@ -3343,6 +4189,8 @@
       <w:hyperlink r:id="rId48">
         <w:r>
           <w:rPr>
+            <w:rtl/>
+            <w:cs/>
             <w:lang w:val="ar_AE" w:bidi="ar_AE"/>
           </w:rPr>
           <w:rPr>
@@ -3354,6 +4202,8 @@
       </w:hyperlink>
       <w:r>
         <w:rPr>
+          <w:rtl/>
+          <w:cs/>
           <w:lang w:val="ar_AE" w:bidi="ar_AE"/>
         </w:rPr>
         <w:t xml:space="preserve"> في مقاطعة </w:t>
@@ -3361,6 +4211,8 @@
       <w:hyperlink r:id="rId49">
         <w:r>
           <w:rPr>
+            <w:rtl/>
+            <w:cs/>
             <w:lang w:val="ar_AE" w:bidi="ar_AE"/>
           </w:rPr>
           <w:rPr>
@@ -3372,6 +4224,8 @@
       </w:hyperlink>
       <w:r>
         <w:rPr>
+          <w:rtl/>
+          <w:cs/>
           <w:lang w:val="ar_AE" w:bidi="ar_AE"/>
         </w:rPr>
         <w:t xml:space="preserve">. وهكذا ذهبت مريم ويوسف إلى بيت لحم. وبينما هما موجودين في بيت لحم، وُلد يسوع. وبهذه الطريقة، حقق الله ما قاله </w:t>
@@ -3379,12 +4233,16 @@
       <w:r>
         <w:rPr>
           <w:b/>
+          <w:rtl/>
+          <w:cs/>
           <w:lang w:val="ar_AE" w:bidi="ar_AE"/>
         </w:rPr>
         <w:t>الأنبياء</w:t>
       </w:r>
       <w:r>
         <w:rPr>
+          <w:rtl/>
+          <w:cs/>
           <w:lang w:val="ar_AE" w:bidi="ar_AE"/>
         </w:rPr>
         <w:t xml:space="preserve"> قبل زمن بعيد، أن </w:t>
@@ -3392,6 +4250,8 @@
       <w:hyperlink r:id="rId37">
         <w:r>
           <w:rPr>
+            <w:rtl/>
+            <w:cs/>
             <w:lang w:val="ar_AE" w:bidi="ar_AE"/>
           </w:rPr>
           <w:rPr>
@@ -3403,6 +4263,8 @@
       </w:hyperlink>
       <w:r>
         <w:rPr>
+          <w:rtl/>
+          <w:cs/>
           <w:lang w:val="ar_AE" w:bidi="ar_AE"/>
         </w:rPr>
         <w:t xml:space="preserve"> الملك </w:t>
@@ -3410,6 +4272,8 @@
       <w:hyperlink r:id="rId28">
         <w:r>
           <w:rPr>
+            <w:rtl/>
+            <w:cs/>
             <w:lang w:val="ar_AE" w:bidi="ar_AE"/>
           </w:rPr>
           <w:rPr>
@@ -3421,6 +4285,8 @@
       </w:hyperlink>
       <w:r>
         <w:rPr>
+          <w:rtl/>
+          <w:cs/>
           <w:lang w:val="ar_AE" w:bidi="ar_AE"/>
         </w:rPr>
         <w:t xml:space="preserve"> الخاص – كان سيولد في بيت لحم، مدينة الملك داود!</w:t>
@@ -3432,11 +4298,15 @@
       </w:pPr>
       <w:r>
         <w:rPr>
-          <w:lang w:val="ar_AE" w:bidi="ar_AE"/>
-        </w:rPr>
-      </w:r>
-      <w:r>
-        <w:rPr>
+          <w:rtl/>
+          <w:cs/>
+          <w:lang w:val="ar_AE" w:bidi="ar_AE"/>
+        </w:rPr>
+      </w:r>
+      <w:r>
+        <w:rPr>
+          <w:rtl/>
+          <w:cs/>
           <w:lang w:val="ar_AE" w:bidi="ar_AE"/>
         </w:rPr>
         <w:t>وبينما كان لا يزال يسوع صبيًا، علم الملك هيرودس، الذي كان يحكم مقاطعة اليهودية، أن ملكًا قد وُلد في بيت لحم، وأراد قتله. فكان على يوسف ومريم أن يهربا مع يسوع إلى مصر. وبعد إقامتهم في مصر لبعض الوقت، عادوا إلى إسرائيل وبدأوا في العيش في الناصرة مرة أخرى. وكانت الناصرة مدينة صغيرة وغير مهمة، وكان الكثير من الأشخاص يحتقرون الناس الذين من الناصرة.</w:t>
@@ -3448,11 +4318,15 @@
       </w:pPr>
       <w:r>
         <w:rPr>
-          <w:lang w:val="ar_AE" w:bidi="ar_AE"/>
-        </w:rPr>
-      </w:r>
-      <w:r>
-        <w:rPr>
+          <w:rtl/>
+          <w:cs/>
+          <w:lang w:val="ar_AE" w:bidi="ar_AE"/>
+        </w:rPr>
+      </w:r>
+      <w:r>
+        <w:rPr>
+          <w:rtl/>
+          <w:cs/>
           <w:lang w:val="ar_AE" w:bidi="ar_AE"/>
         </w:rPr>
         <w:t xml:space="preserve">وكانت مريم ويوسف فقيرَين. فيوسف كان نجارًا. وبعد ميلاد يسوع، ربما أنجبا المزيد من الأطفال معًا. ولأننا لا نسمع أي شيء بعد ذلك عن يوسف، فمن المحتمل أنه كان قد مات بحلول الوقت الذي بدأ فيه يسوع تعليم الناس (خدمته العلنية). ومريم نفسها كانت عند </w:t>
@@ -3460,6 +4334,8 @@
       <w:hyperlink r:id="rId50">
         <w:r>
           <w:rPr>
+            <w:rtl/>
+            <w:cs/>
             <w:lang w:val="ar_AE" w:bidi="ar_AE"/>
           </w:rPr>
           <w:rPr>
@@ -3471,6 +4347,8 @@
       </w:hyperlink>
       <w:r>
         <w:rPr>
+          <w:rtl/>
+          <w:cs/>
           <w:lang w:val="ar_AE" w:bidi="ar_AE"/>
         </w:rPr>
         <w:t xml:space="preserve"> في وقت موت يسوع، وكانت جزءًا من المجموعة الأولى من </w:t>
@@ -3478,12 +4356,16 @@
       <w:r>
         <w:rPr>
           <w:b/>
+          <w:rtl/>
+          <w:cs/>
           <w:lang w:val="ar_AE" w:bidi="ar_AE"/>
         </w:rPr>
         <w:t>المؤمنين</w:t>
       </w:r>
       <w:r>
         <w:rPr>
+          <w:rtl/>
+          <w:cs/>
           <w:lang w:val="ar_AE" w:bidi="ar_AE"/>
         </w:rPr>
         <w:t xml:space="preserve"> بيسوع بعد </w:t>
@@ -3491,6 +4373,8 @@
       <w:hyperlink r:id="rId42">
         <w:r>
           <w:rPr>
+            <w:rtl/>
+            <w:cs/>
             <w:lang w:val="ar_AE" w:bidi="ar_AE"/>
           </w:rPr>
           <w:rPr>
@@ -3502,27 +4386,35 @@
       </w:hyperlink>
       <w:r>
         <w:rPr>
+          <w:rtl/>
+          <w:cs/>
           <w:lang w:val="ar_AE" w:bidi="ar_AE"/>
         </w:rPr>
         <w:t>.</w:t>
       </w:r>
       <w:r>
         <w:rPr>
-          <w:lang w:val="ar_AE" w:bidi="ar_AE"/>
-        </w:rPr>
-      </w:r>
-      <w:r>
-        <w:rPr>
-          <w:lang w:val="ar_AE" w:bidi="ar_AE"/>
-        </w:rPr>
-      </w:r>
-    </w:p>
-    <w:p>
-      <w:pPr>
-        <w:bidi/>
-      </w:pPr>
-      <w:r>
-        <w:rPr>
+          <w:rtl/>
+          <w:cs/>
+          <w:lang w:val="ar_AE" w:bidi="ar_AE"/>
+        </w:rPr>
+      </w:r>
+      <w:r>
+        <w:rPr>
+          <w:rtl/>
+          <w:cs/>
+          <w:lang w:val="ar_AE" w:bidi="ar_AE"/>
+        </w:rPr>
+      </w:r>
+    </w:p>
+    <w:p>
+      <w:pPr>
+        <w:bidi/>
+      </w:pPr>
+      <w:r>
+        <w:rPr>
+          <w:rtl/>
+          <w:cs/>
           <w:lang w:val="ar_AE" w:bidi="ar_AE"/>
         </w:rPr>
       </w:r>
@@ -3534,27 +4426,35 @@
       </w:pPr>
       <w:r>
         <w:rPr>
+          <w:rtl/>
+          <w:cs/>
           <w:lang w:val="ar_AE" w:bidi="ar_AE"/>
         </w:rPr>
         <w:t>مسكون بالأرواح الشريرة</w:t>
       </w:r>
       <w:r>
         <w:rPr>
-          <w:lang w:val="ar_AE" w:bidi="ar_AE"/>
-        </w:rPr>
-      </w:r>
-    </w:p>
-    <w:p>
-      <w:pPr>
-        <w:bidi/>
-      </w:pPr>
-      <w:r>
-        <w:rPr>
-          <w:lang w:val="ar_AE" w:bidi="ar_AE"/>
-        </w:rPr>
-      </w:r>
-      <w:r>
-        <w:rPr>
+          <w:rtl/>
+          <w:cs/>
+          <w:lang w:val="ar_AE" w:bidi="ar_AE"/>
+        </w:rPr>
+      </w:r>
+    </w:p>
+    <w:p>
+      <w:pPr>
+        <w:bidi/>
+      </w:pPr>
+      <w:r>
+        <w:rPr>
+          <w:rtl/>
+          <w:cs/>
+          <w:lang w:val="ar_AE" w:bidi="ar_AE"/>
+        </w:rPr>
+      </w:r>
+      <w:r>
+        <w:rPr>
+          <w:rtl/>
+          <w:cs/>
           <w:lang w:val="ar_AE" w:bidi="ar_AE"/>
         </w:rPr>
         <w:t xml:space="preserve">هو شخص </w:t>
@@ -3562,12 +4462,16 @@
       <w:r>
         <w:rPr>
           <w:b/>
+          <w:rtl/>
+          <w:cs/>
           <w:lang w:val="ar_AE" w:bidi="ar_AE"/>
         </w:rPr>
         <w:t>يسكنه</w:t>
       </w:r>
       <w:r>
         <w:rPr>
+          <w:rtl/>
+          <w:cs/>
           <w:lang w:val="ar_AE" w:bidi="ar_AE"/>
         </w:rPr>
         <w:t xml:space="preserve"> </w:t>
@@ -3575,6 +4479,8 @@
       <w:hyperlink r:id="rId51">
         <w:r>
           <w:rPr>
+            <w:rtl/>
+            <w:cs/>
             <w:lang w:val="ar_AE" w:bidi="ar_AE"/>
           </w:rPr>
           <w:rPr>
@@ -3586,6 +4492,8 @@
       </w:hyperlink>
       <w:r>
         <w:rPr>
+          <w:rtl/>
+          <w:cs/>
           <w:lang w:val="ar_AE" w:bidi="ar_AE"/>
         </w:rPr>
         <w:t xml:space="preserve">، وهو </w:t>
@@ -3593,6 +4501,8 @@
       <w:hyperlink r:id="rId52">
         <w:r>
           <w:rPr>
+            <w:rtl/>
+            <w:cs/>
             <w:lang w:val="ar_AE" w:bidi="ar_AE"/>
           </w:rPr>
           <w:rPr>
@@ -3604,6 +4514,8 @@
       </w:hyperlink>
       <w:r>
         <w:rPr>
+          <w:rtl/>
+          <w:cs/>
           <w:lang w:val="ar_AE" w:bidi="ar_AE"/>
         </w:rPr>
         <w:t>، ويكون تحت سيطرة هذا الشيطان. ويمكن للشيطان أن يجعل الشخص يتصرف بطريقة غير معتادة أو عنيفة، أو يمكنه أن يجعل الشخص يمرض ويعاني.</w:t>
@@ -3615,11 +4527,15 @@
       </w:pPr>
       <w:r>
         <w:rPr>
-          <w:lang w:val="ar_AE" w:bidi="ar_AE"/>
-        </w:rPr>
-      </w:r>
-      <w:r>
-        <w:rPr>
+          <w:rtl/>
+          <w:cs/>
+          <w:lang w:val="ar_AE" w:bidi="ar_AE"/>
+        </w:rPr>
+      </w:r>
+      <w:r>
+        <w:rPr>
+          <w:rtl/>
+          <w:cs/>
           <w:lang w:val="ar_AE" w:bidi="ar_AE"/>
         </w:rPr>
         <w:t xml:space="preserve">كما يمكن للشيطان أن يعطي الشخص قوى خاصة، بحيث يعرف ذلك الشخص الأشياء التي هي مخفية عن الآخرين. وفي الثقافات المحيطة </w:t>
@@ -3627,6 +4543,8 @@
       <w:hyperlink r:id="rId16">
         <w:r>
           <w:rPr>
+            <w:rtl/>
+            <w:cs/>
             <w:lang w:val="ar_AE" w:bidi="ar_AE"/>
           </w:rPr>
           <w:rPr>
@@ -3638,6 +4556,8 @@
       </w:hyperlink>
       <w:r>
         <w:rPr>
+          <w:rtl/>
+          <w:cs/>
           <w:lang w:val="ar_AE" w:bidi="ar_AE"/>
         </w:rPr>
         <w:t xml:space="preserve">، كان الناس يحاولون أحيانًا أن يصبحوا مسكونين بشيطان من أجل أن يعرفوا ما سيحدث في المستقبل، أو ليحصلوا على بعض المعرفة السرية. لكن الله كان قد نهى </w:t>
@@ -3645,33 +4565,43 @@
       <w:r>
         <w:rPr>
           <w:b/>
+          <w:rtl/>
+          <w:cs/>
           <w:lang w:val="ar_AE" w:bidi="ar_AE"/>
         </w:rPr>
         <w:t>بني إسرائيل</w:t>
       </w:r>
       <w:r>
         <w:rPr>
+          <w:rtl/>
+          <w:cs/>
           <w:lang w:val="ar_AE" w:bidi="ar_AE"/>
         </w:rPr>
         <w:t xml:space="preserve"> من أن يفعلوا هذا.</w:t>
       </w:r>
       <w:r>
         <w:rPr>
-          <w:lang w:val="ar_AE" w:bidi="ar_AE"/>
-        </w:rPr>
-      </w:r>
-      <w:r>
-        <w:rPr>
-          <w:lang w:val="ar_AE" w:bidi="ar_AE"/>
-        </w:rPr>
-      </w:r>
-    </w:p>
-    <w:p>
-      <w:pPr>
-        <w:bidi/>
-      </w:pPr>
-      <w:r>
-        <w:rPr>
+          <w:rtl/>
+          <w:cs/>
+          <w:lang w:val="ar_AE" w:bidi="ar_AE"/>
+        </w:rPr>
+      </w:r>
+      <w:r>
+        <w:rPr>
+          <w:rtl/>
+          <w:cs/>
+          <w:lang w:val="ar_AE" w:bidi="ar_AE"/>
+        </w:rPr>
+      </w:r>
+    </w:p>
+    <w:p>
+      <w:pPr>
+        <w:bidi/>
+      </w:pPr>
+      <w:r>
+        <w:rPr>
+          <w:rtl/>
+          <w:cs/>
           <w:lang w:val="ar_AE" w:bidi="ar_AE"/>
         </w:rPr>
       </w:r>
@@ -3683,27 +4613,35 @@
       </w:pPr>
       <w:r>
         <w:rPr>
+          <w:rtl/>
+          <w:cs/>
           <w:lang w:val="ar_AE" w:bidi="ar_AE"/>
         </w:rPr>
         <w:t>مسيحي</w:t>
       </w:r>
       <w:r>
         <w:rPr>
-          <w:lang w:val="ar_AE" w:bidi="ar_AE"/>
-        </w:rPr>
-      </w:r>
-    </w:p>
-    <w:p>
-      <w:pPr>
-        <w:bidi/>
-      </w:pPr>
-      <w:r>
-        <w:rPr>
-          <w:lang w:val="ar_AE" w:bidi="ar_AE"/>
-        </w:rPr>
-      </w:r>
-      <w:r>
-        <w:rPr>
+          <w:rtl/>
+          <w:cs/>
+          <w:lang w:val="ar_AE" w:bidi="ar_AE"/>
+        </w:rPr>
+      </w:r>
+    </w:p>
+    <w:p>
+      <w:pPr>
+        <w:bidi/>
+      </w:pPr>
+      <w:r>
+        <w:rPr>
+          <w:rtl/>
+          <w:cs/>
+          <w:lang w:val="ar_AE" w:bidi="ar_AE"/>
+        </w:rPr>
+      </w:r>
+      <w:r>
+        <w:rPr>
+          <w:rtl/>
+          <w:cs/>
           <w:lang w:val="ar_AE" w:bidi="ar_AE"/>
         </w:rPr>
         <w:t xml:space="preserve">المسيحي هو الشخص الذي يؤمن بأن يسوع هو </w:t>
@@ -3711,6 +4649,8 @@
       <w:hyperlink r:id="rId46">
         <w:r>
           <w:rPr>
+            <w:rtl/>
+            <w:cs/>
             <w:lang w:val="ar_AE" w:bidi="ar_AE"/>
           </w:rPr>
           <w:rPr>
@@ -3722,6 +4662,8 @@
       </w:hyperlink>
       <w:r>
         <w:rPr>
+          <w:rtl/>
+          <w:cs/>
           <w:lang w:val="ar_AE" w:bidi="ar_AE"/>
         </w:rPr>
         <w:t xml:space="preserve"> و</w:t>
@@ -3729,6 +4671,8 @@
       <w:hyperlink r:id="rId28">
         <w:r>
           <w:rPr>
+            <w:rtl/>
+            <w:cs/>
             <w:lang w:val="ar_AE" w:bidi="ar_AE"/>
           </w:rPr>
           <w:rPr>
@@ -3740,6 +4684,8 @@
       </w:hyperlink>
       <w:r>
         <w:rPr>
+          <w:rtl/>
+          <w:cs/>
           <w:lang w:val="ar_AE" w:bidi="ar_AE"/>
         </w:rPr>
         <w:t xml:space="preserve"> أو </w:t>
@@ -3747,6 +4693,8 @@
       <w:hyperlink r:id="rId25">
         <w:r>
           <w:rPr>
+            <w:rtl/>
+            <w:cs/>
             <w:lang w:val="ar_AE" w:bidi="ar_AE"/>
           </w:rPr>
           <w:rPr>
@@ -3758,6 +4706,8 @@
       </w:hyperlink>
       <w:r>
         <w:rPr>
+          <w:rtl/>
+          <w:cs/>
           <w:lang w:val="ar_AE" w:bidi="ar_AE"/>
         </w:rPr>
         <w:t xml:space="preserve">، الذي وعد الله بإرساله ليُخلِّص الناس من </w:t>
@@ -3765,12 +4715,16 @@
       <w:r>
         <w:rPr>
           <w:b/>
+          <w:rtl/>
+          <w:cs/>
           <w:lang w:val="ar_AE" w:bidi="ar_AE"/>
         </w:rPr>
         <w:t>خطاياهم</w:t>
       </w:r>
       <w:r>
         <w:rPr>
+          <w:rtl/>
+          <w:cs/>
           <w:lang w:val="ar_AE" w:bidi="ar_AE"/>
         </w:rPr>
         <w:t xml:space="preserve"> ويجعل العلاقة الصحيحة مع </w:t>
@@ -3778,6 +4732,8 @@
       <w:hyperlink r:id="rId53">
         <w:r>
           <w:rPr>
+            <w:rtl/>
+            <w:cs/>
             <w:lang w:val="ar_AE" w:bidi="ar_AE"/>
           </w:rPr>
           <w:rPr>
@@ -3789,6 +4745,8 @@
       </w:hyperlink>
       <w:r>
         <w:rPr>
+          <w:rtl/>
+          <w:cs/>
           <w:lang w:val="ar_AE" w:bidi="ar_AE"/>
         </w:rPr>
         <w:t xml:space="preserve"> ممكنة. ويثق المسيحي بيسوع ويريد أن يطيعه، وله علاقة جيدة بالله من خلال معرفة يسوع. والمسيحي هو مواطن في </w:t>
@@ -3796,12 +4754,16 @@
       <w:r>
         <w:rPr>
           <w:b/>
+          <w:rtl/>
+          <w:cs/>
           <w:lang w:val="ar_AE" w:bidi="ar_AE"/>
         </w:rPr>
         <w:t>ملكوت الله</w:t>
       </w:r>
       <w:r>
         <w:rPr>
+          <w:rtl/>
+          <w:cs/>
           <w:lang w:val="ar_AE" w:bidi="ar_AE"/>
         </w:rPr>
         <w:t>. ويؤمن المسيحيون بأن الثقة بيسوع هي الطريقة الوحيدة التي يقبلهم بها الله.</w:t>
@@ -3813,32 +4775,42 @@
       </w:pPr>
       <w:r>
         <w:rPr>
-          <w:lang w:val="ar_AE" w:bidi="ar_AE"/>
-        </w:rPr>
-      </w:r>
-      <w:r>
-        <w:rPr>
+          <w:rtl/>
+          <w:cs/>
+          <w:lang w:val="ar_AE" w:bidi="ar_AE"/>
+        </w:rPr>
+      </w:r>
+      <w:r>
+        <w:rPr>
+          <w:rtl/>
+          <w:cs/>
           <w:lang w:val="ar_AE" w:bidi="ar_AE"/>
         </w:rPr>
         <w:t>وفي سفر أعمال الرسل، كان الناس يدعون أتباع يسوع "مؤمنين"، وأحيانًا "أتباع الطريق". وفي مرحلة ما، بدأ الناس في مدينة أنطاكيا في استخدام كلمة "مسيحيين" لوصف المؤمنين بأنهم أشخاص يتبعون المسيح. وعلى الأرجح فإن الناس في أنطاكيا الذين بدأوا في تسمية المؤمنين بالمسيحيين لم يكونوا هم أنفسهم مسيحيين.</w:t>
       </w:r>
       <w:r>
         <w:rPr>
-          <w:lang w:val="ar_AE" w:bidi="ar_AE"/>
-        </w:rPr>
-      </w:r>
-      <w:r>
-        <w:rPr>
-          <w:lang w:val="ar_AE" w:bidi="ar_AE"/>
-        </w:rPr>
-      </w:r>
-    </w:p>
-    <w:p>
-      <w:pPr>
-        <w:bidi/>
-      </w:pPr>
-      <w:r>
-        <w:rPr>
+          <w:rtl/>
+          <w:cs/>
+          <w:lang w:val="ar_AE" w:bidi="ar_AE"/>
+        </w:rPr>
+      </w:r>
+      <w:r>
+        <w:rPr>
+          <w:rtl/>
+          <w:cs/>
+          <w:lang w:val="ar_AE" w:bidi="ar_AE"/>
+        </w:rPr>
+      </w:r>
+    </w:p>
+    <w:p>
+      <w:pPr>
+        <w:bidi/>
+      </w:pPr>
+      <w:r>
+        <w:rPr>
+          <w:rtl/>
+          <w:cs/>
           <w:lang w:val="ar_AE" w:bidi="ar_AE"/>
         </w:rPr>
       </w:r>
@@ -3850,34 +4822,44 @@
       </w:pPr>
       <w:r>
         <w:rPr>
+          <w:rtl/>
+          <w:cs/>
           <w:lang w:val="ar_AE" w:bidi="ar_AE"/>
         </w:rPr>
         <w:t>مظال (ملجأ)</w:t>
       </w:r>
       <w:r>
         <w:rPr>
-          <w:lang w:val="ar_AE" w:bidi="ar_AE"/>
-        </w:rPr>
-      </w:r>
-    </w:p>
-    <w:p>
-      <w:pPr>
-        <w:bidi/>
-      </w:pPr>
-      <w:r>
-        <w:rPr>
+          <w:rtl/>
+          <w:cs/>
+          <w:lang w:val="ar_AE" w:bidi="ar_AE"/>
+        </w:rPr>
+      </w:r>
+    </w:p>
+    <w:p>
+      <w:pPr>
+        <w:bidi/>
+      </w:pPr>
+      <w:r>
+        <w:rPr>
+          <w:rtl/>
+          <w:cs/>
           <w:lang w:val="ar_AE" w:bidi="ar_AE"/>
         </w:rPr>
       </w:r>
       <w:r>
         <w:rPr>
           <w:b/>
+          <w:rtl/>
+          <w:cs/>
           <w:lang w:val="ar_AE" w:bidi="ar_AE"/>
         </w:rPr>
         <w:t>المظال</w:t>
       </w:r>
       <w:r>
         <w:rPr>
+          <w:rtl/>
+          <w:cs/>
           <w:lang w:val="ar_AE" w:bidi="ar_AE"/>
         </w:rPr>
         <w:t xml:space="preserve"> هي أبنية مؤقتة يصنعها الناس ليعيشوا فيها لفترة قصيرة. وكان الناس يصنعون المظال من أغصان وأوراق الأشجار.</w:t>
@@ -3889,11 +4871,15 @@
       </w:pPr>
       <w:r>
         <w:rPr>
-          <w:lang w:val="ar_AE" w:bidi="ar_AE"/>
-        </w:rPr>
-      </w:r>
-      <w:r>
-        <w:rPr>
+          <w:rtl/>
+          <w:cs/>
+          <w:lang w:val="ar_AE" w:bidi="ar_AE"/>
+        </w:rPr>
+      </w:r>
+      <w:r>
+        <w:rPr>
+          <w:rtl/>
+          <w:cs/>
           <w:lang w:val="ar_AE" w:bidi="ar_AE"/>
         </w:rPr>
         <w:t xml:space="preserve">وكان </w:t>
@@ -3901,12 +4887,16 @@
       <w:r>
         <w:rPr>
           <w:b/>
+          <w:rtl/>
+          <w:cs/>
           <w:lang w:val="ar_AE" w:bidi="ar_AE"/>
         </w:rPr>
         <w:t>اليهود</w:t>
       </w:r>
       <w:r>
         <w:rPr>
+          <w:rtl/>
+          <w:cs/>
           <w:lang w:val="ar_AE" w:bidi="ar_AE"/>
         </w:rPr>
         <w:t xml:space="preserve"> يحتفلون بعيد خاص مرة كل سنة ويدعونه "عيد المظال" أو</w:t>
@@ -3914,12 +4904,16 @@
       <w:r>
         <w:rPr>
           <w:b/>
+          <w:rtl/>
+          <w:cs/>
           <w:lang w:val="ar_AE" w:bidi="ar_AE"/>
         </w:rPr>
         <w:t>"عيد الخيام"</w:t>
       </w:r>
       <w:r>
         <w:rPr>
+          <w:rtl/>
+          <w:cs/>
           <w:lang w:val="ar_AE" w:bidi="ar_AE"/>
         </w:rPr>
         <w:t xml:space="preserve">. وخلال هذا العيد، كان اليهود يصنعون مظالًا أو خيامًا في الحقول أو على أسطح بيوتهم ويسكنون في هذه المظال لمدة سبعة أيام. وهذا كان يُذكّر الناس أنه منذ زمن بعيد، في زمن موسى، حرر الله أجدادهم من مصر وكانوا تائهين لسنوات عديدة في </w:t>
@@ -3927,6 +4921,8 @@
       <w:hyperlink r:id="rId54">
         <w:r>
           <w:rPr>
+            <w:rtl/>
+            <w:cs/>
             <w:lang w:val="ar_AE" w:bidi="ar_AE"/>
           </w:rPr>
           <w:rPr>
@@ -3938,27 +4934,35 @@
       </w:hyperlink>
       <w:r>
         <w:rPr>
+          <w:rtl/>
+          <w:cs/>
           <w:lang w:val="ar_AE" w:bidi="ar_AE"/>
         </w:rPr>
         <w:t xml:space="preserve"> حتى استقروا في الأرض التي وعد الله أن يعطيهم إياها. وهذه المظال، أو المساكن المؤقتة، كانت تُذكّر اليهود بأن أجدادهم لم يكن لديهم مكان دائم للإقامة فيه خلال سنوات تجوالهم هذه.</w:t>
       </w:r>
       <w:r>
         <w:rPr>
-          <w:lang w:val="ar_AE" w:bidi="ar_AE"/>
-        </w:rPr>
-      </w:r>
-      <w:r>
-        <w:rPr>
-          <w:lang w:val="ar_AE" w:bidi="ar_AE"/>
-        </w:rPr>
-      </w:r>
-    </w:p>
-    <w:p>
-      <w:pPr>
-        <w:bidi/>
-      </w:pPr>
-      <w:r>
-        <w:rPr>
+          <w:rtl/>
+          <w:cs/>
+          <w:lang w:val="ar_AE" w:bidi="ar_AE"/>
+        </w:rPr>
+      </w:r>
+      <w:r>
+        <w:rPr>
+          <w:rtl/>
+          <w:cs/>
+          <w:lang w:val="ar_AE" w:bidi="ar_AE"/>
+        </w:rPr>
+      </w:r>
+    </w:p>
+    <w:p>
+      <w:pPr>
+        <w:bidi/>
+      </w:pPr>
+      <w:r>
+        <w:rPr>
+          <w:rtl/>
+          <w:cs/>
           <w:lang w:val="ar_AE" w:bidi="ar_AE"/>
         </w:rPr>
       </w:r>
@@ -3970,34 +4974,44 @@
       </w:pPr>
       <w:r>
         <w:rPr>
+          <w:rtl/>
+          <w:cs/>
           <w:lang w:val="ar_AE" w:bidi="ar_AE"/>
         </w:rPr>
         <w:t>معصرة الخمر</w:t>
       </w:r>
       <w:r>
         <w:rPr>
-          <w:lang w:val="ar_AE" w:bidi="ar_AE"/>
-        </w:rPr>
-      </w:r>
-    </w:p>
-    <w:p>
-      <w:pPr>
-        <w:bidi/>
-      </w:pPr>
-      <w:r>
-        <w:rPr>
+          <w:rtl/>
+          <w:cs/>
+          <w:lang w:val="ar_AE" w:bidi="ar_AE"/>
+        </w:rPr>
+      </w:r>
+    </w:p>
+    <w:p>
+      <w:pPr>
+        <w:bidi/>
+      </w:pPr>
+      <w:r>
+        <w:rPr>
+          <w:rtl/>
+          <w:cs/>
           <w:lang w:val="ar_AE" w:bidi="ar_AE"/>
         </w:rPr>
       </w:r>
       <w:r>
         <w:rPr>
           <w:b/>
+          <w:rtl/>
+          <w:cs/>
           <w:lang w:val="ar_AE" w:bidi="ar_AE"/>
         </w:rPr>
         <w:t>معصرة العنب</w:t>
       </w:r>
       <w:r>
         <w:rPr>
+          <w:rtl/>
+          <w:cs/>
           <w:lang w:val="ar_AE" w:bidi="ar_AE"/>
         </w:rPr>
         <w:t xml:space="preserve"> هي قطعة مسطحة من الحجر مع حافة حولها. كان الناس في </w:t>
@@ -4005,6 +5019,8 @@
       <w:hyperlink r:id="rId16">
         <w:r>
           <w:rPr>
+            <w:rtl/>
+            <w:cs/>
             <w:lang w:val="ar_AE" w:bidi="ar_AE"/>
           </w:rPr>
           <w:rPr>
@@ -4016,27 +5032,35 @@
       </w:hyperlink>
       <w:r>
         <w:rPr>
+          <w:rtl/>
+          <w:cs/>
           <w:lang w:val="ar_AE" w:bidi="ar_AE"/>
         </w:rPr>
         <w:t xml:space="preserve"> يستخدمونها لعصر العنب للحصول على عصير العنب. والعنب هو ثمر طري به عصير. وكان الناس يلقون العنب في معصرة الحجر هذه، ثم يدوسون العنب بأرجلهم. وهذا كان يُخرج العصير من العنب. وكان العصير يُوضع في وعاء يُدعى "زقاق الخمر". وهناك طريقة أخرى لاستخراج العصير عن طريق تدوير حجر ثقيل على العنب. </w:t>
       </w:r>
       <w:r>
         <w:rPr>
-          <w:lang w:val="ar_AE" w:bidi="ar_AE"/>
-        </w:rPr>
-      </w:r>
-      <w:r>
-        <w:rPr>
-          <w:lang w:val="ar_AE" w:bidi="ar_AE"/>
-        </w:rPr>
-      </w:r>
-    </w:p>
-    <w:p>
-      <w:pPr>
-        <w:bidi/>
-      </w:pPr>
-      <w:r>
-        <w:rPr>
+          <w:rtl/>
+          <w:cs/>
+          <w:lang w:val="ar_AE" w:bidi="ar_AE"/>
+        </w:rPr>
+      </w:r>
+      <w:r>
+        <w:rPr>
+          <w:rtl/>
+          <w:cs/>
+          <w:lang w:val="ar_AE" w:bidi="ar_AE"/>
+        </w:rPr>
+      </w:r>
+    </w:p>
+    <w:p>
+      <w:pPr>
+        <w:bidi/>
+      </w:pPr>
+      <w:r>
+        <w:rPr>
+          <w:rtl/>
+          <w:cs/>
           <w:lang w:val="ar_AE" w:bidi="ar_AE"/>
         </w:rPr>
       </w:r>
@@ -4048,34 +5072,44 @@
       </w:pPr>
       <w:r>
         <w:rPr>
+          <w:rtl/>
+          <w:cs/>
           <w:lang w:val="ar_AE" w:bidi="ar_AE"/>
         </w:rPr>
         <w:t>مُعلِّم</w:t>
       </w:r>
       <w:r>
         <w:rPr>
-          <w:lang w:val="ar_AE" w:bidi="ar_AE"/>
-        </w:rPr>
-      </w:r>
-    </w:p>
-    <w:p>
-      <w:pPr>
-        <w:bidi/>
-      </w:pPr>
-      <w:r>
-        <w:rPr>
+          <w:rtl/>
+          <w:cs/>
+          <w:lang w:val="ar_AE" w:bidi="ar_AE"/>
+        </w:rPr>
+      </w:r>
+    </w:p>
+    <w:p>
+      <w:pPr>
+        <w:bidi/>
+      </w:pPr>
+      <w:r>
+        <w:rPr>
+          <w:rtl/>
+          <w:cs/>
           <w:lang w:val="ar_AE" w:bidi="ar_AE"/>
         </w:rPr>
       </w:r>
       <w:r>
         <w:rPr>
           <w:b/>
+          <w:rtl/>
+          <w:cs/>
           <w:lang w:val="ar_AE" w:bidi="ar_AE"/>
         </w:rPr>
         <w:t>والمعلِّم</w:t>
       </w:r>
       <w:r>
         <w:rPr>
+          <w:rtl/>
+          <w:cs/>
           <w:lang w:val="ar_AE" w:bidi="ar_AE"/>
         </w:rPr>
         <w:t xml:space="preserve"> في الكتاب المُقدَّس هو دائمًا </w:t>
@@ -4083,12 +5117,16 @@
       <w:r>
         <w:rPr>
           <w:b/>
+          <w:rtl/>
+          <w:cs/>
           <w:lang w:val="ar_AE" w:bidi="ar_AE"/>
         </w:rPr>
         <w:t>مُعلِّم ديني</w:t>
       </w:r>
       <w:r>
         <w:rPr>
+          <w:rtl/>
+          <w:cs/>
           <w:lang w:val="ar_AE" w:bidi="ar_AE"/>
         </w:rPr>
         <w:t xml:space="preserve">: شخص يشرح </w:t>
@@ -4096,6 +5134,8 @@
       <w:hyperlink r:id="rId13">
         <w:r>
           <w:rPr>
+            <w:rtl/>
+            <w:cs/>
             <w:lang w:val="ar_AE" w:bidi="ar_AE"/>
           </w:rPr>
           <w:rPr>
@@ -4107,6 +5147,8 @@
       </w:hyperlink>
       <w:r>
         <w:rPr>
+          <w:rtl/>
+          <w:cs/>
           <w:lang w:val="ar_AE" w:bidi="ar_AE"/>
         </w:rPr>
         <w:t xml:space="preserve"> للناس. والكلمة التي كان الناس يستخدمونها للإشارة إلى مُعلِّم مثل هذا في لغتهم هي "</w:t>
@@ -4114,6 +5156,8 @@
       <w:hyperlink r:id="rId55">
         <w:r>
           <w:rPr>
+            <w:rtl/>
+            <w:cs/>
             <w:lang w:val="ar_AE" w:bidi="ar_AE"/>
           </w:rPr>
           <w:rPr>
@@ -4125,6 +5169,8 @@
       </w:hyperlink>
       <w:r>
         <w:rPr>
+          <w:rtl/>
+          <w:cs/>
           <w:lang w:val="ar_AE" w:bidi="ar_AE"/>
         </w:rPr>
         <w:t>" أو "سيد"، ولذلك فإن بعض الترجمات ستقول "معلِّم"، والبعض الآخر من الترجمات ستقول "سيد" أو "راباي".</w:t>
@@ -4136,12 +5182,16 @@
       </w:pPr>
       <w:r>
         <w:rPr>
+          <w:rtl/>
+          <w:cs/>
           <w:lang w:val="ar_AE" w:bidi="ar_AE"/>
         </w:rPr>
       </w:r>
       <w:r>
         <w:rPr>
           <w:b/>
+          <w:rtl/>
+          <w:cs/>
           <w:lang w:val="ar_AE" w:bidi="ar_AE"/>
         </w:rPr>
         <w:t>عندما تقومون بترجمة كلمة "مُعلِّم"، كونوا حذرين بشأن الأمور التالية:</w:t>
@@ -4153,32 +5203,42 @@
       </w:pPr>
       <w:r>
         <w:rPr>
-          <w:lang w:val="ar_AE" w:bidi="ar_AE"/>
-        </w:rPr>
-      </w:r>
-      <w:r>
-        <w:rPr>
+          <w:rtl/>
+          <w:cs/>
+          <w:lang w:val="ar_AE" w:bidi="ar_AE"/>
+        </w:rPr>
+      </w:r>
+      <w:r>
+        <w:rPr>
+          <w:rtl/>
+          <w:cs/>
           <w:lang w:val="ar_AE" w:bidi="ar_AE"/>
         </w:rPr>
         <w:t>يمكنكم استخدام كلمة أو عبارة في لغتكم تعني "مُعلِّم". لكن الكلمة لا يجب أن تكون كلمة تُستخدم فقط في المدرسة للإشارة إلى مُعلِّم الأولاد.</w:t>
       </w:r>
       <w:r>
         <w:rPr>
-          <w:lang w:val="ar_AE" w:bidi="ar_AE"/>
-        </w:rPr>
-      </w:r>
-      <w:r>
-        <w:rPr>
-          <w:lang w:val="ar_AE" w:bidi="ar_AE"/>
-        </w:rPr>
-      </w:r>
-    </w:p>
-    <w:p>
-      <w:pPr>
-        <w:bidi/>
-      </w:pPr>
-      <w:r>
-        <w:rPr>
+          <w:rtl/>
+          <w:cs/>
+          <w:lang w:val="ar_AE" w:bidi="ar_AE"/>
+        </w:rPr>
+      </w:r>
+      <w:r>
+        <w:rPr>
+          <w:rtl/>
+          <w:cs/>
+          <w:lang w:val="ar_AE" w:bidi="ar_AE"/>
+        </w:rPr>
+      </w:r>
+    </w:p>
+    <w:p>
+      <w:pPr>
+        <w:bidi/>
+      </w:pPr>
+      <w:r>
+        <w:rPr>
+          <w:rtl/>
+          <w:cs/>
           <w:lang w:val="ar_AE" w:bidi="ar_AE"/>
         </w:rPr>
       </w:r>
@@ -4190,27 +5250,35 @@
       </w:pPr>
       <w:r>
         <w:rPr>
+          <w:rtl/>
+          <w:cs/>
           <w:lang w:val="ar_AE" w:bidi="ar_AE"/>
         </w:rPr>
         <w:t>معلّمو الناموس (الشريعة)</w:t>
       </w:r>
       <w:r>
         <w:rPr>
-          <w:lang w:val="ar_AE" w:bidi="ar_AE"/>
-        </w:rPr>
-      </w:r>
-    </w:p>
-    <w:p>
-      <w:pPr>
-        <w:bidi/>
-      </w:pPr>
-      <w:r>
-        <w:rPr>
-          <w:lang w:val="ar_AE" w:bidi="ar_AE"/>
-        </w:rPr>
-      </w:r>
-      <w:r>
-        <w:rPr>
+          <w:rtl/>
+          <w:cs/>
+          <w:lang w:val="ar_AE" w:bidi="ar_AE"/>
+        </w:rPr>
+      </w:r>
+    </w:p>
+    <w:p>
+      <w:pPr>
+        <w:bidi/>
+      </w:pPr>
+      <w:r>
+        <w:rPr>
+          <w:rtl/>
+          <w:cs/>
+          <w:lang w:val="ar_AE" w:bidi="ar_AE"/>
+        </w:rPr>
+      </w:r>
+      <w:r>
+        <w:rPr>
+          <w:rtl/>
+          <w:cs/>
           <w:lang w:val="ar_AE" w:bidi="ar_AE"/>
         </w:rPr>
         <w:t xml:space="preserve">كان </w:t>
@@ -4218,12 +5286,16 @@
       <w:r>
         <w:rPr>
           <w:b/>
+          <w:rtl/>
+          <w:cs/>
           <w:lang w:val="ar_AE" w:bidi="ar_AE"/>
         </w:rPr>
         <w:t>معلمو الناموس (الشريعة)</w:t>
       </w:r>
       <w:r>
         <w:rPr>
+          <w:rtl/>
+          <w:cs/>
           <w:lang w:val="ar_AE" w:bidi="ar_AE"/>
         </w:rPr>
         <w:t xml:space="preserve"> مجموعة من القادة الدينيين الذين كانوا خبراء في ناموس الله.</w:t>
@@ -4235,12 +5307,16 @@
       </w:pPr>
       <w:r>
         <w:rPr>
+          <w:rtl/>
+          <w:cs/>
           <w:lang w:val="ar_AE" w:bidi="ar_AE"/>
         </w:rPr>
       </w:r>
       <w:hyperlink r:id="rId56">
         <w:r>
           <w:rPr>
+            <w:rtl/>
+            <w:cs/>
             <w:lang w:val="ar_AE" w:bidi="ar_AE"/>
           </w:rPr>
           <w:rPr>
@@ -4252,6 +5328,8 @@
       </w:hyperlink>
       <w:r>
         <w:rPr>
+          <w:rtl/>
+          <w:cs/>
           <w:lang w:val="ar_AE" w:bidi="ar_AE"/>
         </w:rPr>
         <w:t xml:space="preserve"> يعني مجموعة التعليمات التي أعطاها الله لشعب </w:t>
@@ -4259,6 +5337,8 @@
       <w:hyperlink r:id="rId16">
         <w:r>
           <w:rPr>
+            <w:rtl/>
+            <w:cs/>
             <w:lang w:val="ar_AE" w:bidi="ar_AE"/>
           </w:rPr>
           <w:rPr>
@@ -4270,6 +5350,8 @@
       </w:hyperlink>
       <w:r>
         <w:rPr>
+          <w:rtl/>
+          <w:cs/>
           <w:lang w:val="ar_AE" w:bidi="ar_AE"/>
         </w:rPr>
         <w:t xml:space="preserve"> في الأسفار الخمسة الأولى من العهد القديم، لكن معلّمي الشريعة قد علّموا أيضًا جميع </w:t>
@@ -4277,6 +5359,8 @@
       <w:hyperlink r:id="rId13">
         <w:r>
           <w:rPr>
+            <w:rtl/>
+            <w:cs/>
             <w:lang w:val="ar_AE" w:bidi="ar_AE"/>
           </w:rPr>
           <w:rPr>
@@ -4288,6 +5372,8 @@
       </w:hyperlink>
       <w:r>
         <w:rPr>
+          <w:rtl/>
+          <w:cs/>
           <w:lang w:val="ar_AE" w:bidi="ar_AE"/>
         </w:rPr>
         <w:t>، وليس فقط الجزء من الأسفار المُقدَّسة الذي يتحدث عن الشريعة (الناموس). تُشير الكتب المُقدَّسة إلى ذلك الجزء من الكتاب المُقدَّس الذي نُسميه الآن العهد القديم.</w:t>
@@ -4299,11 +5385,15 @@
       </w:pPr>
       <w:r>
         <w:rPr>
-          <w:lang w:val="ar_AE" w:bidi="ar_AE"/>
-        </w:rPr>
-      </w:r>
-      <w:r>
-        <w:rPr>
+          <w:rtl/>
+          <w:cs/>
+          <w:lang w:val="ar_AE" w:bidi="ar_AE"/>
+        </w:rPr>
+      </w:r>
+      <w:r>
+        <w:rPr>
+          <w:rtl/>
+          <w:cs/>
           <w:lang w:val="ar_AE" w:bidi="ar_AE"/>
         </w:rPr>
         <w:t>وقد شرح مُعَلِّمو الشريعة الكُتب المُقَدَّسة للشعب. وهم لم يكتبوا تفسيراتهم الخاصة بل أخبروا بها طلابهم. وحفظ طلابهم تفسيراتهم، وعلّموا هذه التفسيرات للجيل التالي. وكان الناس يضيفون المزيد والمزيد من التفسيرات والمناقشات حول التفسيرات. وفي زمن العهد الجديد، أصبحت هذه التفسيرات المحفوظة مهمة للغاية للشعب، وربما أكثر أهمية من الأسفار المُقَدَّسة نفسها.</w:t>
@@ -4315,11 +5405,15 @@
       </w:pPr>
       <w:r>
         <w:rPr>
-          <w:lang w:val="ar_AE" w:bidi="ar_AE"/>
-        </w:rPr>
-      </w:r>
-      <w:r>
-        <w:rPr>
+          <w:rtl/>
+          <w:cs/>
+          <w:lang w:val="ar_AE" w:bidi="ar_AE"/>
+        </w:rPr>
+      </w:r>
+      <w:r>
+        <w:rPr>
+          <w:rtl/>
+          <w:cs/>
           <w:lang w:val="ar_AE" w:bidi="ar_AE"/>
         </w:rPr>
         <w:t>وفي زمن العهد الجديد أيضًا، كان معلّمو الشريعة أشخاصًا مهمين للغاية في المجتمع. وكان الناس يُظهرون احترامًا كبيرًا وغالبًا ما يدعوهم "</w:t>
@@ -4327,6 +5421,8 @@
       <w:hyperlink r:id="rId55">
         <w:r>
           <w:rPr>
+            <w:rtl/>
+            <w:cs/>
             <w:lang w:val="ar_AE" w:bidi="ar_AE"/>
           </w:rPr>
           <w:rPr>
@@ -4338,6 +5434,8 @@
       </w:hyperlink>
       <w:r>
         <w:rPr>
+          <w:rtl/>
+          <w:cs/>
           <w:lang w:val="ar_AE" w:bidi="ar_AE"/>
         </w:rPr>
         <w:t xml:space="preserve">"، وهو لقب يُستخدم للمُعَلِّمين الدينيين المُهمين. وكان هناك أيضًا معلّمون للشريعة في </w:t>
@@ -4345,6 +5443,8 @@
       <w:hyperlink r:id="rId57">
         <w:r>
           <w:rPr>
+            <w:rtl/>
+            <w:cs/>
             <w:lang w:val="ar_AE" w:bidi="ar_AE"/>
           </w:rPr>
           <w:rPr>
@@ -4356,6 +5456,8 @@
       </w:hyperlink>
       <w:r>
         <w:rPr>
+          <w:rtl/>
+          <w:cs/>
           <w:lang w:val="ar_AE" w:bidi="ar_AE"/>
         </w:rPr>
         <w:t xml:space="preserve">، المحكمة الدينية </w:t>
@@ -4363,12 +5465,16 @@
       <w:r>
         <w:rPr>
           <w:b/>
+          <w:rtl/>
+          <w:cs/>
           <w:lang w:val="ar_AE" w:bidi="ar_AE"/>
         </w:rPr>
         <w:t>اليهودية</w:t>
       </w:r>
       <w:r>
         <w:rPr>
+          <w:rtl/>
+          <w:cs/>
           <w:lang w:val="ar_AE" w:bidi="ar_AE"/>
         </w:rPr>
         <w:t>.</w:t>
@@ -4380,11 +5486,15 @@
       </w:pPr>
       <w:r>
         <w:rPr>
-          <w:lang w:val="ar_AE" w:bidi="ar_AE"/>
-        </w:rPr>
-      </w:r>
-      <w:r>
-        <w:rPr>
+          <w:rtl/>
+          <w:cs/>
+          <w:lang w:val="ar_AE" w:bidi="ar_AE"/>
+        </w:rPr>
+      </w:r>
+      <w:r>
+        <w:rPr>
+          <w:rtl/>
+          <w:cs/>
           <w:lang w:val="ar_AE" w:bidi="ar_AE"/>
         </w:rPr>
         <w:t xml:space="preserve">ويُدعى معلِّمو الشريعة أحيانًا </w:t>
@@ -4392,12 +5502,16 @@
       <w:r>
         <w:rPr>
           <w:b/>
+          <w:rtl/>
+          <w:cs/>
           <w:lang w:val="ar_AE" w:bidi="ar_AE"/>
         </w:rPr>
         <w:t>كَتَبَة</w:t>
       </w:r>
       <w:r>
         <w:rPr>
+          <w:rtl/>
+          <w:cs/>
           <w:lang w:val="ar_AE" w:bidi="ar_AE"/>
         </w:rPr>
         <w:t xml:space="preserve">. والكاتب يعني شخص يستطيع أن يكتب. والكثير من الناس في زمن الكتاب المُقَدَّس لم يكونوا قادرين على القراءة أو الكتابة بأنفسهم. وإذا احتاج الناس إلى كتابة شيء ما، مثل رسالة، كانوا يستأجرون كاتبًا ليكتب لهم. وقد قام الكتبة أيضًا بنسخ الكتب المُقدَّسة حتى لا يضيع نصّها. ولم تكن الكتب المُقَدَّسة مكتوبة على الورق كما يفعل الناس الآن. إذ لم تكن الكتب والأوراق موجودة بعد. بل كانت الأسفار المُقدَّسة تُكتب على شرائط طويلة من ورق البردي أو الرق. والبردي هو شريط رقيق يُصنع من ألياف نبات معين، بينما الرق يُصنع من جلد الحيوان. ولأن هذه الشرائط كانت طويلة للغاية، كان الناس يلفونها. واسم هذه الشرائط هو مخطوطة (دَرْج) وقد تتلف الأسفار (المخطوطات) بسرعة، ولا سيما المخطوطات المصنوعة من ورق البردي. ولذلك كان الناس دائمًا ينشغلون بنسخ النص من مخطوطة إلى مخطوطة جديدة، حتى لا يُفقد النص. </w:t>
@@ -4409,11 +5523,15 @@
       </w:pPr>
       <w:r>
         <w:rPr>
-          <w:lang w:val="ar_AE" w:bidi="ar_AE"/>
-        </w:rPr>
-      </w:r>
-      <w:r>
-        <w:rPr>
+          <w:rtl/>
+          <w:cs/>
+          <w:lang w:val="ar_AE" w:bidi="ar_AE"/>
+        </w:rPr>
+      </w:r>
+      <w:r>
+        <w:rPr>
+          <w:rtl/>
+          <w:cs/>
           <w:lang w:val="ar_AE" w:bidi="ar_AE"/>
         </w:rPr>
         <w:t xml:space="preserve">لكن عندما يتحدث الكتاب المُقدَّس عن معلّمي الشريعة، يكون التركيز على معرفتهم بالشريعة الدينية، وليس على مهاراتهم في الكتابة. </w:t>
@@ -4425,12 +5543,16 @@
       </w:pPr>
       <w:r>
         <w:rPr>
+          <w:rtl/>
+          <w:cs/>
           <w:lang w:val="ar_AE" w:bidi="ar_AE"/>
         </w:rPr>
       </w:r>
       <w:r>
         <w:rPr>
           <w:b/>
+          <w:rtl/>
+          <w:cs/>
           <w:lang w:val="ar_AE" w:bidi="ar_AE"/>
         </w:rPr>
         <w:t>عندما تُترجمون "معلِّمي الشريعة (الناموس)"، كونوا حذرين بشأن الأمور التالية:</w:t>
@@ -4442,32 +5564,42 @@
       </w:pPr>
       <w:r>
         <w:rPr>
-          <w:lang w:val="ar_AE" w:bidi="ar_AE"/>
-        </w:rPr>
-      </w:r>
-      <w:r>
-        <w:rPr>
+          <w:rtl/>
+          <w:cs/>
+          <w:lang w:val="ar_AE" w:bidi="ar_AE"/>
+        </w:rPr>
+      </w:r>
+      <w:r>
+        <w:rPr>
+          <w:rtl/>
+          <w:cs/>
           <w:lang w:val="ar_AE" w:bidi="ar_AE"/>
         </w:rPr>
         <w:t>لا ينبغي أن تستخدموا عبارة تجعل مستمعيكم يظنون أن هؤلاء الناس يُعلمون شريعة (قانون) بلد ما. وربما يمكنكم استخدام عبارة مثل "معلّمي الشريعة الدينية"، أو "خبراء الشريعة الدينية"، أو "خبراء الأسفار المُقدَّسة".</w:t>
       </w:r>
       <w:r>
         <w:rPr>
-          <w:lang w:val="ar_AE" w:bidi="ar_AE"/>
-        </w:rPr>
-      </w:r>
-      <w:r>
-        <w:rPr>
-          <w:lang w:val="ar_AE" w:bidi="ar_AE"/>
-        </w:rPr>
-      </w:r>
-    </w:p>
-    <w:p>
-      <w:pPr>
-        <w:bidi/>
-      </w:pPr>
-      <w:r>
-        <w:rPr>
+          <w:rtl/>
+          <w:cs/>
+          <w:lang w:val="ar_AE" w:bidi="ar_AE"/>
+        </w:rPr>
+      </w:r>
+      <w:r>
+        <w:rPr>
+          <w:rtl/>
+          <w:cs/>
+          <w:lang w:val="ar_AE" w:bidi="ar_AE"/>
+        </w:rPr>
+      </w:r>
+    </w:p>
+    <w:p>
+      <w:pPr>
+        <w:bidi/>
+      </w:pPr>
+      <w:r>
+        <w:rPr>
+          <w:rtl/>
+          <w:cs/>
           <w:lang w:val="ar_AE" w:bidi="ar_AE"/>
         </w:rPr>
       </w:r>
@@ -4479,27 +5611,35 @@
       </w:pPr>
       <w:r>
         <w:rPr>
+          <w:rtl/>
+          <w:cs/>
           <w:lang w:val="ar_AE" w:bidi="ar_AE"/>
         </w:rPr>
         <w:t>معمودية</w:t>
       </w:r>
       <w:r>
         <w:rPr>
-          <w:lang w:val="ar_AE" w:bidi="ar_AE"/>
-        </w:rPr>
-      </w:r>
-    </w:p>
-    <w:p>
-      <w:pPr>
-        <w:bidi/>
-      </w:pPr>
-      <w:r>
-        <w:rPr>
-          <w:lang w:val="ar_AE" w:bidi="ar_AE"/>
-        </w:rPr>
-      </w:r>
-      <w:r>
-        <w:rPr>
+          <w:rtl/>
+          <w:cs/>
+          <w:lang w:val="ar_AE" w:bidi="ar_AE"/>
+        </w:rPr>
+      </w:r>
+    </w:p>
+    <w:p>
+      <w:pPr>
+        <w:bidi/>
+      </w:pPr>
+      <w:r>
+        <w:rPr>
+          <w:rtl/>
+          <w:cs/>
+          <w:lang w:val="ar_AE" w:bidi="ar_AE"/>
+        </w:rPr>
+      </w:r>
+      <w:r>
+        <w:rPr>
+          <w:rtl/>
+          <w:cs/>
           <w:lang w:val="ar_AE" w:bidi="ar_AE"/>
         </w:rPr>
         <w:t xml:space="preserve">أن </w:t>
@@ -4507,12 +5647,16 @@
       <w:r>
         <w:rPr>
           <w:b/>
+          <w:rtl/>
+          <w:cs/>
           <w:lang w:val="ar_AE" w:bidi="ar_AE"/>
         </w:rPr>
         <w:t>تُعمِّد</w:t>
       </w:r>
       <w:r>
         <w:rPr>
+          <w:rtl/>
+          <w:cs/>
           <w:lang w:val="ar_AE" w:bidi="ar_AE"/>
         </w:rPr>
         <w:t xml:space="preserve"> شخصًا ما، أو شيء ما، يعني أن تغمره في الماء لغسله. وهي تأتي من الكلمة اليونانية "بابتيزو" "أي يغمر".</w:t>
@@ -4524,11 +5668,15 @@
       </w:pPr>
       <w:r>
         <w:rPr>
-          <w:lang w:val="ar_AE" w:bidi="ar_AE"/>
-        </w:rPr>
-      </w:r>
-      <w:r>
-        <w:rPr>
+          <w:rtl/>
+          <w:cs/>
+          <w:lang w:val="ar_AE" w:bidi="ar_AE"/>
+        </w:rPr>
+      </w:r>
+      <w:r>
+        <w:rPr>
+          <w:rtl/>
+          <w:cs/>
           <w:lang w:val="ar_AE" w:bidi="ar_AE"/>
         </w:rPr>
         <w:t xml:space="preserve">وهذه الكلمة لها معنى ديني خاص. وفي العهد القديم، كان </w:t>
@@ -4536,12 +5684,16 @@
       <w:r>
         <w:rPr>
           <w:b/>
+          <w:rtl/>
+          <w:cs/>
           <w:lang w:val="ar_AE" w:bidi="ar_AE"/>
         </w:rPr>
         <w:t>الكهنة</w:t>
       </w:r>
       <w:r>
         <w:rPr>
+          <w:rtl/>
+          <w:cs/>
           <w:lang w:val="ar_AE" w:bidi="ar_AE"/>
         </w:rPr>
         <w:t xml:space="preserve"> </w:t>
@@ -4549,12 +5701,16 @@
       <w:r>
         <w:rPr>
           <w:b/>
+          <w:rtl/>
+          <w:cs/>
           <w:lang w:val="ar_AE" w:bidi="ar_AE"/>
         </w:rPr>
         <w:t>اليهود</w:t>
       </w:r>
       <w:r>
         <w:rPr>
+          <w:rtl/>
+          <w:cs/>
           <w:lang w:val="ar_AE" w:bidi="ar_AE"/>
         </w:rPr>
         <w:t xml:space="preserve"> يغتسلون (يعتمدون) قبل أن يقوموا بعملهم في </w:t>
@@ -4562,6 +5718,8 @@
       <w:hyperlink r:id="rId14">
         <w:r>
           <w:rPr>
+            <w:rtl/>
+            <w:cs/>
             <w:lang w:val="ar_AE" w:bidi="ar_AE"/>
           </w:rPr>
           <w:rPr>
@@ -4573,6 +5731,8 @@
       </w:hyperlink>
       <w:r>
         <w:rPr>
+          <w:rtl/>
+          <w:cs/>
           <w:lang w:val="ar_AE" w:bidi="ar_AE"/>
         </w:rPr>
         <w:t xml:space="preserve"> الله. وهذا كان يجعلهم "</w:t>
@@ -4580,12 +5740,16 @@
       <w:r>
         <w:rPr>
           <w:b/>
+          <w:rtl/>
+          <w:cs/>
           <w:lang w:val="ar_AE" w:bidi="ar_AE"/>
         </w:rPr>
         <w:t>طاهرين</w:t>
       </w:r>
       <w:r>
         <w:rPr>
+          <w:rtl/>
+          <w:cs/>
           <w:lang w:val="ar_AE" w:bidi="ar_AE"/>
         </w:rPr>
         <w:t>" بحيث يكونون لائقين للاقتراب من الله.</w:t>
@@ -4597,11 +5761,15 @@
       </w:pPr>
       <w:r>
         <w:rPr>
-          <w:lang w:val="ar_AE" w:bidi="ar_AE"/>
-        </w:rPr>
-      </w:r>
-      <w:r>
-        <w:rPr>
+          <w:rtl/>
+          <w:cs/>
+          <w:lang w:val="ar_AE" w:bidi="ar_AE"/>
+        </w:rPr>
+      </w:r>
+      <w:r>
+        <w:rPr>
+          <w:rtl/>
+          <w:cs/>
           <w:lang w:val="ar_AE" w:bidi="ar_AE"/>
         </w:rPr>
         <w:t>وعندما كان الناس من غير اليهود يريدون أن يتبعوا الله، كان عليهم أن يعتمدوا. وبعد ذلك، يصيرون مقبولين كجزء من شعب الله. نحن لا نسمع عن هذه العادة في العهد القديم، لكننا نعرف عنها من أسفار أخرى من تاريخ اليهود.</w:t>
@@ -4613,11 +5781,15 @@
       </w:pPr>
       <w:r>
         <w:rPr>
-          <w:lang w:val="ar_AE" w:bidi="ar_AE"/>
-        </w:rPr>
-      </w:r>
-      <w:r>
-        <w:rPr>
+          <w:rtl/>
+          <w:cs/>
+          <w:lang w:val="ar_AE" w:bidi="ar_AE"/>
+        </w:rPr>
+      </w:r>
+      <w:r>
+        <w:rPr>
+          <w:rtl/>
+          <w:cs/>
           <w:lang w:val="ar_AE" w:bidi="ar_AE"/>
         </w:rPr>
         <w:t xml:space="preserve">وعندما فعل </w:t>
@@ -4625,12 +5797,16 @@
       <w:r>
         <w:rPr>
           <w:b/>
+          <w:rtl/>
+          <w:cs/>
           <w:lang w:val="ar_AE" w:bidi="ar_AE"/>
         </w:rPr>
         <w:t>يوحنا المعمدان</w:t>
       </w:r>
       <w:r>
         <w:rPr>
+          <w:rtl/>
+          <w:cs/>
           <w:lang w:val="ar_AE" w:bidi="ar_AE"/>
         </w:rPr>
         <w:t xml:space="preserve"> شيئًا جديدًا من خلال إخبار جميع الناس بأنه كان ينبغي لهم أن يعتمدوا. فأن تكون يهوديًا لم يكن كافيًا كي تكون جزءًا من شعب الله! فعلى جميع الناس أن </w:t>
@@ -4638,12 +5814,16 @@
       <w:r>
         <w:rPr>
           <w:b/>
+          <w:rtl/>
+          <w:cs/>
           <w:lang w:val="ar_AE" w:bidi="ar_AE"/>
         </w:rPr>
         <w:t>يتوبوا</w:t>
       </w:r>
       <w:r>
         <w:rPr>
+          <w:rtl/>
+          <w:cs/>
           <w:lang w:val="ar_AE" w:bidi="ar_AE"/>
         </w:rPr>
         <w:t>، وأن يعلنوا ندمهم على الأشياء السيئة التي فعلوها. كما أنهم كانوا بحاجة إلى أن يتركوا حياتهم القديمة، ويسلكوا طريقة جديدة في العيش. وكان عليهم أن يبدأوا في طاعة الله!</w:t>
@@ -4655,11 +5835,15 @@
       </w:pPr>
       <w:r>
         <w:rPr>
-          <w:lang w:val="ar_AE" w:bidi="ar_AE"/>
-        </w:rPr>
-      </w:r>
-      <w:r>
-        <w:rPr>
+          <w:rtl/>
+          <w:cs/>
+          <w:lang w:val="ar_AE" w:bidi="ar_AE"/>
+        </w:rPr>
+      </w:r>
+      <w:r>
+        <w:rPr>
+          <w:rtl/>
+          <w:cs/>
           <w:lang w:val="ar_AE" w:bidi="ar_AE"/>
         </w:rPr>
         <w:t xml:space="preserve">وقبل أن يصعد يسوع ثانية إلى </w:t>
@@ -4667,6 +5851,8 @@
       <w:hyperlink r:id="rId58">
         <w:r>
           <w:rPr>
+            <w:rtl/>
+            <w:cs/>
             <w:lang w:val="ar_AE" w:bidi="ar_AE"/>
           </w:rPr>
           <w:rPr>
@@ -4678,6 +5864,8 @@
       </w:hyperlink>
       <w:r>
         <w:rPr>
+          <w:rtl/>
+          <w:cs/>
           <w:lang w:val="ar_AE" w:bidi="ar_AE"/>
         </w:rPr>
         <w:t xml:space="preserve">، طلب من </w:t>
@@ -4685,12 +5873,16 @@
       <w:r>
         <w:rPr>
           <w:b/>
+          <w:rtl/>
+          <w:cs/>
           <w:lang w:val="ar_AE" w:bidi="ar_AE"/>
         </w:rPr>
         <w:t>تلاميذه</w:t>
       </w:r>
       <w:r>
         <w:rPr>
+          <w:rtl/>
+          <w:cs/>
           <w:lang w:val="ar_AE" w:bidi="ar_AE"/>
         </w:rPr>
         <w:t xml:space="preserve"> أن يذهبوا ويخبروا الناس في كل مكان أن يسوع له كل </w:t>
@@ -4698,6 +5890,8 @@
       <w:hyperlink r:id="rId32">
         <w:r>
           <w:rPr>
+            <w:rtl/>
+            <w:cs/>
             <w:lang w:val="ar_AE" w:bidi="ar_AE"/>
           </w:rPr>
           <w:rPr>
@@ -4709,6 +5903,8 @@
       </w:hyperlink>
       <w:r>
         <w:rPr>
+          <w:rtl/>
+          <w:cs/>
           <w:lang w:val="ar_AE" w:bidi="ar_AE"/>
         </w:rPr>
         <w:t>. وقد طلب منهم يسوع أن يجعلوا جميع الناس تلاميذًا له، وأن يعمدوهم باسم الآب والابن و</w:t>
@@ -4716,6 +5912,8 @@
       <w:hyperlink r:id="rId24">
         <w:r>
           <w:rPr>
+            <w:rtl/>
+            <w:cs/>
             <w:lang w:val="ar_AE" w:bidi="ar_AE"/>
           </w:rPr>
           <w:rPr>
@@ -4727,6 +5925,8 @@
       </w:hyperlink>
       <w:r>
         <w:rPr>
+          <w:rtl/>
+          <w:cs/>
           <w:lang w:val="ar_AE" w:bidi="ar_AE"/>
         </w:rPr>
         <w:t xml:space="preserve">. </w:t>
@@ -4738,11 +5938,15 @@
       </w:pPr>
       <w:r>
         <w:rPr>
-          <w:lang w:val="ar_AE" w:bidi="ar_AE"/>
-        </w:rPr>
-      </w:r>
-      <w:r>
-        <w:rPr>
+          <w:rtl/>
+          <w:cs/>
+          <w:lang w:val="ar_AE" w:bidi="ar_AE"/>
+        </w:rPr>
+      </w:r>
+      <w:r>
+        <w:rPr>
+          <w:rtl/>
+          <w:cs/>
           <w:lang w:val="ar_AE" w:bidi="ar_AE"/>
         </w:rPr>
         <w:t xml:space="preserve">وهكذا، منذ ذلك الوقت فصاعدًا، نرى أنه بمجرد أن يبدأ الناس في أن </w:t>
@@ -4750,12 +5954,16 @@
       <w:r>
         <w:rPr>
           <w:b/>
+          <w:rtl/>
+          <w:cs/>
           <w:lang w:val="ar_AE" w:bidi="ar_AE"/>
         </w:rPr>
         <w:t>يؤمنوا</w:t>
       </w:r>
       <w:r>
         <w:rPr>
+          <w:rtl/>
+          <w:cs/>
           <w:lang w:val="ar_AE" w:bidi="ar_AE"/>
         </w:rPr>
         <w:t xml:space="preserve"> بيسوع، فإنهم كانوا يعتمدون. وكانت هذه المعمودية علامة على توبتهم وحاجتهم إلى </w:t>
@@ -4763,6 +5971,8 @@
       <w:hyperlink r:id="rId59">
         <w:r>
           <w:rPr>
+            <w:rtl/>
+            <w:cs/>
             <w:lang w:val="ar_AE" w:bidi="ar_AE"/>
           </w:rPr>
           <w:rPr>
@@ -4774,6 +5984,8 @@
       </w:hyperlink>
       <w:r>
         <w:rPr>
+          <w:rtl/>
+          <w:cs/>
           <w:lang w:val="ar_AE" w:bidi="ar_AE"/>
         </w:rPr>
         <w:t>. لكنها كانت أيضًا علامة على أنهم الآن ينتمون إلى يسوع وأنهم يريدون أن يتبعوه.</w:t>
@@ -4785,11 +5997,15 @@
       </w:pPr>
       <w:r>
         <w:rPr>
-          <w:lang w:val="ar_AE" w:bidi="ar_AE"/>
-        </w:rPr>
-      </w:r>
-      <w:r>
-        <w:rPr>
+          <w:rtl/>
+          <w:cs/>
+          <w:lang w:val="ar_AE" w:bidi="ar_AE"/>
+        </w:rPr>
+      </w:r>
+      <w:r>
+        <w:rPr>
+          <w:rtl/>
+          <w:cs/>
           <w:lang w:val="ar_AE" w:bidi="ar_AE"/>
         </w:rPr>
         <w:t xml:space="preserve">ويشرح بولس، في رسائله، أننا عندما نعتمد، فإننا نكون كما لو أننا نموت ثم نقوم للحياة مرة أخرى. فنحن نموت من خلال دخولنا في الماء، ونقوم مرة أخرى بالصعود من الماء. وهذا رمز يُظهر أن حياتنا القديمة قد ماتت. ونحن الآن نملك حياة جديدة لأننا ننتمي إلى يسوع. فقد مات يسوع من أجلنا وقام حيًا مرة أخرى. وعندما نعتمد، فإننا نقبل أن يسوع قد مات مكاننا، وأننا نصير خليقة جديدة لأن الله قد غفر لنا. وكما أن الماء يغسل أجسادنا من الأوساخ، فإن يسوع قد "طهرنا" من </w:t>
@@ -4797,12 +6013,16 @@
       <w:r>
         <w:rPr>
           <w:b/>
+          <w:rtl/>
+          <w:cs/>
           <w:lang w:val="ar_AE" w:bidi="ar_AE"/>
         </w:rPr>
         <w:t>خطايانا</w:t>
       </w:r>
       <w:r>
         <w:rPr>
+          <w:rtl/>
+          <w:cs/>
           <w:lang w:val="ar_AE" w:bidi="ar_AE"/>
         </w:rPr>
         <w:t>. والآن صرنا لائقين للاقتراب من الله!</w:t>
@@ -4814,11 +6034,15 @@
       </w:pPr>
       <w:r>
         <w:rPr>
-          <w:lang w:val="ar_AE" w:bidi="ar_AE"/>
-        </w:rPr>
-      </w:r>
-      <w:r>
-        <w:rPr>
+          <w:rtl/>
+          <w:cs/>
+          <w:lang w:val="ar_AE" w:bidi="ar_AE"/>
+        </w:rPr>
+      </w:r>
+      <w:r>
+        <w:rPr>
+          <w:rtl/>
+          <w:cs/>
           <w:lang w:val="ar_AE" w:bidi="ar_AE"/>
         </w:rPr>
         <w:t>وقد كان طقس المعمودية شيئًا لا يحتاج إلى أن يتم سوى مرة واحدة فقط.</w:t>
@@ -4830,12 +6054,16 @@
       </w:pPr>
       <w:r>
         <w:rPr>
+          <w:rtl/>
+          <w:cs/>
           <w:lang w:val="ar_AE" w:bidi="ar_AE"/>
         </w:rPr>
       </w:r>
       <w:r>
         <w:rPr>
           <w:b/>
+          <w:rtl/>
+          <w:cs/>
           <w:lang w:val="ar_AE" w:bidi="ar_AE"/>
         </w:rPr>
         <w:t>وعندما تقومون بترجمة كلمة المعمودية، كونوا حذرين بشأن الأمور التالية:</w:t>
@@ -4847,11 +6075,15 @@
       </w:pPr>
       <w:r>
         <w:rPr>
-          <w:lang w:val="ar_AE" w:bidi="ar_AE"/>
-        </w:rPr>
-      </w:r>
-      <w:r>
-        <w:rPr>
+          <w:rtl/>
+          <w:cs/>
+          <w:lang w:val="ar_AE" w:bidi="ar_AE"/>
+        </w:rPr>
+      </w:r>
+      <w:r>
+        <w:rPr>
+          <w:rtl/>
+          <w:cs/>
           <w:lang w:val="ar_AE" w:bidi="ar_AE"/>
         </w:rPr>
         <w:t xml:space="preserve">كلمة معمودية، أو أن تُعمِّد شخصًا ما، قد تكون صعبة الترجمة. ويستخدم الكثير من الناس كلمة تشبه الكلمة </w:t>
@@ -4859,12 +6091,16 @@
       <w:r>
         <w:rPr>
           <w:b/>
+          <w:rtl/>
+          <w:cs/>
           <w:lang w:val="ar_AE" w:bidi="ar_AE"/>
         </w:rPr>
         <w:t>اليونانية</w:t>
       </w:r>
       <w:r>
         <w:rPr>
+          <w:rtl/>
+          <w:cs/>
           <w:lang w:val="ar_AE" w:bidi="ar_AE"/>
         </w:rPr>
         <w:t xml:space="preserve"> "بابتيزو" أى "يغمر". وسيكون على </w:t>
@@ -4872,12 +6108,16 @@
       <w:r>
         <w:rPr>
           <w:b/>
+          <w:rtl/>
+          <w:cs/>
           <w:lang w:val="ar_AE" w:bidi="ar_AE"/>
         </w:rPr>
         <w:t>المؤمنين</w:t>
       </w:r>
       <w:r>
         <w:rPr>
+          <w:rtl/>
+          <w:cs/>
           <w:lang w:val="ar_AE" w:bidi="ar_AE"/>
         </w:rPr>
         <w:t xml:space="preserve"> الجدد أن يتعلموا ببطء ما تعنيه هذه الكلمة. كما يمكنكم استخدام مصطلح أكثر وضوحًا للناس في مجموعة اللغة الخاصة بكم. إذا كان الناس في مجتمعكم يملكون شكلًا من أشكال الاغتسال الطقسي، فإن هذه الكلمة قد تكون مفيدة في ترجمة كلمة معمودية. ومع ذلك، تأكدوا من أنك تفهمون معنى هذا الطقس في مجتمعكم، وفكروا في الفرق بين معنى ذلك الطقس ومفهوم المعمودية في الكتاب المُقدَّس. كما قد تحتاجون إلى شرح كيف أن المعمودية في الكتاب المُقدَّس تختلف عن هذا الطقس في مجتمعكم.</w:t>
@@ -4889,32 +6129,42 @@
       </w:pPr>
       <w:r>
         <w:rPr>
-          <w:lang w:val="ar_AE" w:bidi="ar_AE"/>
-        </w:rPr>
-      </w:r>
-      <w:r>
-        <w:rPr>
+          <w:rtl/>
+          <w:cs/>
+          <w:lang w:val="ar_AE" w:bidi="ar_AE"/>
+        </w:rPr>
+      </w:r>
+      <w:r>
+        <w:rPr>
+          <w:rtl/>
+          <w:cs/>
           <w:lang w:val="ar_AE" w:bidi="ar_AE"/>
         </w:rPr>
         <w:t>ويمكنكم أيضًا استخدام كلمة تبدو مثل "بابتيزو"، لكن مع إضافة عبارة صغيرة بعدها لتوضيح المزيد عن معناها.</w:t>
       </w:r>
       <w:r>
         <w:rPr>
-          <w:lang w:val="ar_AE" w:bidi="ar_AE"/>
-        </w:rPr>
-      </w:r>
-      <w:r>
-        <w:rPr>
-          <w:lang w:val="ar_AE" w:bidi="ar_AE"/>
-        </w:rPr>
-      </w:r>
-    </w:p>
-    <w:p>
-      <w:pPr>
-        <w:bidi/>
-      </w:pPr>
-      <w:r>
-        <w:rPr>
+          <w:rtl/>
+          <w:cs/>
+          <w:lang w:val="ar_AE" w:bidi="ar_AE"/>
+        </w:rPr>
+      </w:r>
+      <w:r>
+        <w:rPr>
+          <w:rtl/>
+          <w:cs/>
+          <w:lang w:val="ar_AE" w:bidi="ar_AE"/>
+        </w:rPr>
+      </w:r>
+    </w:p>
+    <w:p>
+      <w:pPr>
+        <w:bidi/>
+      </w:pPr>
+      <w:r>
+        <w:rPr>
+          <w:rtl/>
+          <w:cs/>
           <w:lang w:val="ar_AE" w:bidi="ar_AE"/>
         </w:rPr>
       </w:r>
@@ -4926,27 +6176,35 @@
       </w:pPr>
       <w:r>
         <w:rPr>
+          <w:rtl/>
+          <w:cs/>
           <w:lang w:val="ar_AE" w:bidi="ar_AE"/>
         </w:rPr>
         <w:t>مُقدَّس (أو قُدس)</w:t>
       </w:r>
       <w:r>
         <w:rPr>
-          <w:lang w:val="ar_AE" w:bidi="ar_AE"/>
-        </w:rPr>
-      </w:r>
-    </w:p>
-    <w:p>
-      <w:pPr>
-        <w:bidi/>
-      </w:pPr>
-      <w:r>
-        <w:rPr>
-          <w:lang w:val="ar_AE" w:bidi="ar_AE"/>
-        </w:rPr>
-      </w:r>
-      <w:r>
-        <w:rPr>
+          <w:rtl/>
+          <w:cs/>
+          <w:lang w:val="ar_AE" w:bidi="ar_AE"/>
+        </w:rPr>
+      </w:r>
+    </w:p>
+    <w:p>
+      <w:pPr>
+        <w:bidi/>
+      </w:pPr>
+      <w:r>
+        <w:rPr>
+          <w:rtl/>
+          <w:cs/>
+          <w:lang w:val="ar_AE" w:bidi="ar_AE"/>
+        </w:rPr>
+      </w:r>
+      <w:r>
+        <w:rPr>
+          <w:rtl/>
+          <w:cs/>
           <w:lang w:val="ar_AE" w:bidi="ar_AE"/>
         </w:rPr>
         <w:t xml:space="preserve">الله </w:t>
@@ -4954,12 +6212,16 @@
       <w:r>
         <w:rPr>
           <w:b/>
+          <w:rtl/>
+          <w:cs/>
           <w:lang w:val="ar_AE" w:bidi="ar_AE"/>
         </w:rPr>
         <w:t>قدوس</w:t>
       </w:r>
       <w:r>
         <w:rPr>
+          <w:rtl/>
+          <w:cs/>
           <w:lang w:val="ar_AE" w:bidi="ar_AE"/>
         </w:rPr>
         <w:t xml:space="preserve"> – وهذا يعني أن الله صالح تمامًا، ونقي تمامًا، وقدير ومجيد. وهذا يعني أن الله كامل، ومُكتفي وغير قابل للتغيير. لكن الأهم من ذلك، فإن هذا يعني أن الله هو الله!</w:t>
@@ -4971,11 +6233,15 @@
       </w:pPr>
       <w:r>
         <w:rPr>
-          <w:lang w:val="ar_AE" w:bidi="ar_AE"/>
-        </w:rPr>
-      </w:r>
-      <w:r>
-        <w:rPr>
+          <w:rtl/>
+          <w:cs/>
+          <w:lang w:val="ar_AE" w:bidi="ar_AE"/>
+        </w:rPr>
+      </w:r>
+      <w:r>
+        <w:rPr>
+          <w:rtl/>
+          <w:cs/>
           <w:lang w:val="ar_AE" w:bidi="ar_AE"/>
         </w:rPr>
         <w:t>وأي مكان أو شخص يُخصص لله يُدعى "مُقدَّس". وهذا يعني أن هذا الشيء أو هذا الشخص قد تم تخصيصه لأغراض الله الخاصة – ولم يعد "مشتركًا" أو "عاديًا"، كما أنه لم يعد يُستخدم لأغراض مشتركة أو عادية.</w:t>
@@ -4987,11 +6253,15 @@
       </w:pPr>
       <w:r>
         <w:rPr>
-          <w:lang w:val="ar_AE" w:bidi="ar_AE"/>
-        </w:rPr>
-      </w:r>
-      <w:r>
-        <w:rPr>
+          <w:rtl/>
+          <w:cs/>
+          <w:lang w:val="ar_AE" w:bidi="ar_AE"/>
+        </w:rPr>
+      </w:r>
+      <w:r>
+        <w:rPr>
+          <w:rtl/>
+          <w:cs/>
           <w:lang w:val="ar_AE" w:bidi="ar_AE"/>
         </w:rPr>
         <w:t xml:space="preserve">وأي مكان يكون فيه الله يُصبح مُقدَّسًا. والناس، لأنهم </w:t>
@@ -4999,12 +6269,16 @@
       <w:r>
         <w:rPr>
           <w:b/>
+          <w:rtl/>
+          <w:cs/>
           <w:lang w:val="ar_AE" w:bidi="ar_AE"/>
         </w:rPr>
         <w:t>خطاة</w:t>
       </w:r>
       <w:r>
         <w:rPr>
+          <w:rtl/>
+          <w:cs/>
           <w:lang w:val="ar_AE" w:bidi="ar_AE"/>
         </w:rPr>
         <w:t xml:space="preserve">، لا يمكنهم أن يأتوا إلى الله هكذا ببساطة. فإن الله قد يقتلهم إذا فعلوا ذلك! وفي العهد القديم، جعل الله من الممكن </w:t>
@@ -5012,12 +6286,16 @@
       <w:r>
         <w:rPr>
           <w:b/>
+          <w:rtl/>
+          <w:cs/>
           <w:lang w:val="ar_AE" w:bidi="ar_AE"/>
         </w:rPr>
         <w:t>لبني إسرائيل</w:t>
       </w:r>
       <w:r>
         <w:rPr>
+          <w:rtl/>
+          <w:cs/>
           <w:lang w:val="ar_AE" w:bidi="ar_AE"/>
         </w:rPr>
         <w:t xml:space="preserve"> أن يأتوا إليه بأمان من خلال </w:t>
@@ -5025,6 +6303,8 @@
       <w:hyperlink r:id="rId22">
         <w:r>
           <w:rPr>
+            <w:rtl/>
+            <w:cs/>
             <w:lang w:val="ar_AE" w:bidi="ar_AE"/>
           </w:rPr>
           <w:rPr>
@@ -5036,6 +6316,8 @@
       </w:hyperlink>
       <w:r>
         <w:rPr>
+          <w:rtl/>
+          <w:cs/>
           <w:lang w:val="ar_AE" w:bidi="ar_AE"/>
         </w:rPr>
         <w:t xml:space="preserve"> </w:t>
@@ -5043,6 +6325,8 @@
       <w:hyperlink r:id="rId14">
         <w:r>
           <w:rPr>
+            <w:rtl/>
+            <w:cs/>
             <w:lang w:val="ar_AE" w:bidi="ar_AE"/>
           </w:rPr>
           <w:rPr>
@@ -5054,6 +6338,8 @@
       </w:hyperlink>
       <w:r>
         <w:rPr>
+          <w:rtl/>
+          <w:cs/>
           <w:lang w:val="ar_AE" w:bidi="ar_AE"/>
         </w:rPr>
         <w:t xml:space="preserve">. وإذا اتَّبع الناس الوصايا التي أعطاهم الله بشأن كيفية الاقتراب منه، فإنهم سيكونون آمنين. فكان على بني إسرائيل أن يتبعوا طقوسًا معينة تجعلهم مقبولين أمام الله. وهذا كان يُدعى "تنقية أنفسهم"، أو "أن يصيروا </w:t>
@@ -5061,12 +6347,16 @@
       <w:r>
         <w:rPr>
           <w:b/>
+          <w:rtl/>
+          <w:cs/>
           <w:lang w:val="ar_AE" w:bidi="ar_AE"/>
         </w:rPr>
         <w:t>طاهرين</w:t>
       </w:r>
       <w:r>
         <w:rPr>
+          <w:rtl/>
+          <w:cs/>
           <w:lang w:val="ar_AE" w:bidi="ar_AE"/>
         </w:rPr>
         <w:t xml:space="preserve">". وتنطوي هذه الطقوس على الاغتسال، وغسل الثياب، والابتعاد عن أطعمة أو أنشطة معينة. كما كان الناس بحاجة إلى تقديم </w:t>
@@ -5074,12 +6364,16 @@
       <w:r>
         <w:rPr>
           <w:b/>
+          <w:rtl/>
+          <w:cs/>
           <w:lang w:val="ar_AE" w:bidi="ar_AE"/>
         </w:rPr>
         <w:t>الذبائح</w:t>
       </w:r>
       <w:r>
         <w:rPr>
+          <w:rtl/>
+          <w:cs/>
           <w:lang w:val="ar_AE" w:bidi="ar_AE"/>
         </w:rPr>
         <w:t xml:space="preserve"> لله. وهذه الوصايا التي تخص أن تكون طاهرًا كي تعبد الله تُذكّر الناس بأن الله قدوس وهو مختلف تمامًا عنهم.</w:t>
@@ -5091,11 +6385,15 @@
       </w:pPr>
       <w:r>
         <w:rPr>
-          <w:lang w:val="ar_AE" w:bidi="ar_AE"/>
-        </w:rPr>
-      </w:r>
-      <w:r>
-        <w:rPr>
+          <w:rtl/>
+          <w:cs/>
+          <w:lang w:val="ar_AE" w:bidi="ar_AE"/>
+        </w:rPr>
+      </w:r>
+      <w:r>
+        <w:rPr>
+          <w:rtl/>
+          <w:cs/>
           <w:lang w:val="ar_AE" w:bidi="ar_AE"/>
         </w:rPr>
         <w:t xml:space="preserve">وقد اختار الله بني إسرائيل ليكونوا شعبه المُقدَّس ويخدموا أغراض الله. لذلك كان على بني إسرائيل أن يكونوا مختلفين عن </w:t>
@@ -5103,12 +6401,16 @@
       <w:r>
         <w:rPr>
           <w:b/>
+          <w:rtl/>
+          <w:cs/>
           <w:lang w:val="ar_AE" w:bidi="ar_AE"/>
         </w:rPr>
         <w:t>الأمم</w:t>
       </w:r>
       <w:r>
         <w:rPr>
+          <w:rtl/>
+          <w:cs/>
           <w:lang w:val="ar_AE" w:bidi="ar_AE"/>
         </w:rPr>
         <w:t xml:space="preserve"> الأخرى من حولهم. ولكي يكونوا مقدَّسين، كان عليهم أن يعبدوا الله بالطريقة الصحيحة. كما كان عليهم أن يطيعوا </w:t>
@@ -5116,12 +6418,16 @@
       <w:r>
         <w:rPr>
           <w:b/>
+          <w:rtl/>
+          <w:cs/>
           <w:lang w:val="ar_AE" w:bidi="ar_AE"/>
         </w:rPr>
         <w:t>وصايا</w:t>
       </w:r>
       <w:r>
         <w:rPr>
+          <w:rtl/>
+          <w:cs/>
           <w:lang w:val="ar_AE" w:bidi="ar_AE"/>
         </w:rPr>
         <w:t xml:space="preserve"> الله، التي تشمل أن يعاملوا بعضهم البعض بمحبة و</w:t>
@@ -5129,6 +6435,8 @@
       <w:hyperlink r:id="rId60">
         <w:r>
           <w:rPr>
+            <w:rtl/>
+            <w:cs/>
             <w:lang w:val="ar_AE" w:bidi="ar_AE"/>
           </w:rPr>
           <w:rPr>
@@ -5140,6 +6448,8 @@
       </w:hyperlink>
       <w:r>
         <w:rPr>
+          <w:rtl/>
+          <w:cs/>
           <w:lang w:val="ar_AE" w:bidi="ar_AE"/>
         </w:rPr>
         <w:t>.</w:t>
@@ -5151,11 +6461,15 @@
       </w:pPr>
       <w:r>
         <w:rPr>
-          <w:lang w:val="ar_AE" w:bidi="ar_AE"/>
-        </w:rPr>
-      </w:r>
-      <w:r>
-        <w:rPr>
+          <w:rtl/>
+          <w:cs/>
+          <w:lang w:val="ar_AE" w:bidi="ar_AE"/>
+        </w:rPr>
+      </w:r>
+      <w:r>
+        <w:rPr>
+          <w:rtl/>
+          <w:cs/>
           <w:lang w:val="ar_AE" w:bidi="ar_AE"/>
         </w:rPr>
         <w:t>كما أن الأشياء يمكن أن تكون أيضًا مقدَّسة. وهي تُصبح مقدَّسة إذا تم استخدامها لعبادة الله. والشيء الذي يُصبح مقدّسًا يُستخدم فقط لعبادة الله، ولا يمكن أن يُستخدم للعمل العادي.</w:t>
@@ -5167,11 +6481,15 @@
       </w:pPr>
       <w:r>
         <w:rPr>
-          <w:lang w:val="ar_AE" w:bidi="ar_AE"/>
-        </w:rPr>
-      </w:r>
-      <w:r>
-        <w:rPr>
+          <w:rtl/>
+          <w:cs/>
+          <w:lang w:val="ar_AE" w:bidi="ar_AE"/>
+        </w:rPr>
+      </w:r>
+      <w:r>
+        <w:rPr>
+          <w:rtl/>
+          <w:cs/>
           <w:lang w:val="ar_AE" w:bidi="ar_AE"/>
         </w:rPr>
         <w:t>وفي العهد الجديد، يُدعى يسوع "القدوس" لأنه هو الله. وكل ما هو صحيح عن الله هو صحيح أيضًا عن يسوع.</w:t>
@@ -5183,12 +6501,16 @@
       </w:pPr>
       <w:r>
         <w:rPr>
+          <w:rtl/>
+          <w:cs/>
           <w:lang w:val="ar_AE" w:bidi="ar_AE"/>
         </w:rPr>
       </w:r>
       <w:hyperlink r:id="rId24">
         <w:r>
           <w:rPr>
+            <w:rtl/>
+            <w:cs/>
             <w:lang w:val="ar_AE" w:bidi="ar_AE"/>
           </w:rPr>
           <w:rPr>
@@ -5200,6 +6522,8 @@
       </w:hyperlink>
       <w:r>
         <w:rPr>
+          <w:rtl/>
+          <w:cs/>
           <w:lang w:val="ar_AE" w:bidi="ar_AE"/>
         </w:rPr>
         <w:t xml:space="preserve"> يُدعى "قدوس" لأنه هو روح الله.</w:t>
@@ -5211,11 +6535,15 @@
       </w:pPr>
       <w:r>
         <w:rPr>
-          <w:lang w:val="ar_AE" w:bidi="ar_AE"/>
-        </w:rPr>
-      </w:r>
-      <w:r>
-        <w:rPr>
+          <w:rtl/>
+          <w:cs/>
+          <w:lang w:val="ar_AE" w:bidi="ar_AE"/>
+        </w:rPr>
+      </w:r>
+      <w:r>
+        <w:rPr>
+          <w:rtl/>
+          <w:cs/>
           <w:lang w:val="ar_AE" w:bidi="ar_AE"/>
         </w:rPr>
         <w:t xml:space="preserve">وعندما يبدأ الناس في الثقة بيسوع ويقبلون الروح القدس، فإنهم يصبحون أيضًا مُقدَّسين. وكما أن الله دعا بني إسرائيل ليكونوا شعبًا مقدسًا، فإنه يدعو الآن جميع أبنائه كي يكونوا شعبًا مقدسًا. وعندما يبدأ الناس في اتِّباع يسوع، فإن الروح القدس يعمل في قلوبهم كي يتغيروا ليصبحوا أكثر فأكثر مثل يسوع، وأن يجعلهم أكثر قداسة، وأن يُفرزهم لأغراض الله الخاصة. وعمل الروح القدس هذا يُدعى </w:t>
@@ -5223,6 +6551,8 @@
       <w:hyperlink r:id="rId61">
         <w:r>
           <w:rPr>
+            <w:rtl/>
+            <w:cs/>
             <w:lang w:val="ar_AE" w:bidi="ar_AE"/>
           </w:rPr>
           <w:rPr>
@@ -5234,27 +6564,35 @@
       </w:hyperlink>
       <w:r>
         <w:rPr>
+          <w:rtl/>
+          <w:cs/>
           <w:lang w:val="ar_AE" w:bidi="ar_AE"/>
         </w:rPr>
         <w:t xml:space="preserve">. </w:t>
       </w:r>
       <w:r>
         <w:rPr>
-          <w:lang w:val="ar_AE" w:bidi="ar_AE"/>
-        </w:rPr>
-      </w:r>
-      <w:r>
-        <w:rPr>
-          <w:lang w:val="ar_AE" w:bidi="ar_AE"/>
-        </w:rPr>
-      </w:r>
-    </w:p>
-    <w:p>
-      <w:pPr>
-        <w:bidi/>
-      </w:pPr>
-      <w:r>
-        <w:rPr>
+          <w:rtl/>
+          <w:cs/>
+          <w:lang w:val="ar_AE" w:bidi="ar_AE"/>
+        </w:rPr>
+      </w:r>
+      <w:r>
+        <w:rPr>
+          <w:rtl/>
+          <w:cs/>
+          <w:lang w:val="ar_AE" w:bidi="ar_AE"/>
+        </w:rPr>
+      </w:r>
+    </w:p>
+    <w:p>
+      <w:pPr>
+        <w:bidi/>
+      </w:pPr>
+      <w:r>
+        <w:rPr>
+          <w:rtl/>
+          <w:cs/>
           <w:lang w:val="ar_AE" w:bidi="ar_AE"/>
         </w:rPr>
       </w:r>
@@ -5266,34 +6604,44 @@
       </w:pPr>
       <w:r>
         <w:rPr>
+          <w:rtl/>
+          <w:cs/>
           <w:lang w:val="ar_AE" w:bidi="ar_AE"/>
         </w:rPr>
         <w:t>ملاك</w:t>
       </w:r>
       <w:r>
         <w:rPr>
-          <w:lang w:val="ar_AE" w:bidi="ar_AE"/>
-        </w:rPr>
-      </w:r>
-    </w:p>
-    <w:p>
-      <w:pPr>
-        <w:bidi/>
-      </w:pPr>
-      <w:r>
-        <w:rPr>
+          <w:rtl/>
+          <w:cs/>
+          <w:lang w:val="ar_AE" w:bidi="ar_AE"/>
+        </w:rPr>
+      </w:r>
+    </w:p>
+    <w:p>
+      <w:pPr>
+        <w:bidi/>
+      </w:pPr>
+      <w:r>
+        <w:rPr>
+          <w:rtl/>
+          <w:cs/>
           <w:lang w:val="ar_AE" w:bidi="ar_AE"/>
         </w:rPr>
       </w:r>
       <w:r>
         <w:rPr>
           <w:b/>
+          <w:rtl/>
+          <w:cs/>
           <w:lang w:val="ar_AE" w:bidi="ar_AE"/>
         </w:rPr>
         <w:t>الملاك</w:t>
       </w:r>
       <w:r>
         <w:rPr>
+          <w:rtl/>
+          <w:cs/>
           <w:lang w:val="ar_AE" w:bidi="ar_AE"/>
         </w:rPr>
         <w:t xml:space="preserve"> هو كائن روحي فائق للطبيعة قد خلقه الله. وينقل الملائكة رسائل من الله إلى الناس؛ على سبيل المثال، قال ملاك </w:t>
@@ -5301,6 +6649,8 @@
       <w:hyperlink r:id="rId62">
         <w:r>
           <w:rPr>
+            <w:rtl/>
+            <w:cs/>
             <w:lang w:val="ar_AE" w:bidi="ar_AE"/>
           </w:rPr>
           <w:rPr>
@@ -5312,6 +6662,8 @@
       </w:hyperlink>
       <w:r>
         <w:rPr>
+          <w:rtl/>
+          <w:cs/>
           <w:lang w:val="ar_AE" w:bidi="ar_AE"/>
         </w:rPr>
         <w:t xml:space="preserve"> إنها ستحبل بقوة الله. وأحيانًا يُعطى ملاك رسالة إلى الناس في حلم؛ على سبيل المثال، قال ملاك ليوسف في حلم أن يأخذ مريم ويسوع ويهرب إلى مصر.</w:t>
@@ -5323,11 +6675,15 @@
       </w:pPr>
       <w:r>
         <w:rPr>
-          <w:lang w:val="ar_AE" w:bidi="ar_AE"/>
-        </w:rPr>
-      </w:r>
-      <w:r>
-        <w:rPr>
+          <w:rtl/>
+          <w:cs/>
+          <w:lang w:val="ar_AE" w:bidi="ar_AE"/>
+        </w:rPr>
+      </w:r>
+      <w:r>
+        <w:rPr>
+          <w:rtl/>
+          <w:cs/>
           <w:lang w:val="ar_AE" w:bidi="ar_AE"/>
         </w:rPr>
         <w:t>في بعض الأحيان يبدو الملاك وكأنه شخص عادي، لكن في أوقات أخرى، يمكن أن تبدو الملائكة مشرقة ومنيرة للغاية، أو حتى مخيفة. لذلك كان أول شيء كان عليهم أن يقولوه للناس عادة هو "لا تخافوا!"</w:t>
@@ -5339,11 +6695,15 @@
       </w:pPr>
       <w:r>
         <w:rPr>
-          <w:lang w:val="ar_AE" w:bidi="ar_AE"/>
-        </w:rPr>
-      </w:r>
-      <w:r>
-        <w:rPr>
+          <w:rtl/>
+          <w:cs/>
+          <w:lang w:val="ar_AE" w:bidi="ar_AE"/>
+        </w:rPr>
+      </w:r>
+      <w:r>
+        <w:rPr>
+          <w:rtl/>
+          <w:cs/>
           <w:lang w:val="ar_AE" w:bidi="ar_AE"/>
         </w:rPr>
         <w:t xml:space="preserve">يمكن للملاك أيضًا أن يقوم بمهمة محددة لله. فهم يستطيعون مساعدة الناس أو حمايتهم؛ على سبيل المثال، كان هناك جيش كامل من الملائكة يقفون حول </w:t>
@@ -5351,6 +6711,8 @@
       <w:hyperlink r:id="rId29">
         <w:r>
           <w:rPr>
+            <w:rtl/>
+            <w:cs/>
             <w:lang w:val="ar_AE" w:bidi="ar_AE"/>
           </w:rPr>
           <w:rPr>
@@ -5362,6 +6724,8 @@
       </w:hyperlink>
       <w:r>
         <w:rPr>
+          <w:rtl/>
+          <w:cs/>
           <w:lang w:val="ar_AE" w:bidi="ar_AE"/>
         </w:rPr>
         <w:t xml:space="preserve"> أليشع عندما حاول الملك الآرامي أن يقبض عليه.</w:t>
@@ -5373,11 +6737,15 @@
       </w:pPr>
       <w:r>
         <w:rPr>
-          <w:lang w:val="ar_AE" w:bidi="ar_AE"/>
-        </w:rPr>
-      </w:r>
-      <w:r>
-        <w:rPr>
+          <w:rtl/>
+          <w:cs/>
+          <w:lang w:val="ar_AE" w:bidi="ar_AE"/>
+        </w:rPr>
+      </w:r>
+      <w:r>
+        <w:rPr>
+          <w:rtl/>
+          <w:cs/>
           <w:lang w:val="ar_AE" w:bidi="ar_AE"/>
         </w:rPr>
         <w:t xml:space="preserve">ويستخدم الله أيضًا الملائكة لإنزال العقوبات بالناس. على سبيل المثال، قتل ملاك الأبناء الأبكار في مصر بعد أن رفض فرعون ملك مصر أن يترك </w:t>
@@ -5385,12 +6753,16 @@
       <w:r>
         <w:rPr>
           <w:b/>
+          <w:rtl/>
+          <w:cs/>
           <w:lang w:val="ar_AE" w:bidi="ar_AE"/>
         </w:rPr>
         <w:t>بنو إسرائيل</w:t>
       </w:r>
       <w:r>
         <w:rPr>
+          <w:rtl/>
+          <w:cs/>
           <w:lang w:val="ar_AE" w:bidi="ar_AE"/>
         </w:rPr>
         <w:t xml:space="preserve"> يغادرون. ومن العهد الجديد، نعلم أن الله سيستخدم الملائكة في دينونته النهائية.</w:t>
@@ -5402,11 +6774,15 @@
       </w:pPr>
       <w:r>
         <w:rPr>
-          <w:lang w:val="ar_AE" w:bidi="ar_AE"/>
-        </w:rPr>
-      </w:r>
-      <w:r>
-        <w:rPr>
+          <w:rtl/>
+          <w:cs/>
+          <w:lang w:val="ar_AE" w:bidi="ar_AE"/>
+        </w:rPr>
+      </w:r>
+      <w:r>
+        <w:rPr>
+          <w:rtl/>
+          <w:cs/>
           <w:lang w:val="ar_AE" w:bidi="ar_AE"/>
         </w:rPr>
         <w:t xml:space="preserve">وهناك عمل أخر للملائكة هام للغاية وهو أن </w:t>
@@ -5414,6 +6790,8 @@
       <w:hyperlink r:id="rId22">
         <w:r>
           <w:rPr>
+            <w:rtl/>
+            <w:cs/>
             <w:lang w:val="ar_AE" w:bidi="ar_AE"/>
           </w:rPr>
           <w:rPr>
@@ -5425,6 +6803,8 @@
       </w:hyperlink>
       <w:r>
         <w:rPr>
+          <w:rtl/>
+          <w:cs/>
           <w:lang w:val="ar_AE" w:bidi="ar_AE"/>
         </w:rPr>
         <w:t xml:space="preserve"> الله. ونحن نجد هذا الأمر بصفة خاصة في سفر الرؤيا.</w:t>
@@ -5436,11 +6816,15 @@
       </w:pPr>
       <w:r>
         <w:rPr>
-          <w:lang w:val="ar_AE" w:bidi="ar_AE"/>
-        </w:rPr>
-      </w:r>
-      <w:r>
-        <w:rPr>
+          <w:rtl/>
+          <w:cs/>
+          <w:lang w:val="ar_AE" w:bidi="ar_AE"/>
+        </w:rPr>
+      </w:r>
+      <w:r>
+        <w:rPr>
+          <w:rtl/>
+          <w:cs/>
           <w:lang w:val="ar_AE" w:bidi="ar_AE"/>
         </w:rPr>
         <w:t xml:space="preserve">إحدى الأنواع المهمة من الملائكة هو رئيس الملائكة. وهو ملاك له </w:t>
@@ -5448,6 +6832,8 @@
       <w:hyperlink r:id="rId32">
         <w:r>
           <w:rPr>
+            <w:rtl/>
+            <w:cs/>
             <w:lang w:val="ar_AE" w:bidi="ar_AE"/>
           </w:rPr>
           <w:rPr>
@@ -5459,6 +6845,8 @@
       </w:hyperlink>
       <w:r>
         <w:rPr>
+          <w:rtl/>
+          <w:cs/>
           <w:lang w:val="ar_AE" w:bidi="ar_AE"/>
         </w:rPr>
         <w:t xml:space="preserve"> خاص. ويذكر الكتاب المُقدَّس رئيسي ملائكة بالاسم: </w:t>
@@ -5466,6 +6854,8 @@
       <w:hyperlink r:id="rId45">
         <w:r>
           <w:rPr>
+            <w:rtl/>
+            <w:cs/>
             <w:lang w:val="ar_AE" w:bidi="ar_AE"/>
           </w:rPr>
           <w:rPr>
@@ -5477,6 +6867,8 @@
       </w:hyperlink>
       <w:r>
         <w:rPr>
+          <w:rtl/>
+          <w:cs/>
           <w:lang w:val="ar_AE" w:bidi="ar_AE"/>
         </w:rPr>
         <w:t xml:space="preserve"> وميخائيل. </w:t>
@@ -5488,11 +6880,15 @@
       </w:pPr>
       <w:r>
         <w:rPr>
-          <w:lang w:val="ar_AE" w:bidi="ar_AE"/>
-        </w:rPr>
-      </w:r>
-      <w:r>
-        <w:rPr>
+          <w:rtl/>
+          <w:cs/>
+          <w:lang w:val="ar_AE" w:bidi="ar_AE"/>
+        </w:rPr>
+      </w:r>
+      <w:r>
+        <w:rPr>
+          <w:rtl/>
+          <w:cs/>
           <w:lang w:val="ar_AE" w:bidi="ar_AE"/>
         </w:rPr>
         <w:t xml:space="preserve">لكن لم تستمر كل الملائكة خاضعة لله. فبعض الملائكة قد تمردوا. وصاروا </w:t>
@@ -5500,12 +6896,16 @@
       <w:r>
         <w:rPr>
           <w:b/>
+          <w:rtl/>
+          <w:cs/>
           <w:lang w:val="ar_AE" w:bidi="ar_AE"/>
         </w:rPr>
         <w:t>أرواحًا شريرة</w:t>
       </w:r>
       <w:r>
         <w:rPr>
+          <w:rtl/>
+          <w:cs/>
           <w:lang w:val="ar_AE" w:bidi="ar_AE"/>
         </w:rPr>
         <w:t xml:space="preserve">، واسم رئيسهم هو </w:t>
@@ -5513,6 +6913,8 @@
       <w:hyperlink r:id="rId38">
         <w:r>
           <w:rPr>
+            <w:rtl/>
+            <w:cs/>
             <w:lang w:val="ar_AE" w:bidi="ar_AE"/>
           </w:rPr>
           <w:rPr>
@@ -5524,6 +6926,8 @@
       </w:hyperlink>
       <w:r>
         <w:rPr>
+          <w:rtl/>
+          <w:cs/>
           <w:lang w:val="ar_AE" w:bidi="ar_AE"/>
         </w:rPr>
         <w:t>.</w:t>
@@ -5535,12 +6939,16 @@
       </w:pPr>
       <w:r>
         <w:rPr>
+          <w:rtl/>
+          <w:cs/>
           <w:lang w:val="ar_AE" w:bidi="ar_AE"/>
         </w:rPr>
       </w:r>
       <w:r>
         <w:rPr>
           <w:b/>
+          <w:rtl/>
+          <w:cs/>
           <w:lang w:val="ar_AE" w:bidi="ar_AE"/>
         </w:rPr>
         <w:t>عند ترجمة كلمة "ملاك"، كونوا حذرين بشأن الأمور التالية:</w:t>
@@ -5552,11 +6960,15 @@
       </w:pPr>
       <w:r>
         <w:rPr>
-          <w:lang w:val="ar_AE" w:bidi="ar_AE"/>
-        </w:rPr>
-      </w:r>
-      <w:r>
-        <w:rPr>
+          <w:rtl/>
+          <w:cs/>
+          <w:lang w:val="ar_AE" w:bidi="ar_AE"/>
+        </w:rPr>
+      </w:r>
+      <w:r>
+        <w:rPr>
+          <w:rtl/>
+          <w:cs/>
           <w:lang w:val="ar_AE" w:bidi="ar_AE"/>
         </w:rPr>
         <w:t>تأكدوا من أن الناس لن يخلطوا بين الكلمة التي اخترتموها لترجمة "</w:t>
@@ -5564,6 +6976,8 @@
       <w:hyperlink r:id="rId29">
         <w:r>
           <w:rPr>
+            <w:rtl/>
+            <w:cs/>
             <w:lang w:val="ar_AE" w:bidi="ar_AE"/>
           </w:rPr>
           <w:rPr>
@@ -5575,6 +6989,8 @@
       </w:hyperlink>
       <w:r>
         <w:rPr>
+          <w:rtl/>
+          <w:cs/>
           <w:lang w:val="ar_AE" w:bidi="ar_AE"/>
         </w:rPr>
         <w:t xml:space="preserve">" وهذه الكلمة. فإن النبي أيضًا ينقل رسائل من الله إلى الشعب، لكن النبي هو شخص بشري، ينتمي إلى الأرض، بينما الملاك هو كائن فائق للطبيعة ينتمي إلى </w:t>
@@ -5582,6 +6998,8 @@
       <w:hyperlink r:id="rId58">
         <w:r>
           <w:rPr>
+            <w:rtl/>
+            <w:cs/>
             <w:lang w:val="ar_AE" w:bidi="ar_AE"/>
           </w:rPr>
           <w:rPr>
@@ -5593,27 +7011,35 @@
       </w:hyperlink>
       <w:r>
         <w:rPr>
+          <w:rtl/>
+          <w:cs/>
           <w:lang w:val="ar_AE" w:bidi="ar_AE"/>
         </w:rPr>
         <w:t>.</w:t>
       </w:r>
       <w:r>
         <w:rPr>
-          <w:lang w:val="ar_AE" w:bidi="ar_AE"/>
-        </w:rPr>
-      </w:r>
-      <w:r>
-        <w:rPr>
-          <w:lang w:val="ar_AE" w:bidi="ar_AE"/>
-        </w:rPr>
-      </w:r>
-    </w:p>
-    <w:p>
-      <w:pPr>
-        <w:bidi/>
-      </w:pPr>
-      <w:r>
-        <w:rPr>
+          <w:rtl/>
+          <w:cs/>
+          <w:lang w:val="ar_AE" w:bidi="ar_AE"/>
+        </w:rPr>
+      </w:r>
+      <w:r>
+        <w:rPr>
+          <w:rtl/>
+          <w:cs/>
+          <w:lang w:val="ar_AE" w:bidi="ar_AE"/>
+        </w:rPr>
+      </w:r>
+    </w:p>
+    <w:p>
+      <w:pPr>
+        <w:bidi/>
+      </w:pPr>
+      <w:r>
+        <w:rPr>
+          <w:rtl/>
+          <w:cs/>
           <w:lang w:val="ar_AE" w:bidi="ar_AE"/>
         </w:rPr>
       </w:r>
@@ -5625,27 +7051,35 @@
       </w:pPr>
       <w:r>
         <w:rPr>
+          <w:rtl/>
+          <w:cs/>
           <w:lang w:val="ar_AE" w:bidi="ar_AE"/>
         </w:rPr>
         <w:t>ملاك الرب</w:t>
       </w:r>
       <w:r>
         <w:rPr>
-          <w:lang w:val="ar_AE" w:bidi="ar_AE"/>
-        </w:rPr>
-      </w:r>
-    </w:p>
-    <w:p>
-      <w:pPr>
-        <w:bidi/>
-      </w:pPr>
-      <w:r>
-        <w:rPr>
-          <w:lang w:val="ar_AE" w:bidi="ar_AE"/>
-        </w:rPr>
-      </w:r>
-      <w:r>
-        <w:rPr>
+          <w:rtl/>
+          <w:cs/>
+          <w:lang w:val="ar_AE" w:bidi="ar_AE"/>
+        </w:rPr>
+      </w:r>
+    </w:p>
+    <w:p>
+      <w:pPr>
+        <w:bidi/>
+      </w:pPr>
+      <w:r>
+        <w:rPr>
+          <w:rtl/>
+          <w:cs/>
+          <w:lang w:val="ar_AE" w:bidi="ar_AE"/>
+        </w:rPr>
+      </w:r>
+      <w:r>
+        <w:rPr>
+          <w:rtl/>
+          <w:cs/>
           <w:lang w:val="ar_AE" w:bidi="ar_AE"/>
         </w:rPr>
         <w:t>والملاك هو كائن روحي فائق للطبيعة، قد خلقه الله. والملائكة تنقل رسائل من الله إلى الناس. "ملاك الرب" أو "ملاك يهوه" هو ملاك خاص يتكلّم ب</w:t>
@@ -5653,6 +7087,8 @@
       <w:hyperlink r:id="rId32">
         <w:r>
           <w:rPr>
+            <w:rtl/>
+            <w:cs/>
             <w:lang w:val="ar_AE" w:bidi="ar_AE"/>
           </w:rPr>
           <w:rPr>
@@ -5664,27 +7100,35 @@
       </w:hyperlink>
       <w:r>
         <w:rPr>
+          <w:rtl/>
+          <w:cs/>
           <w:lang w:val="ar_AE" w:bidi="ar_AE"/>
         </w:rPr>
         <w:t xml:space="preserve"> كبير كما لو أن الله نفسه هو الذي يتكلم. وقد كان من الطبيعي أن يموت الناس إذا رأوا الله وجهًا لوجه، لذلك فمن المحتمل أن هذا الملاك كان الله نفسه، لكنه يظهر للناس بطريقة تُمكّنهم من رؤيته والبقاء على قيد الحياة! وغالبًا ما يكون الناس خائفين عندما يرون ملاك الرب، لأنه عادةً ما يبدو مبهرًا. ونحن لا نسمع عن هذا النوع من ملاك الرب أو ملاك يهوه في العهد الجديد، لأنه لم تعد هناك حاجة إلى ذلك. فالله يتحدث الآن مباشرة من خلال يسوع.</w:t>
       </w:r>
       <w:r>
         <w:rPr>
-          <w:lang w:val="ar_AE" w:bidi="ar_AE"/>
-        </w:rPr>
-      </w:r>
-      <w:r>
-        <w:rPr>
-          <w:lang w:val="ar_AE" w:bidi="ar_AE"/>
-        </w:rPr>
-      </w:r>
-    </w:p>
-    <w:p>
-      <w:pPr>
-        <w:bidi/>
-      </w:pPr>
-      <w:r>
-        <w:rPr>
+          <w:rtl/>
+          <w:cs/>
+          <w:lang w:val="ar_AE" w:bidi="ar_AE"/>
+        </w:rPr>
+      </w:r>
+      <w:r>
+        <w:rPr>
+          <w:rtl/>
+          <w:cs/>
+          <w:lang w:val="ar_AE" w:bidi="ar_AE"/>
+        </w:rPr>
+      </w:r>
+    </w:p>
+    <w:p>
+      <w:pPr>
+        <w:bidi/>
+      </w:pPr>
+      <w:r>
+        <w:rPr>
+          <w:rtl/>
+          <w:cs/>
           <w:lang w:val="ar_AE" w:bidi="ar_AE"/>
         </w:rPr>
       </w:r>
@@ -5696,27 +7140,35 @@
       </w:pPr>
       <w:r>
         <w:rPr>
+          <w:rtl/>
+          <w:cs/>
           <w:lang w:val="ar_AE" w:bidi="ar_AE"/>
         </w:rPr>
         <w:t>ملك</w:t>
       </w:r>
       <w:r>
         <w:rPr>
-          <w:lang w:val="ar_AE" w:bidi="ar_AE"/>
-        </w:rPr>
-      </w:r>
-    </w:p>
-    <w:p>
-      <w:pPr>
-        <w:bidi/>
-      </w:pPr>
-      <w:r>
-        <w:rPr>
-          <w:lang w:val="ar_AE" w:bidi="ar_AE"/>
-        </w:rPr>
-      </w:r>
-      <w:r>
-        <w:rPr>
+          <w:rtl/>
+          <w:cs/>
+          <w:lang w:val="ar_AE" w:bidi="ar_AE"/>
+        </w:rPr>
+      </w:r>
+    </w:p>
+    <w:p>
+      <w:pPr>
+        <w:bidi/>
+      </w:pPr>
+      <w:r>
+        <w:rPr>
+          <w:rtl/>
+          <w:cs/>
+          <w:lang w:val="ar_AE" w:bidi="ar_AE"/>
+        </w:rPr>
+      </w:r>
+      <w:r>
+        <w:rPr>
+          <w:rtl/>
+          <w:cs/>
           <w:lang w:val="ar_AE" w:bidi="ar_AE"/>
         </w:rPr>
         <w:t>الملك</w:t>
@@ -5728,32 +7180,42 @@
       </w:pPr>
       <w:r>
         <w:rPr>
-          <w:lang w:val="ar_AE" w:bidi="ar_AE"/>
-        </w:rPr>
-      </w:r>
-      <w:r>
-        <w:rPr>
+          <w:rtl/>
+          <w:cs/>
+          <w:lang w:val="ar_AE" w:bidi="ar_AE"/>
+        </w:rPr>
+      </w:r>
+      <w:r>
+        <w:rPr>
+          <w:rtl/>
+          <w:cs/>
           <w:lang w:val="ar_AE" w:bidi="ar_AE"/>
         </w:rPr>
         <w:t>الملك هو شخص يحكم على مدينة أو منطقة، مثل إقليم أو بلد. وفي زمن الكتاب المُقدَّس، كان الملك يحكم عادة كل حياته - أي أنه كان يحكم حتى يموت. وبعد موته، كان أحد أبنائه سيصبح ملكًا مكانه.</w:t>
       </w:r>
       <w:r>
         <w:rPr>
-          <w:lang w:val="ar_AE" w:bidi="ar_AE"/>
-        </w:rPr>
-      </w:r>
-      <w:r>
-        <w:rPr>
-          <w:lang w:val="ar_AE" w:bidi="ar_AE"/>
-        </w:rPr>
-      </w:r>
-    </w:p>
-    <w:p>
-      <w:pPr>
-        <w:bidi/>
-      </w:pPr>
-      <w:r>
-        <w:rPr>
+          <w:rtl/>
+          <w:cs/>
+          <w:lang w:val="ar_AE" w:bidi="ar_AE"/>
+        </w:rPr>
+      </w:r>
+      <w:r>
+        <w:rPr>
+          <w:rtl/>
+          <w:cs/>
+          <w:lang w:val="ar_AE" w:bidi="ar_AE"/>
+        </w:rPr>
+      </w:r>
+    </w:p>
+    <w:p>
+      <w:pPr>
+        <w:bidi/>
+      </w:pPr>
+      <w:r>
+        <w:rPr>
+          <w:rtl/>
+          <w:cs/>
           <w:lang w:val="ar_AE" w:bidi="ar_AE"/>
         </w:rPr>
       </w:r>
@@ -5765,34 +7227,44 @@
       </w:pPr>
       <w:r>
         <w:rPr>
+          <w:rtl/>
+          <w:cs/>
           <w:lang w:val="ar_AE" w:bidi="ar_AE"/>
         </w:rPr>
         <w:t>ملكوت الله</w:t>
       </w:r>
       <w:r>
         <w:rPr>
-          <w:lang w:val="ar_AE" w:bidi="ar_AE"/>
-        </w:rPr>
-      </w:r>
-    </w:p>
-    <w:p>
-      <w:pPr>
-        <w:bidi/>
-      </w:pPr>
-      <w:r>
-        <w:rPr>
+          <w:rtl/>
+          <w:cs/>
+          <w:lang w:val="ar_AE" w:bidi="ar_AE"/>
+        </w:rPr>
+      </w:r>
+    </w:p>
+    <w:p>
+      <w:pPr>
+        <w:bidi/>
+      </w:pPr>
+      <w:r>
+        <w:rPr>
+          <w:rtl/>
+          <w:cs/>
           <w:lang w:val="ar_AE" w:bidi="ar_AE"/>
         </w:rPr>
       </w:r>
       <w:r>
         <w:rPr>
           <w:b/>
+          <w:rtl/>
+          <w:cs/>
           <w:lang w:val="ar_AE" w:bidi="ar_AE"/>
         </w:rPr>
         <w:t>ملكوت الله</w:t>
       </w:r>
       <w:r>
         <w:rPr>
+          <w:rtl/>
+          <w:cs/>
           <w:lang w:val="ar_AE" w:bidi="ar_AE"/>
         </w:rPr>
         <w:t xml:space="preserve"> </w:t>
@@ -5800,12 +7272,16 @@
       <w:r>
         <w:rPr>
           <w:b/>
+          <w:rtl/>
+          <w:cs/>
           <w:lang w:val="ar_AE" w:bidi="ar_AE"/>
         </w:rPr>
         <w:t>وملكوت السماوات</w:t>
       </w:r>
       <w:r>
         <w:rPr>
+          <w:rtl/>
+          <w:cs/>
           <w:lang w:val="ar_AE" w:bidi="ar_AE"/>
         </w:rPr>
         <w:t xml:space="preserve"> يعنيان نفس الشيء. فبسبب أنه في أوقات لاحقة كان </w:t>
@@ -5813,12 +7289,16 @@
       <w:r>
         <w:rPr>
           <w:b/>
+          <w:rtl/>
+          <w:cs/>
           <w:lang w:val="ar_AE" w:bidi="ar_AE"/>
         </w:rPr>
         <w:t>اليهود</w:t>
       </w:r>
       <w:r>
         <w:rPr>
+          <w:rtl/>
+          <w:cs/>
           <w:lang w:val="ar_AE" w:bidi="ar_AE"/>
         </w:rPr>
         <w:t xml:space="preserve"> يعتقدون أنه من غير اللائق أن يذكروا اسم الله، فقد كانوا أحيانًا يقولون "</w:t>
@@ -5826,6 +7306,8 @@
       <w:hyperlink r:id="rId58">
         <w:r>
           <w:rPr>
+            <w:rtl/>
+            <w:cs/>
             <w:lang w:val="ar_AE" w:bidi="ar_AE"/>
           </w:rPr>
           <w:rPr>
@@ -5837,6 +7319,8 @@
       </w:hyperlink>
       <w:r>
         <w:rPr>
+          <w:rtl/>
+          <w:cs/>
           <w:lang w:val="ar_AE" w:bidi="ar_AE"/>
         </w:rPr>
         <w:t>" عندما كانوا يقصدون الله.</w:t>
@@ -5848,12 +7332,16 @@
       </w:pPr>
       <w:r>
         <w:rPr>
+          <w:rtl/>
+          <w:cs/>
           <w:lang w:val="ar_AE" w:bidi="ar_AE"/>
         </w:rPr>
       </w:r>
       <w:hyperlink r:id="rId27">
         <w:r>
           <w:rPr>
+            <w:rtl/>
+            <w:cs/>
             <w:lang w:val="ar_AE" w:bidi="ar_AE"/>
           </w:rPr>
           <w:rPr>
@@ -5865,6 +7353,8 @@
       </w:hyperlink>
       <w:r>
         <w:rPr>
+          <w:rtl/>
+          <w:cs/>
           <w:lang w:val="ar_AE" w:bidi="ar_AE"/>
         </w:rPr>
         <w:t xml:space="preserve"> هو حاكم مسؤول عن مجموعة من الناس. والأرض التي تخضع تحت </w:t>
@@ -5872,6 +7362,8 @@
       <w:hyperlink r:id="rId32">
         <w:r>
           <w:rPr>
+            <w:rtl/>
+            <w:cs/>
             <w:lang w:val="ar_AE" w:bidi="ar_AE"/>
           </w:rPr>
           <w:rPr>
@@ -5883,6 +7375,8 @@
       </w:hyperlink>
       <w:r>
         <w:rPr>
+          <w:rtl/>
+          <w:cs/>
           <w:lang w:val="ar_AE" w:bidi="ar_AE"/>
         </w:rPr>
         <w:t xml:space="preserve"> الملك تُدعى </w:t>
@@ -5890,6 +7384,8 @@
       <w:hyperlink r:id="rId33">
         <w:r>
           <w:rPr>
+            <w:rtl/>
+            <w:cs/>
             <w:lang w:val="ar_AE" w:bidi="ar_AE"/>
           </w:rPr>
           <w:rPr>
@@ -5901,6 +7397,8 @@
       </w:hyperlink>
       <w:r>
         <w:rPr>
+          <w:rtl/>
+          <w:cs/>
           <w:lang w:val="ar_AE" w:bidi="ar_AE"/>
         </w:rPr>
         <w:t>. لكن كلمة الملكوت يمكن أن تعني أيضًا الناس الذين يخضعون لسلطان الملك. وعندما نقول أن المملكة كبيرة للغاية، فإن هذا يمكن أن يعني أنه يوجد الكثير جدًا من الناس في المملكة، أو أن أرض الملك متسعة للغاية. لكن كلمة الملكوت تشير أيضًا إلى حُكم الملك. وعندما نقول أن ملكوت الملك لن يزول أبدًا، فإن هذا يعني أن هذا الملك لن يتوقف أبدًا عن الحكم. وعندما يتحدث الكتاب المُقدَّس عن ملكوت الله، فإن هذا يعني بشكل خاص حكم الله.</w:t>
@@ -5912,11 +7410,15 @@
       </w:pPr>
       <w:r>
         <w:rPr>
-          <w:lang w:val="ar_AE" w:bidi="ar_AE"/>
-        </w:rPr>
-      </w:r>
-      <w:r>
-        <w:rPr>
+          <w:rtl/>
+          <w:cs/>
+          <w:lang w:val="ar_AE" w:bidi="ar_AE"/>
+        </w:rPr>
+      </w:r>
+      <w:r>
+        <w:rPr>
+          <w:rtl/>
+          <w:cs/>
           <w:lang w:val="ar_AE" w:bidi="ar_AE"/>
         </w:rPr>
         <w:t xml:space="preserve">فإن الله هو الملك على العالم بأسره. والخليقة كلها هي ملكوته. في العهد القديم، كان شعب </w:t>
@@ -5924,6 +7426,8 @@
       <w:hyperlink r:id="rId16">
         <w:r>
           <w:rPr>
+            <w:rtl/>
+            <w:cs/>
             <w:lang w:val="ar_AE" w:bidi="ar_AE"/>
           </w:rPr>
           <w:rPr>
@@ -5935,6 +7439,8 @@
       </w:hyperlink>
       <w:r>
         <w:rPr>
+          <w:rtl/>
+          <w:cs/>
           <w:lang w:val="ar_AE" w:bidi="ar_AE"/>
         </w:rPr>
         <w:t xml:space="preserve"> يُدعى بشكل خاص مملكة الله. وقد كان هناك ملوك بشريون يحكمون على إسرائيل، لكنهم كانوا خاضعين للمحاسبة أمام الله. فهو كان الملك الأعلى، ملك الملوك!</w:t>
@@ -5946,11 +7452,15 @@
       </w:pPr>
       <w:r>
         <w:rPr>
-          <w:lang w:val="ar_AE" w:bidi="ar_AE"/>
-        </w:rPr>
-      </w:r>
-      <w:r>
-        <w:rPr>
+          <w:rtl/>
+          <w:cs/>
+          <w:lang w:val="ar_AE" w:bidi="ar_AE"/>
+        </w:rPr>
+      </w:r>
+      <w:r>
+        <w:rPr>
+          <w:rtl/>
+          <w:cs/>
           <w:lang w:val="ar_AE" w:bidi="ar_AE"/>
         </w:rPr>
         <w:t xml:space="preserve">لكن الشعوب في مملكة الله لم يكونوا مطيعين لله – ولا حتى </w:t>
@@ -5958,12 +7468,16 @@
       <w:r>
         <w:rPr>
           <w:b/>
+          <w:rtl/>
+          <w:cs/>
           <w:lang w:val="ar_AE" w:bidi="ar_AE"/>
         </w:rPr>
         <w:t>بنو إسرائيل</w:t>
       </w:r>
       <w:r>
         <w:rPr>
+          <w:rtl/>
+          <w:cs/>
           <w:lang w:val="ar_AE" w:bidi="ar_AE"/>
         </w:rPr>
         <w:t xml:space="preserve">. </w:t>
@@ -5971,12 +7485,16 @@
       <w:r>
         <w:rPr>
           <w:b/>
+          <w:rtl/>
+          <w:cs/>
           <w:lang w:val="ar_AE" w:bidi="ar_AE"/>
         </w:rPr>
         <w:t>والأنبياء</w:t>
       </w:r>
       <w:r>
         <w:rPr>
+          <w:rtl/>
+          <w:cs/>
           <w:lang w:val="ar_AE" w:bidi="ar_AE"/>
         </w:rPr>
         <w:t xml:space="preserve">، الذين أعطوا رسائل من الله إلى الشعب، أخبروا بني إسرائيل أن الله سيأتي يومًا ما ويؤسس ملكوته إلى الأبد. وعندما يحدث ذلك، فإن جميع الناس سيخضعون لله ويطيعونه. وجميع الناس في كل مكان، وكل الخليقة، سيعيشون في </w:t>
@@ -5984,12 +7502,16 @@
       <w:r>
         <w:rPr>
           <w:b/>
+          <w:rtl/>
+          <w:cs/>
           <w:lang w:val="ar_AE" w:bidi="ar_AE"/>
         </w:rPr>
         <w:t>علاقة</w:t>
       </w:r>
       <w:r>
         <w:rPr>
+          <w:rtl/>
+          <w:cs/>
           <w:lang w:val="ar_AE" w:bidi="ar_AE"/>
         </w:rPr>
         <w:t xml:space="preserve"> صحيحة مع الله. ولن تكون هناك معاناة أو </w:t>
@@ -5997,6 +7519,8 @@
       <w:hyperlink r:id="rId63">
         <w:r>
           <w:rPr>
+            <w:rtl/>
+            <w:cs/>
             <w:lang w:val="ar_AE" w:bidi="ar_AE"/>
           </w:rPr>
           <w:rPr>
@@ -6008,6 +7532,8 @@
       </w:hyperlink>
       <w:r>
         <w:rPr>
+          <w:rtl/>
+          <w:cs/>
           <w:lang w:val="ar_AE" w:bidi="ar_AE"/>
         </w:rPr>
         <w:t xml:space="preserve"> بعد. وكان شعب إسرائيل ينتظرون </w:t>
@@ -6015,12 +7541,16 @@
       <w:r>
         <w:rPr>
           <w:b/>
+          <w:rtl/>
+          <w:cs/>
           <w:lang w:val="ar_AE" w:bidi="ar_AE"/>
         </w:rPr>
         <w:t>ويصلّون</w:t>
       </w:r>
       <w:r>
         <w:rPr>
+          <w:rtl/>
+          <w:cs/>
           <w:lang w:val="ar_AE" w:bidi="ar_AE"/>
         </w:rPr>
         <w:t xml:space="preserve"> من أجل أن يأتي هذا الملكوت المثالي.</w:t>
@@ -6032,11 +7562,15 @@
       </w:pPr>
       <w:r>
         <w:rPr>
-          <w:lang w:val="ar_AE" w:bidi="ar_AE"/>
-        </w:rPr>
-      </w:r>
-      <w:r>
-        <w:rPr>
+          <w:rtl/>
+          <w:cs/>
+          <w:lang w:val="ar_AE" w:bidi="ar_AE"/>
+        </w:rPr>
+      </w:r>
+      <w:r>
+        <w:rPr>
+          <w:rtl/>
+          <w:cs/>
           <w:lang w:val="ar_AE" w:bidi="ar_AE"/>
         </w:rPr>
         <w:t xml:space="preserve">ولقد أخبر يسوع الناس أن ملكوت الله هذا كان قريبًا؛ وهذا يعني أن حكم الله المثالي كان سيبدأ قريبًا للغاية. بل إنه قد قال بضع مرات، أن ملكوت الله قد </w:t>
@@ -6044,12 +7578,16 @@
       <w:r>
         <w:rPr>
           <w:b/>
+          <w:rtl/>
+          <w:cs/>
           <w:lang w:val="ar_AE" w:bidi="ar_AE"/>
         </w:rPr>
         <w:t>جاء بالفعل</w:t>
       </w:r>
       <w:r>
         <w:rPr>
+          <w:rtl/>
+          <w:cs/>
           <w:lang w:val="ar_AE" w:bidi="ar_AE"/>
         </w:rPr>
         <w:t xml:space="preserve">! </w:t>
@@ -6057,6 +7595,8 @@
       <w:hyperlink r:id="rId64">
         <w:r>
           <w:rPr>
+            <w:rtl/>
+            <w:cs/>
             <w:lang w:val="ar_AE" w:bidi="ar_AE"/>
           </w:rPr>
           <w:rPr>
@@ -6068,6 +7608,8 @@
       </w:hyperlink>
       <w:r>
         <w:rPr>
+          <w:rtl/>
+          <w:cs/>
           <w:lang w:val="ar_AE" w:bidi="ar_AE"/>
         </w:rPr>
         <w:t xml:space="preserve"> العظيمة التي كان يسوع يصنعها كانت دليلًا على أن الله كان بالفعل يحكم كملك. وفي اللحظة التي كان يبدأ فيها شخص ما بالإيمان في يسوع، كان "يدخل ملكوت الله"! و الذين قد قبلوه باعتباره ملكًا لهم، قد صاروا شعب الله.</w:t>
@@ -6079,11 +7621,15 @@
       </w:pPr>
       <w:r>
         <w:rPr>
-          <w:lang w:val="ar_AE" w:bidi="ar_AE"/>
-        </w:rPr>
-      </w:r>
-      <w:r>
-        <w:rPr>
+          <w:rtl/>
+          <w:cs/>
+          <w:lang w:val="ar_AE" w:bidi="ar_AE"/>
+        </w:rPr>
+      </w:r>
+      <w:r>
+        <w:rPr>
+          <w:rtl/>
+          <w:cs/>
           <w:lang w:val="ar_AE" w:bidi="ar_AE"/>
         </w:rPr>
         <w:t xml:space="preserve">لكننا لا نستطيع أن نرى بعد أن الله هو الذي يحكم بشكل كامل. فالناس لا يزالون يمرضون، ويفعلون </w:t>
@@ -6091,6 +7637,8 @@
       <w:hyperlink r:id="rId36">
         <w:r>
           <w:rPr>
+            <w:rtl/>
+            <w:cs/>
             <w:lang w:val="ar_AE" w:bidi="ar_AE"/>
           </w:rPr>
           <w:rPr>
@@ -6102,6 +7650,8 @@
       </w:hyperlink>
       <w:r>
         <w:rPr>
+          <w:rtl/>
+          <w:cs/>
           <w:lang w:val="ar_AE" w:bidi="ar_AE"/>
         </w:rPr>
         <w:t xml:space="preserve">، ويخوضون الحروب. ولا يزال </w:t>
@@ -6109,6 +7659,8 @@
       <w:hyperlink r:id="rId38">
         <w:r>
           <w:rPr>
+            <w:rtl/>
+            <w:cs/>
             <w:lang w:val="ar_AE" w:bidi="ar_AE"/>
           </w:rPr>
           <w:rPr>
@@ -6120,6 +7672,8 @@
       </w:hyperlink>
       <w:r>
         <w:rPr>
+          <w:rtl/>
+          <w:cs/>
           <w:lang w:val="ar_AE" w:bidi="ar_AE"/>
         </w:rPr>
         <w:t>، عدو الله، يحاول أن يفسد عمل الله. كما لا تزال هناك كوارث طبيعية تقتل الناس.</w:t>
@@ -6131,11 +7685,15 @@
       </w:pPr>
       <w:r>
         <w:rPr>
-          <w:lang w:val="ar_AE" w:bidi="ar_AE"/>
-        </w:rPr>
-      </w:r>
-      <w:r>
-        <w:rPr>
+          <w:rtl/>
+          <w:cs/>
+          <w:lang w:val="ar_AE" w:bidi="ar_AE"/>
+        </w:rPr>
+      </w:r>
+      <w:r>
+        <w:rPr>
+          <w:rtl/>
+          <w:cs/>
           <w:lang w:val="ar_AE" w:bidi="ar_AE"/>
         </w:rPr>
         <w:t xml:space="preserve">ولذلك فقد وعد يسوع أيضًا أن المزيد سيأتي. ففي يومٍ ما، سيُهزَم الشيطان إلى الأبد، وسيعود يسوع إلى الأرض، وسيخضع الجميع لحكمه. فالله سيسترد كل شيء. وعندها سيبدأ ملكوت الله المثالي بشكل كامل. </w:t>
@@ -6147,11 +7705,15 @@
       </w:pPr>
       <w:r>
         <w:rPr>
-          <w:lang w:val="ar_AE" w:bidi="ar_AE"/>
-        </w:rPr>
-      </w:r>
-      <w:r>
-        <w:rPr>
+          <w:rtl/>
+          <w:cs/>
+          <w:lang w:val="ar_AE" w:bidi="ar_AE"/>
+        </w:rPr>
+      </w:r>
+      <w:r>
+        <w:rPr>
+          <w:rtl/>
+          <w:cs/>
           <w:lang w:val="ar_AE" w:bidi="ar_AE"/>
         </w:rPr>
         <w:t xml:space="preserve">كان الناس في زمن يسوع يعتقدون أنه عندما يأتي ملكوت الله، فإن إسرائيل ستستعيد مكانتها </w:t>
@@ -6159,6 +7721,8 @@
       <w:hyperlink r:id="rId65">
         <w:r>
           <w:rPr>
+            <w:rtl/>
+            <w:cs/>
             <w:lang w:val="ar_AE" w:bidi="ar_AE"/>
           </w:rPr>
           <w:rPr>
@@ -6170,6 +7734,8 @@
       </w:hyperlink>
       <w:r>
         <w:rPr>
+          <w:rtl/>
+          <w:cs/>
           <w:lang w:val="ar_AE" w:bidi="ar_AE"/>
         </w:rPr>
         <w:t xml:space="preserve"> سياسية. لكن يسوع شرح كيف أن ملكوت الله كان مختلفًا عما كان يتوقعون. فقد أوضح أن ملكوت الله كان يخص الناس في تبعيتهم لله باعتباره ملكهم، وطاعتهم له. كان يسوع يعلم أن هذا كان أمرًا صعب الفهم، لذا كان يخبر </w:t>
@@ -6177,12 +7743,16 @@
       <w:r>
         <w:rPr>
           <w:b/>
+          <w:rtl/>
+          <w:cs/>
           <w:lang w:val="ar_AE" w:bidi="ar_AE"/>
         </w:rPr>
         <w:t>تلاميذه</w:t>
       </w:r>
       <w:r>
         <w:rPr>
+          <w:rtl/>
+          <w:cs/>
           <w:lang w:val="ar_AE" w:bidi="ar_AE"/>
         </w:rPr>
         <w:t xml:space="preserve"> أن ملكوت الله كان مثل سر. </w:t>
@@ -6194,11 +7764,15 @@
       </w:pPr>
       <w:r>
         <w:rPr>
-          <w:lang w:val="ar_AE" w:bidi="ar_AE"/>
-        </w:rPr>
-      </w:r>
-      <w:r>
-        <w:rPr>
+          <w:rtl/>
+          <w:cs/>
+          <w:lang w:val="ar_AE" w:bidi="ar_AE"/>
+        </w:rPr>
+      </w:r>
+      <w:r>
+        <w:rPr>
+          <w:rtl/>
+          <w:cs/>
           <w:lang w:val="ar_AE" w:bidi="ar_AE"/>
         </w:rPr>
         <w:t xml:space="preserve">وقد علَّم الناس عن ملكوت الله عن طريق إخبارهم القصص أو </w:t>
@@ -6206,12 +7780,16 @@
       <w:r>
         <w:rPr>
           <w:b/>
+          <w:rtl/>
+          <w:cs/>
           <w:lang w:val="ar_AE" w:bidi="ar_AE"/>
         </w:rPr>
         <w:t>الأمثال</w:t>
       </w:r>
       <w:r>
         <w:rPr>
+          <w:rtl/>
+          <w:cs/>
           <w:lang w:val="ar_AE" w:bidi="ar_AE"/>
         </w:rPr>
         <w:t>. وكان في كثير من الأحيان يروي القصص التي تبدأ بتعبير "يشبه ملكوت الله...". وكل واحدة من هذه القصص كانت تُخبر الناس أكثر قليلًا عن كيفية عمل الأمور في ملكوت الله. وفي كثير من الأحيان، كان هذا يُظهر للناس أنه في ملكوت الله، قد تكون الأمور عكس ما كان يتوقعون تمامًا! فإن الأشياء المهمة للأشخاص على الأرض، مثل أن يكونوا أغنياء، أو أن يكونوا في مكانة عالية في المجتمع، أو أن يكونوا أقوياء، لم تكن مهمة على الإطلاق في ملكوت الله. بل على العكس، فإن الناس الذين كانوا الأفقر أو الأقل قوة على الأرض، هم الأكثر أهمية في ملكوت الله.</w:t>
@@ -6223,11 +7801,15 @@
       </w:pPr>
       <w:r>
         <w:rPr>
-          <w:lang w:val="ar_AE" w:bidi="ar_AE"/>
-        </w:rPr>
-      </w:r>
-      <w:r>
-        <w:rPr>
+          <w:rtl/>
+          <w:cs/>
+          <w:lang w:val="ar_AE" w:bidi="ar_AE"/>
+        </w:rPr>
+      </w:r>
+      <w:r>
+        <w:rPr>
+          <w:rtl/>
+          <w:cs/>
           <w:lang w:val="ar_AE" w:bidi="ar_AE"/>
         </w:rPr>
         <w:t xml:space="preserve">والعديد من أمثال يسوع كانت تصف ملكوت الله في صورة وليمة أو عشاء. فعندما يأكل الناس معًا، تكون لهم علاقة جيدة ببعضهم البعض، وأراد يسوع أن يُظهر أن ملكوت الله يتعلق بوجود </w:t>
@@ -6235,12 +7817,16 @@
       <w:r>
         <w:rPr>
           <w:b/>
+          <w:rtl/>
+          <w:cs/>
           <w:lang w:val="ar_AE" w:bidi="ar_AE"/>
         </w:rPr>
         <w:t>علاقة</w:t>
       </w:r>
       <w:r>
         <w:rPr>
+          <w:rtl/>
+          <w:cs/>
           <w:lang w:val="ar_AE" w:bidi="ar_AE"/>
         </w:rPr>
         <w:t xml:space="preserve"> جيدة مع الله. فإذا كان لدينا علاقة صحيحة مع الله عن طريق السماح ليسوع أن يكون ملكًا على حياتنا الآن، فسنعيش أيضًا مع الله إلى الأبد في ملكوته المثالي الذي سيأتي يومًا ما.</w:t>
@@ -6252,11 +7838,15 @@
       </w:pPr>
       <w:r>
         <w:rPr>
-          <w:lang w:val="ar_AE" w:bidi="ar_AE"/>
-        </w:rPr>
-      </w:r>
-      <w:r>
-        <w:rPr>
+          <w:rtl/>
+          <w:cs/>
+          <w:lang w:val="ar_AE" w:bidi="ar_AE"/>
+        </w:rPr>
+      </w:r>
+      <w:r>
+        <w:rPr>
+          <w:rtl/>
+          <w:cs/>
           <w:lang w:val="ar_AE" w:bidi="ar_AE"/>
         </w:rPr>
         <w:t xml:space="preserve">تتحدث بعض المقاطع في العهد الجديد عن أن الله هو الملك، وبعض المقاطع الأخرى تتحدث عن أن يسوع هو الملك. ولأن يسوع هو الله أيضًا، فكلاهما صحيح في آنٍ واحد. ويقول </w:t>
@@ -6264,6 +7854,8 @@
       <w:hyperlink r:id="rId66">
         <w:r>
           <w:rPr>
+            <w:rtl/>
+            <w:cs/>
             <w:lang w:val="ar_AE" w:bidi="ar_AE"/>
           </w:rPr>
           <w:rPr>
@@ -6275,6 +7867,8 @@
       </w:hyperlink>
       <w:r>
         <w:rPr>
+          <w:rtl/>
+          <w:cs/>
           <w:lang w:val="ar_AE" w:bidi="ar_AE"/>
         </w:rPr>
         <w:t xml:space="preserve"> بولس في رسالته إلى أهل كورنثوس أن يسوع ملك، وأنه عندما يهزم جميع الأعداء تمامًا، سيُسلم الملكوت إلى الله.</w:t>
@@ -6286,32 +7880,42 @@
       </w:pPr>
       <w:r>
         <w:rPr>
-          <w:lang w:val="ar_AE" w:bidi="ar_AE"/>
-        </w:rPr>
-      </w:r>
-      <w:r>
-        <w:rPr>
+          <w:rtl/>
+          <w:cs/>
+          <w:lang w:val="ar_AE" w:bidi="ar_AE"/>
+        </w:rPr>
+      </w:r>
+      <w:r>
+        <w:rPr>
+          <w:rtl/>
+          <w:cs/>
           <w:lang w:val="ar_AE" w:bidi="ar_AE"/>
         </w:rPr>
         <w:t>لذا، في الختام، فإن ملكوت الله لا يشير إلى مكان مادي، مثل بلد في مكان ما على الأرض. لكنه يشير بشكل خاص إلى حكم الله. فملكوت الله موجود في كل مكان يسود ويحكم فيه الله، وحيث يطيعه الناس ويحيون في علاقة صحيحة معه. وفي الوقت نفسه، لم يأت ملكوت الله بشكل كامل بعد. حيث لا يخضع الجميع لإرادة الله. لكن في يوم من الأيام سيعود يسوع ويملك على العالم كله وعلى الخليقة في ملكوت الله الكامل. وفي ملكوت الله الكامل هذا، لن يكون هناك ألم أيضًا أو شر، وستخضع جميع الشعوب وكل الخليقة له.</w:t>
       </w:r>
       <w:r>
         <w:rPr>
-          <w:lang w:val="ar_AE" w:bidi="ar_AE"/>
-        </w:rPr>
-      </w:r>
-      <w:r>
-        <w:rPr>
-          <w:lang w:val="ar_AE" w:bidi="ar_AE"/>
-        </w:rPr>
-      </w:r>
-    </w:p>
-    <w:p>
-      <w:pPr>
-        <w:bidi/>
-      </w:pPr>
-      <w:r>
-        <w:rPr>
+          <w:rtl/>
+          <w:cs/>
+          <w:lang w:val="ar_AE" w:bidi="ar_AE"/>
+        </w:rPr>
+      </w:r>
+      <w:r>
+        <w:rPr>
+          <w:rtl/>
+          <w:cs/>
+          <w:lang w:val="ar_AE" w:bidi="ar_AE"/>
+        </w:rPr>
+      </w:r>
+    </w:p>
+    <w:p>
+      <w:pPr>
+        <w:bidi/>
+      </w:pPr>
+      <w:r>
+        <w:rPr>
+          <w:rtl/>
+          <w:cs/>
           <w:lang w:val="ar_AE" w:bidi="ar_AE"/>
         </w:rPr>
       </w:r>
@@ -6323,27 +7927,35 @@
       </w:pPr>
       <w:r>
         <w:rPr>
+          <w:rtl/>
+          <w:cs/>
           <w:lang w:val="ar_AE" w:bidi="ar_AE"/>
         </w:rPr>
         <w:t>مملكة</w:t>
       </w:r>
       <w:r>
         <w:rPr>
-          <w:lang w:val="ar_AE" w:bidi="ar_AE"/>
-        </w:rPr>
-      </w:r>
-    </w:p>
-    <w:p>
-      <w:pPr>
-        <w:bidi/>
-      </w:pPr>
-      <w:r>
-        <w:rPr>
-          <w:lang w:val="ar_AE" w:bidi="ar_AE"/>
-        </w:rPr>
-      </w:r>
-      <w:r>
-        <w:rPr>
+          <w:rtl/>
+          <w:cs/>
+          <w:lang w:val="ar_AE" w:bidi="ar_AE"/>
+        </w:rPr>
+      </w:r>
+    </w:p>
+    <w:p>
+      <w:pPr>
+        <w:bidi/>
+      </w:pPr>
+      <w:r>
+        <w:rPr>
+          <w:rtl/>
+          <w:cs/>
+          <w:lang w:val="ar_AE" w:bidi="ar_AE"/>
+        </w:rPr>
+      </w:r>
+      <w:r>
+        <w:rPr>
+          <w:rtl/>
+          <w:cs/>
           <w:lang w:val="ar_AE" w:bidi="ar_AE"/>
         </w:rPr>
         <w:t xml:space="preserve">إن </w:t>
@@ -6351,12 +7963,16 @@
       <w:r>
         <w:rPr>
           <w:b/>
+          <w:rtl/>
+          <w:cs/>
           <w:lang w:val="ar_AE" w:bidi="ar_AE"/>
         </w:rPr>
         <w:t>المملكة</w:t>
       </w:r>
       <w:r>
         <w:rPr>
+          <w:rtl/>
+          <w:cs/>
           <w:lang w:val="ar_AE" w:bidi="ar_AE"/>
         </w:rPr>
         <w:t xml:space="preserve"> هي المنطقة أو الأرض التي يَحكُمها </w:t>
@@ -6364,6 +7980,8 @@
       <w:hyperlink r:id="rId27">
         <w:r>
           <w:rPr>
+            <w:rtl/>
+            <w:cs/>
             <w:lang w:val="ar_AE" w:bidi="ar_AE"/>
           </w:rPr>
           <w:rPr>
@@ -6375,17 +7993,23 @@
       </w:hyperlink>
       <w:r>
         <w:rPr>
+          <w:rtl/>
+          <w:cs/>
           <w:lang w:val="ar_AE" w:bidi="ar_AE"/>
         </w:rPr>
         <w:t xml:space="preserve">. </w:t>
       </w:r>
       <w:r>
         <w:rPr>
-          <w:lang w:val="ar_AE" w:bidi="ar_AE"/>
-        </w:rPr>
-      </w:r>
-      <w:r>
-        <w:rPr>
+          <w:rtl/>
+          <w:cs/>
+          <w:lang w:val="ar_AE" w:bidi="ar_AE"/>
+        </w:rPr>
+      </w:r>
+      <w:r>
+        <w:rPr>
+          <w:rtl/>
+          <w:cs/>
           <w:lang w:val="ar_AE" w:bidi="ar_AE"/>
         </w:rPr>
       </w:r>
